--- a/quiz_chatbot_doc/Quiz Chatbot.docx
+++ b/quiz_chatbot_doc/Quiz Chatbot.docx
@@ -80,23 +80,44 @@
           <w:bCs/>
         </w:rPr>
       </w:pPr>
-      <w:r>
-        <w:rPr>
-          <w:b/>
-          <w:bCs/>
-        </w:rPr>
-        <w:t>1. Root Directory: app/</w:t>
-      </w:r>
-    </w:p>
-    <w:p>
+    </w:p>
+    <w:p>
+      <w:pPr>
+        <w:rPr>
+          <w:b/>
+          <w:bCs/>
+        </w:rPr>
+      </w:pPr>
+      <w:r>
+        <w:rPr>
+          <w:b/>
+          <w:bCs/>
+        </w:rPr>
+        <w:t>STEP 1:</w:t>
+      </w:r>
+      <w:r>
+        <w:rPr>
+          <w:b/>
+          <w:bCs/>
+        </w:rPr>
+        <w:t xml:space="preserve"> Root Directory: app/</w:t>
+      </w:r>
+    </w:p>
+    <w:p>
+      <w:pPr>
+        <w:ind w:left="720"/>
+      </w:pPr>
       <w:r>
         <w:t>This is the main project folder that contains all necessary files and subdirectories.</w:t>
       </w:r>
     </w:p>
     <w:p>
+      <w:pPr>
+        <w:ind w:left="720"/>
+      </w:pPr>
       <w:r>
         <w:pict w14:anchorId="67D6D2E8">
-          <v:rect id="_x0000_i1025" style="width:0;height:1.5pt" o:hralign="center" o:hrstd="t" o:hr="t" fillcolor="#a0a0a0" stroked="f"/>
+          <v:rect id="_x0000_i1025" style="width:0;height:1.5pt" o:hralign="center" o:bullet="t" o:hrstd="t" o:hr="t" fillcolor="#a0a0a0" stroked="f"/>
         </w:pict>
       </w:r>
     </w:p>
@@ -112,11 +133,33 @@
           <w:b/>
           <w:bCs/>
         </w:rPr>
-        <w:t>2. quiz/ Folder (Core Functionality)</w:t>
-      </w:r>
-    </w:p>
-    <w:p>
-      <w:pPr>
+        <w:t xml:space="preserve">STEP </w:t>
+      </w:r>
+      <w:r>
+        <w:rPr>
+          <w:b/>
+          <w:bCs/>
+        </w:rPr>
+        <w:t>2</w:t>
+      </w:r>
+      <w:r>
+        <w:rPr>
+          <w:b/>
+          <w:bCs/>
+        </w:rPr>
+        <w:t>:</w:t>
+      </w:r>
+      <w:r>
+        <w:rPr>
+          <w:b/>
+          <w:bCs/>
+        </w:rPr>
+        <w:t xml:space="preserve"> quiz/ Folder (Core Functionality)</w:t>
+      </w:r>
+    </w:p>
+    <w:p>
+      <w:pPr>
+        <w:ind w:left="720"/>
         <w:rPr>
           <w:b/>
           <w:bCs/>
@@ -131,6 +174,9 @@
       </w:r>
     </w:p>
     <w:p>
+      <w:pPr>
+        <w:ind w:left="720"/>
+      </w:pPr>
       <w:r>
         <w:rPr>
           <w:b/>
@@ -143,8 +189,13 @@
       <w:pPr>
         <w:numPr>
           <w:ilvl w:val="0"/>
-          <w:numId w:val="1"/>
+          <w:numId w:val="38"/>
         </w:numPr>
+        <w:tabs>
+          <w:tab w:val="clear" w:pos="720"/>
+          <w:tab w:val="num" w:pos="1440"/>
+        </w:tabs>
+        <w:ind w:left="1440"/>
       </w:pPr>
       <w:r>
         <w:t xml:space="preserve">Allows users to upload </w:t>
@@ -164,8 +215,13 @@
       <w:pPr>
         <w:numPr>
           <w:ilvl w:val="0"/>
-          <w:numId w:val="1"/>
+          <w:numId w:val="38"/>
         </w:numPr>
+        <w:tabs>
+          <w:tab w:val="clear" w:pos="720"/>
+          <w:tab w:val="num" w:pos="1440"/>
+        </w:tabs>
+        <w:ind w:left="1440"/>
       </w:pPr>
       <w:r>
         <w:t>Extracts questions from the uploaded document and converts them into JSON format for chatbot processing.</w:t>
@@ -175,14 +231,22 @@
       <w:pPr>
         <w:numPr>
           <w:ilvl w:val="0"/>
-          <w:numId w:val="1"/>
+          <w:numId w:val="38"/>
         </w:numPr>
+        <w:tabs>
+          <w:tab w:val="clear" w:pos="720"/>
+          <w:tab w:val="num" w:pos="1440"/>
+        </w:tabs>
+        <w:ind w:left="1440"/>
       </w:pPr>
       <w:r>
         <w:t>Users can continuously ask questions based on the uploaded document.</w:t>
       </w:r>
     </w:p>
     <w:p>
+      <w:pPr>
+        <w:ind w:left="720"/>
+      </w:pPr>
       <w:r>
         <w:rPr>
           <w:b/>
@@ -195,17 +259,25 @@
       <w:pPr>
         <w:numPr>
           <w:ilvl w:val="0"/>
-          <w:numId w:val="2"/>
+          <w:numId w:val="39"/>
         </w:numPr>
+        <w:tabs>
+          <w:tab w:val="clear" w:pos="720"/>
+          <w:tab w:val="num" w:pos="1440"/>
+        </w:tabs>
+        <w:ind w:left="1440"/>
       </w:pPr>
       <w:r>
         <w:t>If no PDF file is uploaded, the API will return an error.</w:t>
       </w:r>
     </w:p>
     <w:p>
+      <w:pPr>
+        <w:ind w:left="720"/>
+      </w:pPr>
       <w:r>
         <w:pict w14:anchorId="3765F9BB">
-          <v:rect id="_x0000_i1026" style="width:0;height:1.5pt" o:hralign="center" o:hrstd="t" o:hr="t" fillcolor="#a0a0a0" stroked="f"/>
+          <v:rect id="_x0000_i1026" style="width:0;height:1.5pt" o:hralign="center" o:bullet="t" o:hrstd="t" o:hr="t" fillcolor="#a0a0a0" stroked="f"/>
         </w:pict>
       </w:r>
     </w:p>
@@ -221,11 +293,26 @@
           <w:b/>
           <w:bCs/>
         </w:rPr>
-        <w:t>3. common/ Folder (Shared Utilities)</w:t>
-      </w:r>
-    </w:p>
-    <w:p>
-      <w:pPr>
+        <w:t xml:space="preserve">STEP </w:t>
+      </w:r>
+      <w:r>
+        <w:rPr>
+          <w:b/>
+          <w:bCs/>
+        </w:rPr>
+        <w:t>3:</w:t>
+      </w:r>
+      <w:r>
+        <w:rPr>
+          <w:b/>
+          <w:bCs/>
+        </w:rPr>
+        <w:t xml:space="preserve"> common/ Folder (Shared Utilities)</w:t>
+      </w:r>
+    </w:p>
+    <w:p>
+      <w:pPr>
+        <w:ind w:left="720"/>
         <w:rPr>
           <w:b/>
           <w:bCs/>
@@ -240,6 +327,9 @@
       </w:r>
     </w:p>
     <w:p>
+      <w:pPr>
+        <w:ind w:left="720"/>
+      </w:pPr>
       <w:r>
         <w:rPr>
           <w:b/>
@@ -252,8 +342,13 @@
       <w:pPr>
         <w:numPr>
           <w:ilvl w:val="0"/>
-          <w:numId w:val="3"/>
+          <w:numId w:val="37"/>
         </w:numPr>
+        <w:tabs>
+          <w:tab w:val="clear" w:pos="720"/>
+          <w:tab w:val="num" w:pos="1440"/>
+        </w:tabs>
+        <w:ind w:left="1440"/>
       </w:pPr>
       <w:r>
         <w:t>Analyzes user-uploaded documents and questions.</w:t>
@@ -263,8 +358,13 @@
       <w:pPr>
         <w:numPr>
           <w:ilvl w:val="0"/>
-          <w:numId w:val="3"/>
+          <w:numId w:val="37"/>
         </w:numPr>
+        <w:tabs>
+          <w:tab w:val="clear" w:pos="720"/>
+          <w:tab w:val="num" w:pos="1440"/>
+        </w:tabs>
+        <w:ind w:left="1440"/>
       </w:pPr>
       <w:r>
         <w:t>Uses OpenAI to generate responses based on document content.</w:t>
@@ -274,8 +374,13 @@
       <w:pPr>
         <w:numPr>
           <w:ilvl w:val="0"/>
-          <w:numId w:val="3"/>
+          <w:numId w:val="37"/>
         </w:numPr>
+        <w:tabs>
+          <w:tab w:val="clear" w:pos="720"/>
+          <w:tab w:val="num" w:pos="1440"/>
+        </w:tabs>
+        <w:ind w:left="1440"/>
       </w:pPr>
       <w:r>
         <w:rPr>
@@ -300,6 +405,7 @@
     </w:p>
     <w:p>
       <w:pPr>
+        <w:ind w:left="720"/>
         <w:rPr>
           <w:b/>
           <w:bCs/>
@@ -314,6 +420,9 @@
       </w:r>
     </w:p>
     <w:p>
+      <w:pPr>
+        <w:ind w:left="720"/>
+      </w:pPr>
       <w:r>
         <w:rPr>
           <w:b/>
@@ -326,8 +435,13 @@
       <w:pPr>
         <w:numPr>
           <w:ilvl w:val="0"/>
-          <w:numId w:val="4"/>
+          <w:numId w:val="36"/>
         </w:numPr>
+        <w:tabs>
+          <w:tab w:val="clear" w:pos="720"/>
+          <w:tab w:val="num" w:pos="1440"/>
+        </w:tabs>
+        <w:ind w:left="1440"/>
       </w:pPr>
       <w:r>
         <w:t xml:space="preserve">Stores </w:t>
@@ -347,8 +461,13 @@
       <w:pPr>
         <w:numPr>
           <w:ilvl w:val="0"/>
-          <w:numId w:val="4"/>
+          <w:numId w:val="36"/>
         </w:numPr>
+        <w:tabs>
+          <w:tab w:val="clear" w:pos="720"/>
+          <w:tab w:val="num" w:pos="1440"/>
+        </w:tabs>
+        <w:ind w:left="1440"/>
       </w:pPr>
       <w:r>
         <w:t>Allows reusability and centralized management of environment variables.</w:t>
@@ -356,6 +475,7 @@
     </w:p>
     <w:p>
       <w:pPr>
+        <w:ind w:left="720"/>
         <w:rPr>
           <w:b/>
           <w:bCs/>
@@ -370,6 +490,9 @@
       </w:r>
     </w:p>
     <w:p>
+      <w:pPr>
+        <w:ind w:left="720"/>
+      </w:pPr>
       <w:r>
         <w:rPr>
           <w:b/>
@@ -382,10 +505,16 @@
       <w:pPr>
         <w:numPr>
           <w:ilvl w:val="0"/>
-          <w:numId w:val="5"/>
+          <w:numId w:val="35"/>
         </w:numPr>
-      </w:pPr>
-      <w:r>
+        <w:tabs>
+          <w:tab w:val="clear" w:pos="720"/>
+          <w:tab w:val="num" w:pos="1440"/>
+        </w:tabs>
+        <w:ind w:left="1440"/>
+      </w:pPr>
+      <w:r>
+        <w:lastRenderedPageBreak/>
         <w:t xml:space="preserve">Provides </w:t>
       </w:r>
       <w:r>
@@ -401,21 +530,24 @@
     </w:p>
     <w:p>
       <w:pPr>
-        <w:rPr>
-          <w:b/>
-          <w:bCs/>
-        </w:rPr>
-      </w:pPr>
-      <w:r>
-        <w:rPr>
-          <w:b/>
-          <w:bCs/>
-        </w:rPr>
-        <w:lastRenderedPageBreak/>
+        <w:ind w:left="720"/>
+        <w:rPr>
+          <w:b/>
+          <w:bCs/>
+        </w:rPr>
+      </w:pPr>
+      <w:r>
+        <w:rPr>
+          <w:b/>
+          <w:bCs/>
+        </w:rPr>
         <w:t>File: pinecone_configuration.py</w:t>
       </w:r>
     </w:p>
     <w:p>
+      <w:pPr>
+        <w:ind w:left="720"/>
+      </w:pPr>
       <w:r>
         <w:rPr>
           <w:b/>
@@ -428,8 +560,13 @@
       <w:pPr>
         <w:numPr>
           <w:ilvl w:val="0"/>
-          <w:numId w:val="6"/>
+          <w:numId w:val="34"/>
         </w:numPr>
+        <w:tabs>
+          <w:tab w:val="clear" w:pos="720"/>
+          <w:tab w:val="num" w:pos="1440"/>
+        </w:tabs>
+        <w:ind w:left="1440"/>
       </w:pPr>
       <w:r>
         <w:t xml:space="preserve">Implements logic to establish a connection with the </w:t>
@@ -449,8 +586,13 @@
       <w:pPr>
         <w:numPr>
           <w:ilvl w:val="0"/>
-          <w:numId w:val="6"/>
+          <w:numId w:val="34"/>
         </w:numPr>
+        <w:tabs>
+          <w:tab w:val="clear" w:pos="720"/>
+          <w:tab w:val="num" w:pos="1440"/>
+        </w:tabs>
+        <w:ind w:left="1440"/>
       </w:pPr>
       <w:r>
         <w:t xml:space="preserve">Enables </w:t>
@@ -468,6 +610,7 @@
     </w:p>
     <w:p>
       <w:pPr>
+        <w:ind w:left="720"/>
         <w:rPr>
           <w:b/>
           <w:bCs/>
@@ -482,6 +625,9 @@
       </w:r>
     </w:p>
     <w:p>
+      <w:pPr>
+        <w:ind w:left="720"/>
+      </w:pPr>
       <w:r>
         <w:rPr>
           <w:b/>
@@ -494,8 +640,13 @@
       <w:pPr>
         <w:numPr>
           <w:ilvl w:val="0"/>
-          <w:numId w:val="7"/>
+          <w:numId w:val="33"/>
         </w:numPr>
+        <w:tabs>
+          <w:tab w:val="clear" w:pos="720"/>
+          <w:tab w:val="num" w:pos="1440"/>
+        </w:tabs>
+        <w:ind w:left="1440"/>
       </w:pPr>
       <w:r>
         <w:t xml:space="preserve">Defines chatbot </w:t>
@@ -515,8 +666,13 @@
       <w:pPr>
         <w:numPr>
           <w:ilvl w:val="0"/>
-          <w:numId w:val="7"/>
+          <w:numId w:val="33"/>
         </w:numPr>
+        <w:tabs>
+          <w:tab w:val="clear" w:pos="720"/>
+          <w:tab w:val="num" w:pos="1440"/>
+        </w:tabs>
+        <w:ind w:left="1440"/>
       </w:pPr>
       <w:r>
         <w:t>Determines how the chatbot formulates responses.</w:t>
@@ -524,6 +680,7 @@
     </w:p>
     <w:p>
       <w:pPr>
+        <w:ind w:left="720"/>
         <w:rPr>
           <w:b/>
           <w:bCs/>
@@ -538,6 +695,9 @@
       </w:r>
     </w:p>
     <w:p>
+      <w:pPr>
+        <w:ind w:left="720"/>
+      </w:pPr>
       <w:r>
         <w:rPr>
           <w:b/>
@@ -550,8 +710,13 @@
       <w:pPr>
         <w:numPr>
           <w:ilvl w:val="0"/>
-          <w:numId w:val="8"/>
+          <w:numId w:val="32"/>
         </w:numPr>
+        <w:tabs>
+          <w:tab w:val="clear" w:pos="720"/>
+          <w:tab w:val="num" w:pos="1440"/>
+        </w:tabs>
+        <w:ind w:left="1440"/>
       </w:pPr>
       <w:r>
         <w:t xml:space="preserve">Converts </w:t>
@@ -569,6 +734,7 @@
     </w:p>
     <w:p>
       <w:pPr>
+        <w:ind w:left="720"/>
         <w:rPr>
           <w:b/>
           <w:bCs/>
@@ -583,6 +749,9 @@
       </w:r>
     </w:p>
     <w:p>
+      <w:pPr>
+        <w:ind w:left="720"/>
+      </w:pPr>
       <w:r>
         <w:rPr>
           <w:b/>
@@ -595,8 +764,13 @@
       <w:pPr>
         <w:numPr>
           <w:ilvl w:val="0"/>
-          <w:numId w:val="9"/>
+          <w:numId w:val="31"/>
         </w:numPr>
+        <w:tabs>
+          <w:tab w:val="clear" w:pos="720"/>
+          <w:tab w:val="num" w:pos="1440"/>
+        </w:tabs>
+        <w:ind w:left="1440"/>
       </w:pPr>
       <w:r>
         <w:t>Validates uploaded questions and documents.</w:t>
@@ -606,8 +780,13 @@
       <w:pPr>
         <w:numPr>
           <w:ilvl w:val="0"/>
-          <w:numId w:val="9"/>
+          <w:numId w:val="31"/>
         </w:numPr>
+        <w:tabs>
+          <w:tab w:val="clear" w:pos="720"/>
+          <w:tab w:val="num" w:pos="1440"/>
+        </w:tabs>
+        <w:ind w:left="1440"/>
       </w:pPr>
       <w:r>
         <w:rPr>
@@ -634,8 +813,13 @@
       <w:pPr>
         <w:numPr>
           <w:ilvl w:val="0"/>
-          <w:numId w:val="9"/>
+          <w:numId w:val="31"/>
         </w:numPr>
+        <w:tabs>
+          <w:tab w:val="clear" w:pos="720"/>
+          <w:tab w:val="num" w:pos="1440"/>
+        </w:tabs>
+        <w:ind w:left="1440"/>
       </w:pPr>
       <w:r>
         <w:t xml:space="preserve">If a match is found → retrieves answer from </w:t>
@@ -655,8 +839,13 @@
       <w:pPr>
         <w:numPr>
           <w:ilvl w:val="0"/>
-          <w:numId w:val="9"/>
+          <w:numId w:val="31"/>
         </w:numPr>
+        <w:tabs>
+          <w:tab w:val="clear" w:pos="720"/>
+          <w:tab w:val="num" w:pos="2160"/>
+        </w:tabs>
+        <w:ind w:left="1440"/>
       </w:pPr>
       <w:r>
         <w:t>Otherwise → Calls OpenAI to analyze if the question is relevant to the document before generating an answer.</w:t>
@@ -664,6 +853,7 @@
     </w:p>
     <w:p>
       <w:pPr>
+        <w:ind w:left="720"/>
         <w:rPr>
           <w:b/>
           <w:bCs/>
@@ -678,6 +868,9 @@
       </w:r>
     </w:p>
     <w:p>
+      <w:pPr>
+        <w:ind w:left="720"/>
+      </w:pPr>
       <w:r>
         <w:rPr>
           <w:b/>
@@ -690,8 +883,13 @@
       <w:pPr>
         <w:numPr>
           <w:ilvl w:val="0"/>
-          <w:numId w:val="10"/>
+          <w:numId w:val="30"/>
         </w:numPr>
+        <w:tabs>
+          <w:tab w:val="clear" w:pos="720"/>
+          <w:tab w:val="num" w:pos="2160"/>
+        </w:tabs>
+        <w:ind w:left="1440"/>
       </w:pPr>
       <w:r>
         <w:t xml:space="preserve">Ensures that API responses follow </w:t>
@@ -711,17 +909,25 @@
       <w:pPr>
         <w:numPr>
           <w:ilvl w:val="0"/>
-          <w:numId w:val="10"/>
+          <w:numId w:val="30"/>
         </w:numPr>
+        <w:tabs>
+          <w:tab w:val="clear" w:pos="720"/>
+          <w:tab w:val="num" w:pos="2160"/>
+        </w:tabs>
+        <w:ind w:left="1440"/>
       </w:pPr>
       <w:r>
         <w:t>Validates response correctness before returning output.</w:t>
       </w:r>
     </w:p>
     <w:p>
+      <w:pPr>
+        <w:ind w:left="720"/>
+      </w:pPr>
       <w:r>
         <w:pict w14:anchorId="5E2A408A">
-          <v:rect id="_x0000_i1027" style="width:0;height:1.5pt" o:hralign="center" o:hrstd="t" o:hr="t" fillcolor="#a0a0a0" stroked="f"/>
+          <v:rect id="_x0000_i1039" style="width:0;height:1.5pt" o:hralign="center" o:bullet="t" o:hrstd="t" o:hr="t" fillcolor="#a0a0a0" stroked="f"/>
         </w:pict>
       </w:r>
     </w:p>
@@ -737,10 +943,34 @@
           <w:b/>
           <w:bCs/>
         </w:rPr>
-        <w:t>4. models/ Folder (Database Models - ORM)</w:t>
-      </w:r>
-    </w:p>
-    <w:p>
+        <w:t xml:space="preserve">STEP </w:t>
+      </w:r>
+      <w:r>
+        <w:rPr>
+          <w:b/>
+          <w:bCs/>
+        </w:rPr>
+        <w:t>4:</w:t>
+      </w:r>
+      <w:r>
+        <w:rPr>
+          <w:b/>
+          <w:bCs/>
+        </w:rPr>
+        <w:t xml:space="preserve"> </w:t>
+      </w:r>
+      <w:r>
+        <w:rPr>
+          <w:b/>
+          <w:bCs/>
+        </w:rPr>
+        <w:t>models/ Folder (Database Models - ORM)</w:t>
+      </w:r>
+    </w:p>
+    <w:p>
+      <w:pPr>
+        <w:ind w:left="720"/>
+      </w:pPr>
       <w:r>
         <w:rPr>
           <w:b/>
@@ -753,8 +983,13 @@
       <w:pPr>
         <w:numPr>
           <w:ilvl w:val="0"/>
-          <w:numId w:val="11"/>
+          <w:numId w:val="29"/>
         </w:numPr>
+        <w:tabs>
+          <w:tab w:val="clear" w:pos="720"/>
+          <w:tab w:val="num" w:pos="2160"/>
+        </w:tabs>
+        <w:ind w:left="1440"/>
       </w:pPr>
       <w:r>
         <w:t xml:space="preserve">Implements </w:t>
@@ -774,8 +1009,13 @@
       <w:pPr>
         <w:numPr>
           <w:ilvl w:val="0"/>
-          <w:numId w:val="11"/>
+          <w:numId w:val="29"/>
         </w:numPr>
+        <w:tabs>
+          <w:tab w:val="clear" w:pos="720"/>
+          <w:tab w:val="num" w:pos="1440"/>
+        </w:tabs>
+        <w:ind w:left="1440"/>
       </w:pPr>
       <w:r>
         <w:t xml:space="preserve">Defines </w:t>
@@ -792,9 +1032,12 @@
       </w:r>
     </w:p>
     <w:p>
+      <w:pPr>
+        <w:ind w:left="720"/>
+      </w:pPr>
       <w:r>
         <w:pict w14:anchorId="15FAE486">
-          <v:rect id="_x0000_i1028" style="width:0;height:1.5pt" o:hralign="center" o:hrstd="t" o:hr="t" fillcolor="#a0a0a0" stroked="f"/>
+          <v:rect id="_x0000_i1045" style="width:0;height:1.5pt" o:hralign="center" o:bullet="t" o:hrstd="t" o:hr="t" fillcolor="#a0a0a0" stroked="f"/>
         </w:pict>
       </w:r>
     </w:p>
@@ -810,10 +1053,27 @@
           <w:b/>
           <w:bCs/>
         </w:rPr>
-        <w:t>5. uploads/ Folder (File Storage)</w:t>
-      </w:r>
-    </w:p>
-    <w:p>
+        <w:t xml:space="preserve">STEP </w:t>
+      </w:r>
+      <w:r>
+        <w:rPr>
+          <w:b/>
+          <w:bCs/>
+        </w:rPr>
+        <w:t>5:</w:t>
+      </w:r>
+      <w:r>
+        <w:rPr>
+          <w:b/>
+          <w:bCs/>
+        </w:rPr>
+        <w:t xml:space="preserve"> uploads/ Folder (File Storage)</w:t>
+      </w:r>
+    </w:p>
+    <w:p>
+      <w:pPr>
+        <w:ind w:left="720"/>
+      </w:pPr>
       <w:r>
         <w:rPr>
           <w:b/>
@@ -826,10 +1086,16 @@
       <w:pPr>
         <w:numPr>
           <w:ilvl w:val="0"/>
-          <w:numId w:val="12"/>
+          <w:numId w:val="28"/>
         </w:numPr>
-      </w:pPr>
-      <w:r>
+        <w:tabs>
+          <w:tab w:val="clear" w:pos="720"/>
+          <w:tab w:val="num" w:pos="1440"/>
+        </w:tabs>
+        <w:ind w:left="1440"/>
+      </w:pPr>
+      <w:r>
+        <w:lastRenderedPageBreak/>
         <w:t xml:space="preserve">Stores </w:t>
       </w:r>
       <w:r>
@@ -855,21 +1121,24 @@
     </w:p>
     <w:p>
       <w:pPr>
-        <w:rPr>
-          <w:b/>
-          <w:bCs/>
-        </w:rPr>
-      </w:pPr>
-      <w:r>
-        <w:rPr>
-          <w:b/>
-          <w:bCs/>
-        </w:rPr>
-        <w:lastRenderedPageBreak/>
+        <w:ind w:left="720"/>
+        <w:rPr>
+          <w:b/>
+          <w:bCs/>
+        </w:rPr>
+      </w:pPr>
+      <w:r>
+        <w:rPr>
+          <w:b/>
+          <w:bCs/>
+        </w:rPr>
         <w:t>File: input_test.json</w:t>
       </w:r>
     </w:p>
     <w:p>
+      <w:pPr>
+        <w:ind w:left="720"/>
+      </w:pPr>
       <w:r>
         <w:rPr>
           <w:b/>
@@ -882,8 +1151,13 @@
       <w:pPr>
         <w:numPr>
           <w:ilvl w:val="0"/>
-          <w:numId w:val="13"/>
+          <w:numId w:val="27"/>
         </w:numPr>
+        <w:tabs>
+          <w:tab w:val="clear" w:pos="720"/>
+          <w:tab w:val="num" w:pos="1440"/>
+        </w:tabs>
+        <w:ind w:left="1440"/>
       </w:pPr>
       <w:r>
         <w:t xml:space="preserve">Contains sample API input data for </w:t>
@@ -903,17 +1177,25 @@
       <w:pPr>
         <w:numPr>
           <w:ilvl w:val="0"/>
-          <w:numId w:val="13"/>
+          <w:numId w:val="27"/>
         </w:numPr>
+        <w:tabs>
+          <w:tab w:val="clear" w:pos="720"/>
+          <w:tab w:val="num" w:pos="1440"/>
+        </w:tabs>
+        <w:ind w:left="1440"/>
       </w:pPr>
       <w:r>
         <w:t>Eliminates the need for manual API testing.</w:t>
       </w:r>
     </w:p>
     <w:p>
+      <w:pPr>
+        <w:ind w:left="720"/>
+      </w:pPr>
       <w:r>
         <w:pict w14:anchorId="551D9BDB">
-          <v:rect id="_x0000_i1029" style="width:0;height:1.5pt" o:hralign="center" o:hrstd="t" o:hr="t" fillcolor="#a0a0a0" stroked="f"/>
+          <v:rect id="_x0000_i1029" style="width:0;height:1.5pt" o:hralign="center" o:bullet="t" o:hrstd="t" o:hr="t" fillcolor="#a0a0a0" stroked="f"/>
         </w:pict>
       </w:r>
     </w:p>
@@ -929,10 +1211,34 @@
           <w:b/>
           <w:bCs/>
         </w:rPr>
-        <w:t>6. testing/ Folder (Automated Testing)</w:t>
-      </w:r>
-    </w:p>
-    <w:p>
+        <w:t xml:space="preserve">STEP </w:t>
+      </w:r>
+      <w:r>
+        <w:rPr>
+          <w:b/>
+          <w:bCs/>
+        </w:rPr>
+        <w:t>6:</w:t>
+      </w:r>
+      <w:r>
+        <w:rPr>
+          <w:b/>
+          <w:bCs/>
+        </w:rPr>
+        <w:t xml:space="preserve"> T</w:t>
+      </w:r>
+      <w:r>
+        <w:rPr>
+          <w:b/>
+          <w:bCs/>
+        </w:rPr>
+        <w:t>esting/ Folder (Automated Testing)</w:t>
+      </w:r>
+    </w:p>
+    <w:p>
+      <w:pPr>
+        <w:ind w:left="720"/>
+      </w:pPr>
       <w:r>
         <w:rPr>
           <w:b/>
@@ -945,8 +1251,13 @@
       <w:pPr>
         <w:numPr>
           <w:ilvl w:val="0"/>
-          <w:numId w:val="14"/>
+          <w:numId w:val="26"/>
         </w:numPr>
+        <w:tabs>
+          <w:tab w:val="clear" w:pos="720"/>
+          <w:tab w:val="num" w:pos="1440"/>
+        </w:tabs>
+        <w:ind w:left="1440"/>
       </w:pPr>
       <w:r>
         <w:t>Ensures all API functionalities work correctly.</w:t>
@@ -956,8 +1267,13 @@
       <w:pPr>
         <w:numPr>
           <w:ilvl w:val="0"/>
-          <w:numId w:val="14"/>
+          <w:numId w:val="26"/>
         </w:numPr>
+        <w:tabs>
+          <w:tab w:val="clear" w:pos="720"/>
+          <w:tab w:val="num" w:pos="1440"/>
+        </w:tabs>
+        <w:ind w:left="1440"/>
       </w:pPr>
       <w:r>
         <w:t>Reduces manual testing efforts by running pre-defined test cases.</w:t>
@@ -965,6 +1281,7 @@
     </w:p>
     <w:p>
       <w:pPr>
+        <w:ind w:left="720"/>
         <w:rPr>
           <w:b/>
           <w:bCs/>
@@ -979,6 +1296,9 @@
       </w:r>
     </w:p>
     <w:p>
+      <w:pPr>
+        <w:ind w:left="720"/>
+      </w:pPr>
       <w:r>
         <w:rPr>
           <w:b/>
@@ -991,8 +1311,13 @@
       <w:pPr>
         <w:numPr>
           <w:ilvl w:val="0"/>
-          <w:numId w:val="15"/>
+          <w:numId w:val="25"/>
         </w:numPr>
+        <w:tabs>
+          <w:tab w:val="clear" w:pos="720"/>
+          <w:tab w:val="num" w:pos="1440"/>
+        </w:tabs>
+        <w:ind w:left="1440"/>
       </w:pPr>
       <w:r>
         <w:t xml:space="preserve">Implements </w:t>
@@ -1012,8 +1337,13 @@
       <w:pPr>
         <w:numPr>
           <w:ilvl w:val="0"/>
-          <w:numId w:val="15"/>
+          <w:numId w:val="25"/>
         </w:numPr>
+        <w:tabs>
+          <w:tab w:val="clear" w:pos="720"/>
+          <w:tab w:val="num" w:pos="1440"/>
+        </w:tabs>
+        <w:ind w:left="1440"/>
       </w:pPr>
       <w:r>
         <w:t>Provides various test scenarios.</w:t>
@@ -1023,8 +1353,13 @@
       <w:pPr>
         <w:numPr>
           <w:ilvl w:val="0"/>
-          <w:numId w:val="15"/>
+          <w:numId w:val="25"/>
         </w:numPr>
+        <w:tabs>
+          <w:tab w:val="clear" w:pos="720"/>
+          <w:tab w:val="num" w:pos="1440"/>
+        </w:tabs>
+        <w:ind w:left="1440"/>
       </w:pPr>
       <w:r>
         <w:t xml:space="preserve">Generates a </w:t>
@@ -1041,9 +1376,12 @@
       </w:r>
     </w:p>
     <w:p>
+      <w:pPr>
+        <w:ind w:left="720"/>
+      </w:pPr>
       <w:r>
         <w:pict w14:anchorId="6BF0FCB8">
-          <v:rect id="_x0000_i1030" style="width:0;height:1.5pt" o:hralign="center" o:hrstd="t" o:hr="t" fillcolor="#a0a0a0" stroked="f"/>
+          <v:rect id="_x0000_i1030" style="width:0;height:1.5pt" o:hralign="center" o:bullet="t" o:hrstd="t" o:hr="t" fillcolor="#a0a0a0" stroked="f"/>
         </w:pict>
       </w:r>
     </w:p>
@@ -1059,199 +1397,317 @@
           <w:b/>
           <w:bCs/>
         </w:rPr>
-        <w:t>7. app.py (API Entry Point)</w:t>
-      </w:r>
-    </w:p>
-    <w:p>
-      <w:r>
-        <w:rPr>
-          <w:b/>
-          <w:bCs/>
-        </w:rPr>
-        <w:t>Purpose:</w:t>
-      </w:r>
-    </w:p>
-    <w:p>
-      <w:pPr>
+        <w:t xml:space="preserve">STEP </w:t>
+      </w:r>
+      <w:r>
+        <w:rPr>
+          <w:b/>
+          <w:bCs/>
+        </w:rPr>
+        <w:t>7:</w:t>
+      </w:r>
+    </w:p>
+    <w:p>
+      <w:pPr>
+        <w:pStyle w:val="ListParagraph"/>
         <w:numPr>
           <w:ilvl w:val="0"/>
-          <w:numId w:val="16"/>
+          <w:numId w:val="42"/>
         </w:numPr>
-      </w:pPr>
-      <w:r>
-        <w:t>The main FastAPI application file.</w:t>
+        <w:rPr>
+          <w:b/>
+          <w:bCs/>
+        </w:rPr>
+      </w:pPr>
+      <w:r>
+        <w:rPr>
+          <w:b/>
+          <w:bCs/>
+        </w:rPr>
+        <w:t>app.py (API Entry Point)</w:t>
+      </w:r>
+    </w:p>
+    <w:p>
+      <w:pPr>
+        <w:ind w:left="1080"/>
+      </w:pPr>
+      <w:r>
+        <w:rPr>
+          <w:b/>
+          <w:bCs/>
+        </w:rPr>
+        <w:t>Purpose:</w:t>
       </w:r>
     </w:p>
     <w:p>
       <w:pPr>
         <w:numPr>
           <w:ilvl w:val="0"/>
-          <w:numId w:val="16"/>
+          <w:numId w:val="24"/>
         </w:numPr>
-      </w:pPr>
-      <w:r>
-        <w:t xml:space="preserve">Allows testing through </w:t>
-      </w:r>
-      <w:r>
-        <w:rPr>
-          <w:b/>
-          <w:bCs/>
-        </w:rPr>
-        <w:t>Postman</w:t>
-      </w:r>
-      <w:r>
-        <w:t>.</w:t>
+        <w:tabs>
+          <w:tab w:val="clear" w:pos="720"/>
+          <w:tab w:val="num" w:pos="1800"/>
+        </w:tabs>
+        <w:ind w:left="1800"/>
+      </w:pPr>
+      <w:r>
+        <w:t>The main FastAPI application file.</w:t>
       </w:r>
     </w:p>
     <w:p>
       <w:pPr>
         <w:numPr>
           <w:ilvl w:val="0"/>
-          <w:numId w:val="16"/>
+          <w:numId w:val="24"/>
         </w:numPr>
-      </w:pPr>
-      <w:r>
-        <w:t>Implements API endpoints to validate inputs and outputs.</w:t>
-      </w:r>
-    </w:p>
-    <w:p>
-      <w:r>
-        <w:rPr>
-          <w:b/>
-          <w:bCs/>
-        </w:rPr>
-        <w:t>Usage:</w:t>
+        <w:tabs>
+          <w:tab w:val="clear" w:pos="720"/>
+          <w:tab w:val="num" w:pos="1800"/>
+        </w:tabs>
+        <w:ind w:left="1800"/>
+      </w:pPr>
+      <w:r>
+        <w:t xml:space="preserve">Allows testing through </w:t>
+      </w:r>
+      <w:r>
+        <w:rPr>
+          <w:b/>
+          <w:bCs/>
+        </w:rPr>
+        <w:t>Postman</w:t>
+      </w:r>
+      <w:r>
+        <w:t>.</w:t>
       </w:r>
     </w:p>
     <w:p>
       <w:pPr>
         <w:numPr>
           <w:ilvl w:val="0"/>
-          <w:numId w:val="17"/>
+          <w:numId w:val="24"/>
         </w:numPr>
-      </w:pPr>
-      <w:r>
-        <w:t>Run app.py to start the FastAPI server.</w:t>
+        <w:tabs>
+          <w:tab w:val="clear" w:pos="720"/>
+          <w:tab w:val="num" w:pos="1800"/>
+        </w:tabs>
+        <w:ind w:left="1800"/>
+      </w:pPr>
+      <w:r>
+        <w:t>Implements API endpoints to validate inputs and outputs.</w:t>
+      </w:r>
+    </w:p>
+    <w:p>
+      <w:pPr>
+        <w:ind w:left="1080"/>
+      </w:pPr>
+      <w:r>
+        <w:rPr>
+          <w:b/>
+          <w:bCs/>
+        </w:rPr>
+        <w:t>Usage:</w:t>
       </w:r>
     </w:p>
     <w:p>
       <w:pPr>
         <w:numPr>
           <w:ilvl w:val="0"/>
-          <w:numId w:val="17"/>
+          <w:numId w:val="23"/>
         </w:numPr>
-      </w:pPr>
-      <w:r>
-        <w:t xml:space="preserve">Use </w:t>
-      </w:r>
-      <w:r>
-        <w:rPr>
-          <w:b/>
-          <w:bCs/>
-        </w:rPr>
-        <w:t>Postman</w:t>
-      </w:r>
-      <w:r>
-        <w:t xml:space="preserve"> to test API endpoints.</w:t>
+        <w:tabs>
+          <w:tab w:val="clear" w:pos="720"/>
+          <w:tab w:val="num" w:pos="1800"/>
+        </w:tabs>
+        <w:ind w:left="1800"/>
+      </w:pPr>
+      <w:r>
+        <w:t>Run app.py to start the FastAPI server.</w:t>
       </w:r>
     </w:p>
     <w:p>
       <w:pPr>
         <w:numPr>
           <w:ilvl w:val="0"/>
-          <w:numId w:val="17"/>
+          <w:numId w:val="23"/>
         </w:numPr>
-      </w:pPr>
-      <w:r>
-        <w:t>Ensures all implemented methods work correctly.</w:t>
-      </w:r>
-    </w:p>
-    <w:p>
-      <w:r>
-        <w:pict w14:anchorId="171C08B8">
-          <v:rect id="_x0000_i1031" style="width:0;height:1.5pt" o:hralign="center" o:hrstd="t" o:hr="t" fillcolor="#a0a0a0" stroked="f"/>
-        </w:pict>
-      </w:r>
-    </w:p>
-    <w:p>
-      <w:pPr>
-        <w:rPr>
-          <w:b/>
-          <w:bCs/>
-        </w:rPr>
-      </w:pPr>
-      <w:r>
-        <w:rPr>
-          <w:b/>
-          <w:bCs/>
-        </w:rPr>
-        <w:t>Testing and Validation</w:t>
-      </w:r>
-    </w:p>
-    <w:p>
-      <w:r>
-        <w:rPr>
-          <w:b/>
-          <w:bCs/>
-        </w:rPr>
-        <w:t>Manual Testing:</w:t>
+        <w:tabs>
+          <w:tab w:val="clear" w:pos="720"/>
+          <w:tab w:val="num" w:pos="1800"/>
+        </w:tabs>
+        <w:ind w:left="1800"/>
+      </w:pPr>
+      <w:r>
+        <w:t xml:space="preserve">Use </w:t>
+      </w:r>
+      <w:r>
+        <w:rPr>
+          <w:b/>
+          <w:bCs/>
+        </w:rPr>
+        <w:t>Postman</w:t>
+      </w:r>
+      <w:r>
+        <w:t xml:space="preserve"> to test API endpoints.</w:t>
       </w:r>
     </w:p>
     <w:p>
       <w:pPr>
         <w:numPr>
           <w:ilvl w:val="0"/>
-          <w:numId w:val="18"/>
+          <w:numId w:val="23"/>
         </w:numPr>
-      </w:pPr>
-      <w:r>
-        <w:t xml:space="preserve">Use </w:t>
-      </w:r>
-      <w:r>
-        <w:rPr>
-          <w:b/>
-          <w:bCs/>
-        </w:rPr>
-        <w:t>Postman</w:t>
-      </w:r>
-      <w:r>
-        <w:t xml:space="preserve"> to check API responses.</w:t>
-      </w:r>
-    </w:p>
-    <w:p>
-      <w:r>
-        <w:rPr>
-          <w:b/>
-          <w:bCs/>
-        </w:rPr>
-        <w:t>Automated Testing:</w:t>
+        <w:tabs>
+          <w:tab w:val="clear" w:pos="720"/>
+          <w:tab w:val="num" w:pos="1800"/>
+        </w:tabs>
+        <w:ind w:left="1800"/>
+      </w:pPr>
+      <w:r>
+        <w:t>Ensures all implemented methods work correctly.</w:t>
+      </w:r>
+    </w:p>
+    <w:p>
+      <w:pPr>
+        <w:ind w:left="720" w:firstLine="720"/>
+      </w:pPr>
+      <w:r>
+        <w:pict w14:anchorId="171C08B8">
+          <v:rect id="_x0000_i1031" style="width:0;height:1.5pt" o:hralign="center" o:bullet="t" o:hrstd="t" o:hr="t" fillcolor="#a0a0a0" stroked="f"/>
+        </w:pict>
+      </w:r>
+    </w:p>
+    <w:p>
+      <w:pPr>
+        <w:rPr>
+          <w:b/>
+          <w:bCs/>
+        </w:rPr>
+      </w:pPr>
+      <w:r>
+        <w:rPr>
+          <w:b/>
+          <w:bCs/>
+        </w:rPr>
+        <w:t xml:space="preserve">STEP </w:t>
+      </w:r>
+      <w:r>
+        <w:rPr>
+          <w:b/>
+          <w:bCs/>
+        </w:rPr>
+        <w:t>8</w:t>
+      </w:r>
+      <w:r>
+        <w:rPr>
+          <w:b/>
+          <w:bCs/>
+        </w:rPr>
+        <w:t>:</w:t>
+      </w:r>
+      <w:r>
+        <w:rPr>
+          <w:b/>
+          <w:bCs/>
+        </w:rPr>
+        <w:t xml:space="preserve"> </w:t>
+      </w:r>
+      <w:r>
+        <w:rPr>
+          <w:b/>
+          <w:bCs/>
+        </w:rPr>
+        <w:t>Testing and Validation</w:t>
+      </w:r>
+    </w:p>
+    <w:p>
+      <w:pPr>
+        <w:ind w:left="360"/>
+      </w:pPr>
+      <w:r>
+        <w:rPr>
+          <w:b/>
+          <w:bCs/>
+        </w:rPr>
+        <w:t>Manual Testing:</w:t>
       </w:r>
     </w:p>
     <w:p>
       <w:pPr>
         <w:numPr>
           <w:ilvl w:val="0"/>
-          <w:numId w:val="19"/>
+          <w:numId w:val="21"/>
         </w:numPr>
-      </w:pPr>
-      <w:r>
-        <w:t>Run pytest to validate multiple test cases without manual intervention.</w:t>
+        <w:tabs>
+          <w:tab w:val="clear" w:pos="720"/>
+          <w:tab w:val="num" w:pos="1080"/>
+        </w:tabs>
+        <w:ind w:left="1080"/>
+      </w:pPr>
+      <w:r>
+        <w:t xml:space="preserve">Use </w:t>
+      </w:r>
+      <w:r>
+        <w:rPr>
+          <w:b/>
+          <w:bCs/>
+        </w:rPr>
+        <w:t>Postman</w:t>
+      </w:r>
+      <w:r>
+        <w:t xml:space="preserve"> to check API responses.</w:t>
+      </w:r>
+    </w:p>
+    <w:p>
+      <w:pPr>
+        <w:ind w:left="360"/>
+      </w:pPr>
+      <w:r>
+        <w:rPr>
+          <w:b/>
+          <w:bCs/>
+        </w:rPr>
+        <w:t>Automated Testing:</w:t>
       </w:r>
     </w:p>
     <w:p>
       <w:pPr>
         <w:numPr>
           <w:ilvl w:val="0"/>
-          <w:numId w:val="19"/>
+          <w:numId w:val="22"/>
         </w:numPr>
+        <w:tabs>
+          <w:tab w:val="clear" w:pos="720"/>
+          <w:tab w:val="num" w:pos="1080"/>
+        </w:tabs>
+        <w:ind w:left="1080"/>
+      </w:pPr>
+      <w:r>
+        <w:lastRenderedPageBreak/>
+        <w:t>Run pytest to validate multiple test cases without manual intervention.</w:t>
+      </w:r>
+    </w:p>
+    <w:p>
+      <w:pPr>
+        <w:numPr>
+          <w:ilvl w:val="0"/>
+          <w:numId w:val="22"/>
+        </w:numPr>
+        <w:tabs>
+          <w:tab w:val="clear" w:pos="720"/>
+          <w:tab w:val="num" w:pos="1080"/>
+        </w:tabs>
+        <w:ind w:left="1080"/>
       </w:pPr>
       <w:r>
         <w:t>Ensures the API returns correct responses for different scenarios.</w:t>
       </w:r>
     </w:p>
     <w:p>
-      <w:r>
-        <w:lastRenderedPageBreak/>
+      <w:pPr>
+        <w:ind w:left="360"/>
+      </w:pPr>
+      <w:r>
         <w:pict w14:anchorId="298747A6">
           <v:rect id="_x0000_i1032" style="width:0;height:1.5pt" o:hralign="center" o:hrstd="t" o:hr="t" fillcolor="#a0a0a0" stroked="f"/>
         </w:pict>
@@ -1259,6 +1715,7 @@
     </w:p>
     <w:p>
       <w:pPr>
+        <w:ind w:left="360"/>
         <w:rPr>
           <w:b/>
           <w:bCs/>
@@ -1276,8 +1733,13 @@
       <w:pPr>
         <w:numPr>
           <w:ilvl w:val="0"/>
-          <w:numId w:val="20"/>
+          <w:numId w:val="41"/>
         </w:numPr>
+        <w:tabs>
+          <w:tab w:val="clear" w:pos="720"/>
+          <w:tab w:val="num" w:pos="1080"/>
+        </w:tabs>
+        <w:ind w:left="1080"/>
       </w:pPr>
       <w:r>
         <w:t xml:space="preserve">This project allows users to upload </w:t>
@@ -1297,8 +1759,13 @@
       <w:pPr>
         <w:numPr>
           <w:ilvl w:val="0"/>
-          <w:numId w:val="20"/>
+          <w:numId w:val="41"/>
         </w:numPr>
+        <w:tabs>
+          <w:tab w:val="clear" w:pos="720"/>
+          <w:tab w:val="num" w:pos="1080"/>
+        </w:tabs>
+        <w:ind w:left="1080"/>
       </w:pPr>
       <w:r>
         <w:t xml:space="preserve">The chatbot uses </w:t>
@@ -1318,8 +1785,13 @@
       <w:pPr>
         <w:numPr>
           <w:ilvl w:val="0"/>
-          <w:numId w:val="20"/>
+          <w:numId w:val="41"/>
         </w:numPr>
+        <w:tabs>
+          <w:tab w:val="clear" w:pos="720"/>
+          <w:tab w:val="num" w:pos="1080"/>
+        </w:tabs>
+        <w:ind w:left="1080"/>
       </w:pPr>
       <w:r>
         <w:t>Automated testing ensures all API functionalities work correctly.</w:t>
@@ -1329,8 +1801,13 @@
       <w:pPr>
         <w:numPr>
           <w:ilvl w:val="0"/>
-          <w:numId w:val="20"/>
+          <w:numId w:val="41"/>
         </w:numPr>
+        <w:tabs>
+          <w:tab w:val="clear" w:pos="720"/>
+          <w:tab w:val="num" w:pos="1080"/>
+        </w:tabs>
+        <w:ind w:left="1080"/>
       </w:pPr>
       <w:r>
         <w:t>Common utilities are centralized in the common/ folder for efficiency.</w:t>
@@ -1340,44 +1817,653 @@
     <w:p/>
     <w:p>
       <w:r>
-        <w:t>Note:</w:t>
+        <w:rPr>
+          <w:b/>
+          <w:bCs/>
+        </w:rPr>
+        <w:t xml:space="preserve">STEP 9 </w:t>
+      </w:r>
+      <w:r>
+        <w:rPr>
+          <w:b/>
+          <w:bCs/>
+        </w:rPr>
+        <w:t>:</w:t>
+      </w:r>
+      <w:r>
+        <w:rPr>
+          <w:b/>
+          <w:bCs/>
+        </w:rPr>
+        <w:t xml:space="preserve"> </w:t>
+      </w:r>
+      <w:r>
+        <w:rPr>
+          <w:b/>
+          <w:bCs/>
+        </w:rPr>
+        <w:t>DOCKER FILE</w:t>
+      </w:r>
+      <w:r>
+        <w:t xml:space="preserve">  :</w:t>
+      </w:r>
+    </w:p>
+    <w:p>
+      <w:pPr>
+        <w:pStyle w:val="ListParagraph"/>
+        <w:numPr>
+          <w:ilvl w:val="0"/>
+          <w:numId w:val="40"/>
+        </w:numPr>
+        <w:ind w:left="1080"/>
+      </w:pPr>
+      <w:r>
+        <w:t>I am not able to push the code to my git repository because of the file size exceeds   more than 25 MB. Because of which I am not able to implement the docker for the same.</w:t>
+      </w:r>
+    </w:p>
+    <w:p>
+      <w:pPr>
+        <w:pStyle w:val="ListParagraph"/>
+        <w:numPr>
+          <w:ilvl w:val="0"/>
+          <w:numId w:val="40"/>
+        </w:numPr>
+        <w:ind w:left="1080"/>
+      </w:pPr>
+      <w:r>
+        <w:t>My env project file size : 1.09 GB</w:t>
+      </w:r>
+      <w:r>
+        <w:br/>
+      </w:r>
+      <w:r>
+        <w:br/>
+      </w:r>
+    </w:p>
+    <w:p>
+      <w:pPr>
+        <w:rPr>
+          <w:b/>
+          <w:bCs/>
+        </w:rPr>
+      </w:pPr>
+      <w:r>
+        <w:rPr>
+          <w:b/>
+          <w:bCs/>
+        </w:rPr>
+        <w:t xml:space="preserve">STEP 10 : </w:t>
+      </w:r>
+      <w:r>
+        <w:rPr>
+          <w:b/>
+          <w:bCs/>
+        </w:rPr>
+        <w:t xml:space="preserve">POSTGRYSQL DATABASE CRAETED QUERY </w:t>
+      </w:r>
+    </w:p>
+    <w:p>
+      <w:pPr>
+        <w:ind w:firstLine="720"/>
+        <w:rPr>
+          <w:b/>
+          <w:bCs/>
+        </w:rPr>
+      </w:pPr>
+      <w:r>
+        <w:rPr>
+          <w:b/>
+          <w:bCs/>
+        </w:rPr>
+        <w:t>CREATE TABLE quiz_chat_master (</w:t>
+      </w:r>
+    </w:p>
+    <w:p>
+      <w:pPr>
+        <w:ind w:left="720"/>
+        <w:rPr>
+          <w:b/>
+          <w:bCs/>
+        </w:rPr>
+      </w:pPr>
+      <w:r>
+        <w:rPr>
+          <w:b/>
+          <w:bCs/>
+        </w:rPr>
+        <w:t xml:space="preserve">    id SERIAL PRIMARY KEY,</w:t>
+      </w:r>
+    </w:p>
+    <w:p>
+      <w:pPr>
+        <w:ind w:left="720"/>
+        <w:rPr>
+          <w:b/>
+          <w:bCs/>
+        </w:rPr>
+      </w:pPr>
+      <w:r>
+        <w:rPr>
+          <w:b/>
+          <w:bCs/>
+        </w:rPr>
+        <w:t xml:space="preserve">    quiz_notes JSONB NOT NULL,</w:t>
+      </w:r>
+    </w:p>
+    <w:p>
+      <w:pPr>
+        <w:ind w:left="720"/>
+        <w:rPr>
+          <w:b/>
+          <w:bCs/>
+        </w:rPr>
+      </w:pPr>
+      <w:r>
+        <w:rPr>
+          <w:b/>
+          <w:bCs/>
+        </w:rPr>
+        <w:t xml:space="preserve">    active BOOLEAN DEFAULT TRUE,</w:t>
+      </w:r>
+    </w:p>
+    <w:p>
+      <w:pPr>
+        <w:ind w:left="720"/>
+        <w:rPr>
+          <w:b/>
+          <w:bCs/>
+        </w:rPr>
+      </w:pPr>
+      <w:r>
+        <w:rPr>
+          <w:b/>
+          <w:bCs/>
+        </w:rPr>
+        <w:t xml:space="preserve">    created_on TIMESTAMP DEFAULT CURRENT_TIMESTAMP,</w:t>
+      </w:r>
+    </w:p>
+    <w:p>
+      <w:pPr>
+        <w:ind w:left="720"/>
+        <w:rPr>
+          <w:b/>
+          <w:bCs/>
+        </w:rPr>
+      </w:pPr>
+      <w:r>
+        <w:rPr>
+          <w:b/>
+          <w:bCs/>
+        </w:rPr>
+        <w:t xml:space="preserve">    updated_on TIMESTAMP DEFAULT CURRENT_TIMESTAMP,</w:t>
+      </w:r>
+    </w:p>
+    <w:p>
+      <w:pPr>
+        <w:ind w:left="720"/>
+      </w:pPr>
+      <w:r>
+        <w:rPr>
+          <w:b/>
+          <w:bCs/>
+        </w:rPr>
+        <w:t xml:space="preserve">    deleted_on TIMESTAMP NULL);</w:t>
+      </w:r>
+      <w:r>
+        <w:rPr>
+          <w:b/>
+          <w:bCs/>
+        </w:rPr>
+        <w:br/>
+      </w:r>
+      <w:r>
+        <w:br/>
       </w:r>
     </w:p>
     <w:p/>
     <w:p>
       <w:r>
         <w:rPr>
-          <w:b/>
-          <w:bCs/>
-        </w:rPr>
-        <w:t>DOCKER FILE</w:t>
-      </w:r>
-      <w:r>
-        <w:t xml:space="preserve">  :</w:t>
-      </w:r>
-    </w:p>
-    <w:p>
-      <w:r>
-        <w:t xml:space="preserve">    I am not able to push the code to my git repository because of the file size exceeds   more than 25 MB. Because of which I am not able to implement the docker for the same.</w:t>
-      </w:r>
-    </w:p>
-    <w:p/>
-    <w:p>
-      <w:r>
-        <w:t>My env project file size : 1.09 GB</w:t>
-      </w:r>
-      <w:r>
-        <w:br/>
-      </w:r>
-      <w:r>
-        <w:br/>
+          <w:noProof/>
+        </w:rPr>
+        <w:lastRenderedPageBreak/>
+        <w:drawing>
+          <wp:inline distT="0" distB="0" distL="0" distR="0" wp14:anchorId="1EC7FC8D" wp14:editId="3E85C4CF">
+            <wp:extent cx="5731510" cy="4590415"/>
+            <wp:effectExtent l="0" t="0" r="2540" b="635"/>
+            <wp:docPr id="573029264" name="Picture 1"/>
+            <wp:cNvGraphicFramePr>
+              <a:graphicFrameLocks xmlns:a="http://schemas.openxmlformats.org/drawingml/2006/main" noChangeAspect="1"/>
+            </wp:cNvGraphicFramePr>
+            <a:graphic xmlns:a="http://schemas.openxmlformats.org/drawingml/2006/main">
+              <a:graphicData uri="http://schemas.openxmlformats.org/drawingml/2006/picture">
+                <pic:pic xmlns:pic="http://schemas.openxmlformats.org/drawingml/2006/picture">
+                  <pic:nvPicPr>
+                    <pic:cNvPr id="573029264" name=""/>
+                    <pic:cNvPicPr/>
+                  </pic:nvPicPr>
+                  <pic:blipFill>
+                    <a:blip r:embed="rId6"/>
+                    <a:stretch>
+                      <a:fillRect/>
+                    </a:stretch>
+                  </pic:blipFill>
+                  <pic:spPr>
+                    <a:xfrm>
+                      <a:off x="0" y="0"/>
+                      <a:ext cx="5731510" cy="4590415"/>
+                    </a:xfrm>
+                    <a:prstGeom prst="rect">
+                      <a:avLst/>
+                    </a:prstGeom>
+                  </pic:spPr>
+                </pic:pic>
+              </a:graphicData>
+            </a:graphic>
+          </wp:inline>
+        </w:drawing>
       </w:r>
     </w:p>
     <w:p/>
     <w:p/>
     <w:p>
       <w:r>
-        <w:t xml:space="preserve">              </w:t>
+        <w:rPr>
+          <w:noProof/>
+        </w:rPr>
+        <w:drawing>
+          <wp:inline distT="0" distB="0" distL="0" distR="0" wp14:anchorId="1FA5C25C" wp14:editId="14174217">
+            <wp:extent cx="5731510" cy="2734945"/>
+            <wp:effectExtent l="0" t="0" r="2540" b="8255"/>
+            <wp:docPr id="1027316520" name="Picture 1"/>
+            <wp:cNvGraphicFramePr>
+              <a:graphicFrameLocks xmlns:a="http://schemas.openxmlformats.org/drawingml/2006/main" noChangeAspect="1"/>
+            </wp:cNvGraphicFramePr>
+            <a:graphic xmlns:a="http://schemas.openxmlformats.org/drawingml/2006/main">
+              <a:graphicData uri="http://schemas.openxmlformats.org/drawingml/2006/picture">
+                <pic:pic xmlns:pic="http://schemas.openxmlformats.org/drawingml/2006/picture">
+                  <pic:nvPicPr>
+                    <pic:cNvPr id="1027316520" name=""/>
+                    <pic:cNvPicPr/>
+                  </pic:nvPicPr>
+                  <pic:blipFill>
+                    <a:blip r:embed="rId7"/>
+                    <a:stretch>
+                      <a:fillRect/>
+                    </a:stretch>
+                  </pic:blipFill>
+                  <pic:spPr>
+                    <a:xfrm>
+                      <a:off x="0" y="0"/>
+                      <a:ext cx="5731510" cy="2734945"/>
+                    </a:xfrm>
+                    <a:prstGeom prst="rect">
+                      <a:avLst/>
+                    </a:prstGeom>
+                  </pic:spPr>
+                </pic:pic>
+              </a:graphicData>
+            </a:graphic>
+          </wp:inline>
+        </w:drawing>
+      </w:r>
+    </w:p>
+    <w:p/>
+    <w:p>
+      <w:r>
+        <w:rPr>
+          <w:noProof/>
+        </w:rPr>
+        <w:lastRenderedPageBreak/>
+        <w:drawing>
+          <wp:inline distT="0" distB="0" distL="0" distR="0" wp14:anchorId="26B28226" wp14:editId="0B36A5FB">
+            <wp:extent cx="5731510" cy="2707005"/>
+            <wp:effectExtent l="0" t="0" r="2540" b="0"/>
+            <wp:docPr id="678453448" name="Picture 1"/>
+            <wp:cNvGraphicFramePr>
+              <a:graphicFrameLocks xmlns:a="http://schemas.openxmlformats.org/drawingml/2006/main" noChangeAspect="1"/>
+            </wp:cNvGraphicFramePr>
+            <a:graphic xmlns:a="http://schemas.openxmlformats.org/drawingml/2006/main">
+              <a:graphicData uri="http://schemas.openxmlformats.org/drawingml/2006/picture">
+                <pic:pic xmlns:pic="http://schemas.openxmlformats.org/drawingml/2006/picture">
+                  <pic:nvPicPr>
+                    <pic:cNvPr id="678453448" name=""/>
+                    <pic:cNvPicPr/>
+                  </pic:nvPicPr>
+                  <pic:blipFill>
+                    <a:blip r:embed="rId8"/>
+                    <a:stretch>
+                      <a:fillRect/>
+                    </a:stretch>
+                  </pic:blipFill>
+                  <pic:spPr>
+                    <a:xfrm>
+                      <a:off x="0" y="0"/>
+                      <a:ext cx="5731510" cy="2707005"/>
+                    </a:xfrm>
+                    <a:prstGeom prst="rect">
+                      <a:avLst/>
+                    </a:prstGeom>
+                  </pic:spPr>
+                </pic:pic>
+              </a:graphicData>
+            </a:graphic>
+          </wp:inline>
+        </w:drawing>
+      </w:r>
+    </w:p>
+    <w:p/>
+    <w:p>
+      <w:r>
+        <w:t xml:space="preserve">API FILE RUN STATUS SNAP </w:t>
+      </w:r>
+    </w:p>
+    <w:p/>
+    <w:p>
+      <w:r>
+        <w:rPr>
+          <w:noProof/>
+        </w:rPr>
+        <w:drawing>
+          <wp:inline distT="0" distB="0" distL="0" distR="0" wp14:anchorId="7AB9079A" wp14:editId="49C935D1">
+            <wp:extent cx="5731510" cy="2932430"/>
+            <wp:effectExtent l="0" t="0" r="2540" b="1270"/>
+            <wp:docPr id="948113863" name="Picture 1"/>
+            <wp:cNvGraphicFramePr>
+              <a:graphicFrameLocks xmlns:a="http://schemas.openxmlformats.org/drawingml/2006/main" noChangeAspect="1"/>
+            </wp:cNvGraphicFramePr>
+            <a:graphic xmlns:a="http://schemas.openxmlformats.org/drawingml/2006/main">
+              <a:graphicData uri="http://schemas.openxmlformats.org/drawingml/2006/picture">
+                <pic:pic xmlns:pic="http://schemas.openxmlformats.org/drawingml/2006/picture">
+                  <pic:nvPicPr>
+                    <pic:cNvPr id="0" name="Picture 9"/>
+                    <pic:cNvPicPr>
+                      <a:picLocks noChangeAspect="1" noChangeArrowheads="1"/>
+                    </pic:cNvPicPr>
+                  </pic:nvPicPr>
+                  <pic:blipFill>
+                    <a:blip r:embed="rId9" cstate="print">
+                      <a:extLst>
+                        <a:ext uri="{28A0092B-C50C-407E-A947-70E740481C1C}">
+                          <a14:useLocalDpi xmlns:a14="http://schemas.microsoft.com/office/drawing/2010/main" val="0"/>
+                        </a:ext>
+                      </a:extLst>
+                    </a:blip>
+                    <a:srcRect/>
+                    <a:stretch>
+                      <a:fillRect/>
+                    </a:stretch>
+                  </pic:blipFill>
+                  <pic:spPr bwMode="auto">
+                    <a:xfrm>
+                      <a:off x="0" y="0"/>
+                      <a:ext cx="5731510" cy="2932430"/>
+                    </a:xfrm>
+                    <a:prstGeom prst="rect">
+                      <a:avLst/>
+                    </a:prstGeom>
+                    <a:noFill/>
+                    <a:ln>
+                      <a:noFill/>
+                    </a:ln>
+                  </pic:spPr>
+                </pic:pic>
+              </a:graphicData>
+            </a:graphic>
+          </wp:inline>
+        </w:drawing>
+      </w:r>
+    </w:p>
+    <w:p/>
+    <w:p>
+      <w:r>
+        <w:t xml:space="preserve">API CALL UISNG POST MAN FILE </w:t>
+      </w:r>
+    </w:p>
+    <w:p>
+      <w:r>
+        <w:t xml:space="preserve">   Input and output response </w:t>
+      </w:r>
+    </w:p>
+    <w:p>
+      <w:r>
+        <w:rPr>
+          <w:noProof/>
+        </w:rPr>
+        <w:lastRenderedPageBreak/>
+        <w:drawing>
+          <wp:inline distT="0" distB="0" distL="0" distR="0" wp14:anchorId="588D0EFE" wp14:editId="6CFC73BD">
+            <wp:extent cx="5731510" cy="2928620"/>
+            <wp:effectExtent l="0" t="0" r="2540" b="5080"/>
+            <wp:docPr id="1791860849" name="Picture 2"/>
+            <wp:cNvGraphicFramePr>
+              <a:graphicFrameLocks xmlns:a="http://schemas.openxmlformats.org/drawingml/2006/main" noChangeAspect="1"/>
+            </wp:cNvGraphicFramePr>
+            <a:graphic xmlns:a="http://schemas.openxmlformats.org/drawingml/2006/main">
+              <a:graphicData uri="http://schemas.openxmlformats.org/drawingml/2006/picture">
+                <pic:pic xmlns:pic="http://schemas.openxmlformats.org/drawingml/2006/picture">
+                  <pic:nvPicPr>
+                    <pic:cNvPr id="0" name="Picture 11"/>
+                    <pic:cNvPicPr>
+                      <a:picLocks noChangeAspect="1" noChangeArrowheads="1"/>
+                    </pic:cNvPicPr>
+                  </pic:nvPicPr>
+                  <pic:blipFill>
+                    <a:blip r:embed="rId10" cstate="print">
+                      <a:extLst>
+                        <a:ext uri="{28A0092B-C50C-407E-A947-70E740481C1C}">
+                          <a14:useLocalDpi xmlns:a14="http://schemas.microsoft.com/office/drawing/2010/main" val="0"/>
+                        </a:ext>
+                      </a:extLst>
+                    </a:blip>
+                    <a:srcRect/>
+                    <a:stretch>
+                      <a:fillRect/>
+                    </a:stretch>
+                  </pic:blipFill>
+                  <pic:spPr bwMode="auto">
+                    <a:xfrm>
+                      <a:off x="0" y="0"/>
+                      <a:ext cx="5731510" cy="2928620"/>
+                    </a:xfrm>
+                    <a:prstGeom prst="rect">
+                      <a:avLst/>
+                    </a:prstGeom>
+                    <a:noFill/>
+                    <a:ln>
+                      <a:noFill/>
+                    </a:ln>
+                  </pic:spPr>
+                </pic:pic>
+              </a:graphicData>
+            </a:graphic>
+          </wp:inline>
+        </w:drawing>
+      </w:r>
+    </w:p>
+    <w:p/>
+    <w:p>
+      <w:r>
+        <w:t xml:space="preserve">DATA INSERT INTO POSTGRYSQL DATABASE </w:t>
+      </w:r>
+    </w:p>
+    <w:p/>
+    <w:p>
+      <w:r>
+        <w:rPr>
+          <w:noProof/>
+        </w:rPr>
+        <w:drawing>
+          <wp:inline distT="0" distB="0" distL="0" distR="0" wp14:anchorId="6B58B833" wp14:editId="6016124E">
+            <wp:extent cx="5731510" cy="1457960"/>
+            <wp:effectExtent l="0" t="0" r="2540" b="8890"/>
+            <wp:docPr id="1555514050" name="Picture 3"/>
+            <wp:cNvGraphicFramePr>
+              <a:graphicFrameLocks xmlns:a="http://schemas.openxmlformats.org/drawingml/2006/main" noChangeAspect="1"/>
+            </wp:cNvGraphicFramePr>
+            <a:graphic xmlns:a="http://schemas.openxmlformats.org/drawingml/2006/main">
+              <a:graphicData uri="http://schemas.openxmlformats.org/drawingml/2006/picture">
+                <pic:pic xmlns:pic="http://schemas.openxmlformats.org/drawingml/2006/picture">
+                  <pic:nvPicPr>
+                    <pic:cNvPr id="0" name="Picture 13"/>
+                    <pic:cNvPicPr>
+                      <a:picLocks noChangeAspect="1" noChangeArrowheads="1"/>
+                    </pic:cNvPicPr>
+                  </pic:nvPicPr>
+                  <pic:blipFill>
+                    <a:blip r:embed="rId11" cstate="print">
+                      <a:extLst>
+                        <a:ext uri="{28A0092B-C50C-407E-A947-70E740481C1C}">
+                          <a14:useLocalDpi xmlns:a14="http://schemas.microsoft.com/office/drawing/2010/main" val="0"/>
+                        </a:ext>
+                      </a:extLst>
+                    </a:blip>
+                    <a:srcRect/>
+                    <a:stretch>
+                      <a:fillRect/>
+                    </a:stretch>
+                  </pic:blipFill>
+                  <pic:spPr bwMode="auto">
+                    <a:xfrm>
+                      <a:off x="0" y="0"/>
+                      <a:ext cx="5731510" cy="1457960"/>
+                    </a:xfrm>
+                    <a:prstGeom prst="rect">
+                      <a:avLst/>
+                    </a:prstGeom>
+                    <a:noFill/>
+                    <a:ln>
+                      <a:noFill/>
+                    </a:ln>
+                  </pic:spPr>
+                </pic:pic>
+              </a:graphicData>
+            </a:graphic>
+          </wp:inline>
+        </w:drawing>
+      </w:r>
+    </w:p>
+    <w:p>
+      <w:r>
+        <w:t xml:space="preserve">API TEST AUTOMATION PASSED STATUS </w:t>
+      </w:r>
+    </w:p>
+    <w:p/>
+    <w:p>
+      <w:r>
+        <w:rPr>
+          <w:noProof/>
+        </w:rPr>
+        <w:drawing>
+          <wp:inline distT="0" distB="0" distL="0" distR="0" wp14:anchorId="59371662" wp14:editId="6293EDC9">
+            <wp:extent cx="5731510" cy="2669540"/>
+            <wp:effectExtent l="0" t="0" r="2540" b="0"/>
+            <wp:docPr id="1185080061" name="Picture 4"/>
+            <wp:cNvGraphicFramePr>
+              <a:graphicFrameLocks xmlns:a="http://schemas.openxmlformats.org/drawingml/2006/main" noChangeAspect="1"/>
+            </wp:cNvGraphicFramePr>
+            <a:graphic xmlns:a="http://schemas.openxmlformats.org/drawingml/2006/main">
+              <a:graphicData uri="http://schemas.openxmlformats.org/drawingml/2006/picture">
+                <pic:pic xmlns:pic="http://schemas.openxmlformats.org/drawingml/2006/picture">
+                  <pic:nvPicPr>
+                    <pic:cNvPr id="0" name="Picture 15"/>
+                    <pic:cNvPicPr>
+                      <a:picLocks noChangeAspect="1" noChangeArrowheads="1"/>
+                    </pic:cNvPicPr>
+                  </pic:nvPicPr>
+                  <pic:blipFill>
+                    <a:blip r:embed="rId12" cstate="print">
+                      <a:extLst>
+                        <a:ext uri="{28A0092B-C50C-407E-A947-70E740481C1C}">
+                          <a14:useLocalDpi xmlns:a14="http://schemas.microsoft.com/office/drawing/2010/main" val="0"/>
+                        </a:ext>
+                      </a:extLst>
+                    </a:blip>
+                    <a:srcRect/>
+                    <a:stretch>
+                      <a:fillRect/>
+                    </a:stretch>
+                  </pic:blipFill>
+                  <pic:spPr bwMode="auto">
+                    <a:xfrm>
+                      <a:off x="0" y="0"/>
+                      <a:ext cx="5731510" cy="2669540"/>
+                    </a:xfrm>
+                    <a:prstGeom prst="rect">
+                      <a:avLst/>
+                    </a:prstGeom>
+                    <a:noFill/>
+                    <a:ln>
+                      <a:noFill/>
+                    </a:ln>
+                  </pic:spPr>
+                </pic:pic>
+              </a:graphicData>
+            </a:graphic>
+          </wp:inline>
+        </w:drawing>
+      </w:r>
+    </w:p>
+    <w:p>
+      <w:r>
+        <w:lastRenderedPageBreak/>
+        <w:t>API TEST AUTOMATION FAILD STATUS</w:t>
+      </w:r>
+    </w:p>
+    <w:p/>
+    <w:p>
+      <w:r>
+        <w:rPr>
+          <w:noProof/>
+        </w:rPr>
+        <w:drawing>
+          <wp:inline distT="0" distB="0" distL="0" distR="0" wp14:anchorId="6E859BA9" wp14:editId="5A073BF4">
+            <wp:extent cx="5731510" cy="2748915"/>
+            <wp:effectExtent l="0" t="0" r="2540" b="0"/>
+            <wp:docPr id="1874810375" name="Picture 5"/>
+            <wp:cNvGraphicFramePr>
+              <a:graphicFrameLocks xmlns:a="http://schemas.openxmlformats.org/drawingml/2006/main" noChangeAspect="1"/>
+            </wp:cNvGraphicFramePr>
+            <a:graphic xmlns:a="http://schemas.openxmlformats.org/drawingml/2006/main">
+              <a:graphicData uri="http://schemas.openxmlformats.org/drawingml/2006/picture">
+                <pic:pic xmlns:pic="http://schemas.openxmlformats.org/drawingml/2006/picture">
+                  <pic:nvPicPr>
+                    <pic:cNvPr id="0" name="Picture 17"/>
+                    <pic:cNvPicPr>
+                      <a:picLocks noChangeAspect="1" noChangeArrowheads="1"/>
+                    </pic:cNvPicPr>
+                  </pic:nvPicPr>
+                  <pic:blipFill>
+                    <a:blip r:embed="rId13" cstate="print">
+                      <a:extLst>
+                        <a:ext uri="{28A0092B-C50C-407E-A947-70E740481C1C}">
+                          <a14:useLocalDpi xmlns:a14="http://schemas.microsoft.com/office/drawing/2010/main" val="0"/>
+                        </a:ext>
+                      </a:extLst>
+                    </a:blip>
+                    <a:srcRect/>
+                    <a:stretch>
+                      <a:fillRect/>
+                    </a:stretch>
+                  </pic:blipFill>
+                  <pic:spPr bwMode="auto">
+                    <a:xfrm>
+                      <a:off x="0" y="0"/>
+                      <a:ext cx="5731510" cy="2748915"/>
+                    </a:xfrm>
+                    <a:prstGeom prst="rect">
+                      <a:avLst/>
+                    </a:prstGeom>
+                    <a:noFill/>
+                    <a:ln>
+                      <a:noFill/>
+                    </a:ln>
+                  </pic:spPr>
+                </pic:pic>
+              </a:graphicData>
+            </a:graphic>
+          </wp:inline>
+        </w:drawing>
       </w:r>
     </w:p>
     <w:sectPr>
@@ -1393,6 +2479,453 @@
 <file path=word/numbering.xml><?xml version="1.0" encoding="utf-8"?>
 <w:numbering xmlns:wpc="http://schemas.microsoft.com/office/word/2010/wordprocessingCanvas" xmlns:cx="http://schemas.microsoft.com/office/drawing/2014/chartex" xmlns:cx1="http://schemas.microsoft.com/office/drawing/2015/9/8/chartex" xmlns:cx2="http://schemas.microsoft.com/office/drawing/2015/10/21/chartex" xmlns:cx3="http://schemas.microsoft.com/office/drawing/2016/5/9/chartex" xmlns:cx4="http://schemas.microsoft.com/office/drawing/2016/5/10/chartex" xmlns:cx5="http://schemas.microsoft.com/office/drawing/2016/5/11/chartex" xmlns:cx6="http://schemas.microsoft.com/office/drawing/2016/5/12/chartex" xmlns:cx7="http://schemas.microsoft.com/office/drawing/2016/5/13/chartex" xmlns:cx8="http://schemas.microsoft.com/office/drawing/2016/5/14/chartex" xmlns:mc="http://schemas.openxmlformats.org/markup-compatibility/2006" xmlns:aink="http://schemas.microsoft.com/office/drawing/2016/ink" xmlns:am3d="http://schemas.microsoft.com/office/drawing/2017/model3d" xmlns:o="urn:schemas-microsoft-com:office:office" xmlns:oel="http://schemas.microsoft.com/office/2019/extlst" xmlns:r="http://schemas.openxmlformats.org/officeDocument/2006/relationships" xmlns:m="http://schemas.openxmlformats.org/officeDocument/2006/math" xmlns:v="urn:schemas-microsoft-com:vml" xmlns:wp14="http://schemas.microsoft.com/office/word/2010/wordprocessingDrawing" xmlns:wp="http://schemas.openxmlformats.org/drawingml/2006/wordprocessingDrawing" xmlns:w10="urn:schemas-microsoft-com:office:word" xmlns:w="http://schemas.openxmlformats.org/wordprocessingml/2006/main" xmlns:w14="http://schemas.microsoft.com/office/word/2010/wordml" xmlns:w15="http://schemas.microsoft.com/office/word/2012/wordml" xmlns:w16cex="http://schemas.microsoft.com/office/word/2018/wordml/cex" xmlns:w16cid="http://schemas.microsoft.com/office/word/2016/wordml/cid" xmlns:w16="http://schemas.microsoft.com/office/word/2018/wordml" xmlns:w16du="http://schemas.microsoft.com/office/word/2023/wordml/word16du" xmlns:w16sdtdh="http://schemas.microsoft.com/office/word/2020/wordml/sdtdatahash" xmlns:w16sdtfl="http://schemas.microsoft.com/office/word/2024/wordml/sdtformatlock" xmlns:w16se="http://schemas.microsoft.com/office/word/2015/wordml/symex" xmlns:wpg="http://schemas.microsoft.com/office/word/2010/wordprocessingGroup" xmlns:wpi="http://schemas.microsoft.com/office/word/2010/wordprocessingInk" xmlns:wne="http://schemas.microsoft.com/office/word/2006/wordml" xmlns:wps="http://schemas.microsoft.com/office/word/2010/wordprocessingShape" mc:Ignorable="w14 w15 w16se w16cid w16 w16cex w16sdtdh w16sdtfl w16du wp14">
   <w:abstractNum w:abstractNumId="0" w15:restartNumberingAfterBreak="0">
+    <w:nsid w:val="01164C03"/>
+    <w:multiLevelType w:val="multilevel"/>
+    <w:tmpl w:val="BE1E08B6"/>
+    <w:lvl w:ilvl="0">
+      <w:start w:val="1"/>
+      <w:numFmt w:val="bullet"/>
+      <w:lvlText w:val=""/>
+      <w:lvlJc w:val="left"/>
+      <w:pPr>
+        <w:tabs>
+          <w:tab w:val="num" w:pos="720"/>
+        </w:tabs>
+        <w:ind w:left="720" w:hanging="360"/>
+      </w:pPr>
+      <w:rPr>
+        <w:rFonts w:ascii="Wingdings" w:hAnsi="Wingdings" w:hint="default"/>
+        <w:sz w:val="20"/>
+      </w:rPr>
+    </w:lvl>
+    <w:lvl w:ilvl="1" w:tentative="1">
+      <w:start w:val="1"/>
+      <w:numFmt w:val="bullet"/>
+      <w:lvlText w:val="o"/>
+      <w:lvlJc w:val="left"/>
+      <w:pPr>
+        <w:tabs>
+          <w:tab w:val="num" w:pos="1440"/>
+        </w:tabs>
+        <w:ind w:left="1440" w:hanging="360"/>
+      </w:pPr>
+      <w:rPr>
+        <w:rFonts w:ascii="Courier New" w:hAnsi="Courier New" w:hint="default"/>
+        <w:sz w:val="20"/>
+      </w:rPr>
+    </w:lvl>
+    <w:lvl w:ilvl="2" w:tentative="1">
+      <w:start w:val="1"/>
+      <w:numFmt w:val="bullet"/>
+      <w:lvlText w:val=""/>
+      <w:lvlJc w:val="left"/>
+      <w:pPr>
+        <w:tabs>
+          <w:tab w:val="num" w:pos="2160"/>
+        </w:tabs>
+        <w:ind w:left="2160" w:hanging="360"/>
+      </w:pPr>
+      <w:rPr>
+        <w:rFonts w:ascii="Wingdings" w:hAnsi="Wingdings" w:hint="default"/>
+        <w:sz w:val="20"/>
+      </w:rPr>
+    </w:lvl>
+    <w:lvl w:ilvl="3" w:tentative="1">
+      <w:start w:val="1"/>
+      <w:numFmt w:val="bullet"/>
+      <w:lvlText w:val=""/>
+      <w:lvlJc w:val="left"/>
+      <w:pPr>
+        <w:tabs>
+          <w:tab w:val="num" w:pos="2880"/>
+        </w:tabs>
+        <w:ind w:left="2880" w:hanging="360"/>
+      </w:pPr>
+      <w:rPr>
+        <w:rFonts w:ascii="Wingdings" w:hAnsi="Wingdings" w:hint="default"/>
+        <w:sz w:val="20"/>
+      </w:rPr>
+    </w:lvl>
+    <w:lvl w:ilvl="4" w:tentative="1">
+      <w:start w:val="1"/>
+      <w:numFmt w:val="bullet"/>
+      <w:lvlText w:val=""/>
+      <w:lvlJc w:val="left"/>
+      <w:pPr>
+        <w:tabs>
+          <w:tab w:val="num" w:pos="3600"/>
+        </w:tabs>
+        <w:ind w:left="3600" w:hanging="360"/>
+      </w:pPr>
+      <w:rPr>
+        <w:rFonts w:ascii="Wingdings" w:hAnsi="Wingdings" w:hint="default"/>
+        <w:sz w:val="20"/>
+      </w:rPr>
+    </w:lvl>
+    <w:lvl w:ilvl="5" w:tentative="1">
+      <w:start w:val="1"/>
+      <w:numFmt w:val="bullet"/>
+      <w:lvlText w:val=""/>
+      <w:lvlJc w:val="left"/>
+      <w:pPr>
+        <w:tabs>
+          <w:tab w:val="num" w:pos="4320"/>
+        </w:tabs>
+        <w:ind w:left="4320" w:hanging="360"/>
+      </w:pPr>
+      <w:rPr>
+        <w:rFonts w:ascii="Wingdings" w:hAnsi="Wingdings" w:hint="default"/>
+        <w:sz w:val="20"/>
+      </w:rPr>
+    </w:lvl>
+    <w:lvl w:ilvl="6" w:tentative="1">
+      <w:start w:val="1"/>
+      <w:numFmt w:val="bullet"/>
+      <w:lvlText w:val=""/>
+      <w:lvlJc w:val="left"/>
+      <w:pPr>
+        <w:tabs>
+          <w:tab w:val="num" w:pos="5040"/>
+        </w:tabs>
+        <w:ind w:left="5040" w:hanging="360"/>
+      </w:pPr>
+      <w:rPr>
+        <w:rFonts w:ascii="Wingdings" w:hAnsi="Wingdings" w:hint="default"/>
+        <w:sz w:val="20"/>
+      </w:rPr>
+    </w:lvl>
+    <w:lvl w:ilvl="7" w:tentative="1">
+      <w:start w:val="1"/>
+      <w:numFmt w:val="bullet"/>
+      <w:lvlText w:val=""/>
+      <w:lvlJc w:val="left"/>
+      <w:pPr>
+        <w:tabs>
+          <w:tab w:val="num" w:pos="5760"/>
+        </w:tabs>
+        <w:ind w:left="5760" w:hanging="360"/>
+      </w:pPr>
+      <w:rPr>
+        <w:rFonts w:ascii="Wingdings" w:hAnsi="Wingdings" w:hint="default"/>
+        <w:sz w:val="20"/>
+      </w:rPr>
+    </w:lvl>
+    <w:lvl w:ilvl="8" w:tentative="1">
+      <w:start w:val="1"/>
+      <w:numFmt w:val="bullet"/>
+      <w:lvlText w:val=""/>
+      <w:lvlJc w:val="left"/>
+      <w:pPr>
+        <w:tabs>
+          <w:tab w:val="num" w:pos="6480"/>
+        </w:tabs>
+        <w:ind w:left="6480" w:hanging="360"/>
+      </w:pPr>
+      <w:rPr>
+        <w:rFonts w:ascii="Wingdings" w:hAnsi="Wingdings" w:hint="default"/>
+        <w:sz w:val="20"/>
+      </w:rPr>
+    </w:lvl>
+  </w:abstractNum>
+  <w:abstractNum w:abstractNumId="1" w15:restartNumberingAfterBreak="0">
+    <w:nsid w:val="01427F59"/>
+    <w:multiLevelType w:val="multilevel"/>
+    <w:tmpl w:val="F9606F14"/>
+    <w:lvl w:ilvl="0">
+      <w:start w:val="1"/>
+      <w:numFmt w:val="bullet"/>
+      <w:lvlText w:val=""/>
+      <w:lvlJc w:val="left"/>
+      <w:pPr>
+        <w:tabs>
+          <w:tab w:val="num" w:pos="720"/>
+        </w:tabs>
+        <w:ind w:left="720" w:hanging="360"/>
+      </w:pPr>
+      <w:rPr>
+        <w:rFonts w:ascii="Wingdings" w:hAnsi="Wingdings" w:hint="default"/>
+        <w:sz w:val="20"/>
+      </w:rPr>
+    </w:lvl>
+    <w:lvl w:ilvl="1" w:tentative="1">
+      <w:start w:val="1"/>
+      <w:numFmt w:val="bullet"/>
+      <w:lvlText w:val="o"/>
+      <w:lvlJc w:val="left"/>
+      <w:pPr>
+        <w:tabs>
+          <w:tab w:val="num" w:pos="1440"/>
+        </w:tabs>
+        <w:ind w:left="1440" w:hanging="360"/>
+      </w:pPr>
+      <w:rPr>
+        <w:rFonts w:ascii="Courier New" w:hAnsi="Courier New" w:hint="default"/>
+        <w:sz w:val="20"/>
+      </w:rPr>
+    </w:lvl>
+    <w:lvl w:ilvl="2" w:tentative="1">
+      <w:start w:val="1"/>
+      <w:numFmt w:val="bullet"/>
+      <w:lvlText w:val=""/>
+      <w:lvlJc w:val="left"/>
+      <w:pPr>
+        <w:tabs>
+          <w:tab w:val="num" w:pos="2160"/>
+        </w:tabs>
+        <w:ind w:left="2160" w:hanging="360"/>
+      </w:pPr>
+      <w:rPr>
+        <w:rFonts w:ascii="Wingdings" w:hAnsi="Wingdings" w:hint="default"/>
+        <w:sz w:val="20"/>
+      </w:rPr>
+    </w:lvl>
+    <w:lvl w:ilvl="3" w:tentative="1">
+      <w:start w:val="1"/>
+      <w:numFmt w:val="bullet"/>
+      <w:lvlText w:val=""/>
+      <w:lvlJc w:val="left"/>
+      <w:pPr>
+        <w:tabs>
+          <w:tab w:val="num" w:pos="2880"/>
+        </w:tabs>
+        <w:ind w:left="2880" w:hanging="360"/>
+      </w:pPr>
+      <w:rPr>
+        <w:rFonts w:ascii="Wingdings" w:hAnsi="Wingdings" w:hint="default"/>
+        <w:sz w:val="20"/>
+      </w:rPr>
+    </w:lvl>
+    <w:lvl w:ilvl="4" w:tentative="1">
+      <w:start w:val="1"/>
+      <w:numFmt w:val="bullet"/>
+      <w:lvlText w:val=""/>
+      <w:lvlJc w:val="left"/>
+      <w:pPr>
+        <w:tabs>
+          <w:tab w:val="num" w:pos="3600"/>
+        </w:tabs>
+        <w:ind w:left="3600" w:hanging="360"/>
+      </w:pPr>
+      <w:rPr>
+        <w:rFonts w:ascii="Wingdings" w:hAnsi="Wingdings" w:hint="default"/>
+        <w:sz w:val="20"/>
+      </w:rPr>
+    </w:lvl>
+    <w:lvl w:ilvl="5" w:tentative="1">
+      <w:start w:val="1"/>
+      <w:numFmt w:val="bullet"/>
+      <w:lvlText w:val=""/>
+      <w:lvlJc w:val="left"/>
+      <w:pPr>
+        <w:tabs>
+          <w:tab w:val="num" w:pos="4320"/>
+        </w:tabs>
+        <w:ind w:left="4320" w:hanging="360"/>
+      </w:pPr>
+      <w:rPr>
+        <w:rFonts w:ascii="Wingdings" w:hAnsi="Wingdings" w:hint="default"/>
+        <w:sz w:val="20"/>
+      </w:rPr>
+    </w:lvl>
+    <w:lvl w:ilvl="6" w:tentative="1">
+      <w:start w:val="1"/>
+      <w:numFmt w:val="bullet"/>
+      <w:lvlText w:val=""/>
+      <w:lvlJc w:val="left"/>
+      <w:pPr>
+        <w:tabs>
+          <w:tab w:val="num" w:pos="5040"/>
+        </w:tabs>
+        <w:ind w:left="5040" w:hanging="360"/>
+      </w:pPr>
+      <w:rPr>
+        <w:rFonts w:ascii="Wingdings" w:hAnsi="Wingdings" w:hint="default"/>
+        <w:sz w:val="20"/>
+      </w:rPr>
+    </w:lvl>
+    <w:lvl w:ilvl="7" w:tentative="1">
+      <w:start w:val="1"/>
+      <w:numFmt w:val="bullet"/>
+      <w:lvlText w:val=""/>
+      <w:lvlJc w:val="left"/>
+      <w:pPr>
+        <w:tabs>
+          <w:tab w:val="num" w:pos="5760"/>
+        </w:tabs>
+        <w:ind w:left="5760" w:hanging="360"/>
+      </w:pPr>
+      <w:rPr>
+        <w:rFonts w:ascii="Wingdings" w:hAnsi="Wingdings" w:hint="default"/>
+        <w:sz w:val="20"/>
+      </w:rPr>
+    </w:lvl>
+    <w:lvl w:ilvl="8" w:tentative="1">
+      <w:start w:val="1"/>
+      <w:numFmt w:val="bullet"/>
+      <w:lvlText w:val=""/>
+      <w:lvlJc w:val="left"/>
+      <w:pPr>
+        <w:tabs>
+          <w:tab w:val="num" w:pos="6480"/>
+        </w:tabs>
+        <w:ind w:left="6480" w:hanging="360"/>
+      </w:pPr>
+      <w:rPr>
+        <w:rFonts w:ascii="Wingdings" w:hAnsi="Wingdings" w:hint="default"/>
+        <w:sz w:val="20"/>
+      </w:rPr>
+    </w:lvl>
+  </w:abstractNum>
+  <w:abstractNum w:abstractNumId="2" w15:restartNumberingAfterBreak="0">
+    <w:nsid w:val="04D16AF8"/>
+    <w:multiLevelType w:val="multilevel"/>
+    <w:tmpl w:val="03FE8F6C"/>
+    <w:lvl w:ilvl="0">
+      <w:start w:val="1"/>
+      <w:numFmt w:val="bullet"/>
+      <w:lvlText w:val=""/>
+      <w:lvlJc w:val="left"/>
+      <w:pPr>
+        <w:tabs>
+          <w:tab w:val="num" w:pos="720"/>
+        </w:tabs>
+        <w:ind w:left="720" w:hanging="360"/>
+      </w:pPr>
+      <w:rPr>
+        <w:rFonts w:ascii="Wingdings" w:hAnsi="Wingdings" w:hint="default"/>
+        <w:sz w:val="20"/>
+      </w:rPr>
+    </w:lvl>
+    <w:lvl w:ilvl="1" w:tentative="1">
+      <w:start w:val="1"/>
+      <w:numFmt w:val="bullet"/>
+      <w:lvlText w:val="o"/>
+      <w:lvlJc w:val="left"/>
+      <w:pPr>
+        <w:tabs>
+          <w:tab w:val="num" w:pos="1440"/>
+        </w:tabs>
+        <w:ind w:left="1440" w:hanging="360"/>
+      </w:pPr>
+      <w:rPr>
+        <w:rFonts w:ascii="Courier New" w:hAnsi="Courier New" w:hint="default"/>
+        <w:sz w:val="20"/>
+      </w:rPr>
+    </w:lvl>
+    <w:lvl w:ilvl="2" w:tentative="1">
+      <w:start w:val="1"/>
+      <w:numFmt w:val="bullet"/>
+      <w:lvlText w:val=""/>
+      <w:lvlJc w:val="left"/>
+      <w:pPr>
+        <w:tabs>
+          <w:tab w:val="num" w:pos="2160"/>
+        </w:tabs>
+        <w:ind w:left="2160" w:hanging="360"/>
+      </w:pPr>
+      <w:rPr>
+        <w:rFonts w:ascii="Wingdings" w:hAnsi="Wingdings" w:hint="default"/>
+        <w:sz w:val="20"/>
+      </w:rPr>
+    </w:lvl>
+    <w:lvl w:ilvl="3" w:tentative="1">
+      <w:start w:val="1"/>
+      <w:numFmt w:val="bullet"/>
+      <w:lvlText w:val=""/>
+      <w:lvlJc w:val="left"/>
+      <w:pPr>
+        <w:tabs>
+          <w:tab w:val="num" w:pos="2880"/>
+        </w:tabs>
+        <w:ind w:left="2880" w:hanging="360"/>
+      </w:pPr>
+      <w:rPr>
+        <w:rFonts w:ascii="Wingdings" w:hAnsi="Wingdings" w:hint="default"/>
+        <w:sz w:val="20"/>
+      </w:rPr>
+    </w:lvl>
+    <w:lvl w:ilvl="4" w:tentative="1">
+      <w:start w:val="1"/>
+      <w:numFmt w:val="bullet"/>
+      <w:lvlText w:val=""/>
+      <w:lvlJc w:val="left"/>
+      <w:pPr>
+        <w:tabs>
+          <w:tab w:val="num" w:pos="3600"/>
+        </w:tabs>
+        <w:ind w:left="3600" w:hanging="360"/>
+      </w:pPr>
+      <w:rPr>
+        <w:rFonts w:ascii="Wingdings" w:hAnsi="Wingdings" w:hint="default"/>
+        <w:sz w:val="20"/>
+      </w:rPr>
+    </w:lvl>
+    <w:lvl w:ilvl="5" w:tentative="1">
+      <w:start w:val="1"/>
+      <w:numFmt w:val="bullet"/>
+      <w:lvlText w:val=""/>
+      <w:lvlJc w:val="left"/>
+      <w:pPr>
+        <w:tabs>
+          <w:tab w:val="num" w:pos="4320"/>
+        </w:tabs>
+        <w:ind w:left="4320" w:hanging="360"/>
+      </w:pPr>
+      <w:rPr>
+        <w:rFonts w:ascii="Wingdings" w:hAnsi="Wingdings" w:hint="default"/>
+        <w:sz w:val="20"/>
+      </w:rPr>
+    </w:lvl>
+    <w:lvl w:ilvl="6" w:tentative="1">
+      <w:start w:val="1"/>
+      <w:numFmt w:val="bullet"/>
+      <w:lvlText w:val=""/>
+      <w:lvlJc w:val="left"/>
+      <w:pPr>
+        <w:tabs>
+          <w:tab w:val="num" w:pos="5040"/>
+        </w:tabs>
+        <w:ind w:left="5040" w:hanging="360"/>
+      </w:pPr>
+      <w:rPr>
+        <w:rFonts w:ascii="Wingdings" w:hAnsi="Wingdings" w:hint="default"/>
+        <w:sz w:val="20"/>
+      </w:rPr>
+    </w:lvl>
+    <w:lvl w:ilvl="7" w:tentative="1">
+      <w:start w:val="1"/>
+      <w:numFmt w:val="bullet"/>
+      <w:lvlText w:val=""/>
+      <w:lvlJc w:val="left"/>
+      <w:pPr>
+        <w:tabs>
+          <w:tab w:val="num" w:pos="5760"/>
+        </w:tabs>
+        <w:ind w:left="5760" w:hanging="360"/>
+      </w:pPr>
+      <w:rPr>
+        <w:rFonts w:ascii="Wingdings" w:hAnsi="Wingdings" w:hint="default"/>
+        <w:sz w:val="20"/>
+      </w:rPr>
+    </w:lvl>
+    <w:lvl w:ilvl="8" w:tentative="1">
+      <w:start w:val="1"/>
+      <w:numFmt w:val="bullet"/>
+      <w:lvlText w:val=""/>
+      <w:lvlJc w:val="left"/>
+      <w:pPr>
+        <w:tabs>
+          <w:tab w:val="num" w:pos="6480"/>
+        </w:tabs>
+        <w:ind w:left="6480" w:hanging="360"/>
+      </w:pPr>
+      <w:rPr>
+        <w:rFonts w:ascii="Wingdings" w:hAnsi="Wingdings" w:hint="default"/>
+        <w:sz w:val="20"/>
+      </w:rPr>
+    </w:lvl>
+  </w:abstractNum>
+  <w:abstractNum w:abstractNumId="3" w15:restartNumberingAfterBreak="0">
     <w:nsid w:val="070D2580"/>
     <w:multiLevelType w:val="multilevel"/>
     <w:tmpl w:val="984660D0"/>
@@ -1541,7 +3074,305 @@
       </w:rPr>
     </w:lvl>
   </w:abstractNum>
-  <w:abstractNum w:abstractNumId="1" w15:restartNumberingAfterBreak="0">
+  <w:abstractNum w:abstractNumId="4" w15:restartNumberingAfterBreak="0">
+    <w:nsid w:val="0AD956E9"/>
+    <w:multiLevelType w:val="multilevel"/>
+    <w:tmpl w:val="DC0A2406"/>
+    <w:lvl w:ilvl="0">
+      <w:start w:val="1"/>
+      <w:numFmt w:val="bullet"/>
+      <w:lvlText w:val=""/>
+      <w:lvlJc w:val="left"/>
+      <w:pPr>
+        <w:tabs>
+          <w:tab w:val="num" w:pos="720"/>
+        </w:tabs>
+        <w:ind w:left="720" w:hanging="360"/>
+      </w:pPr>
+      <w:rPr>
+        <w:rFonts w:ascii="Wingdings" w:hAnsi="Wingdings" w:hint="default"/>
+        <w:sz w:val="20"/>
+      </w:rPr>
+    </w:lvl>
+    <w:lvl w:ilvl="1" w:tentative="1">
+      <w:start w:val="1"/>
+      <w:numFmt w:val="bullet"/>
+      <w:lvlText w:val="o"/>
+      <w:lvlJc w:val="left"/>
+      <w:pPr>
+        <w:tabs>
+          <w:tab w:val="num" w:pos="1440"/>
+        </w:tabs>
+        <w:ind w:left="1440" w:hanging="360"/>
+      </w:pPr>
+      <w:rPr>
+        <w:rFonts w:ascii="Courier New" w:hAnsi="Courier New" w:hint="default"/>
+        <w:sz w:val="20"/>
+      </w:rPr>
+    </w:lvl>
+    <w:lvl w:ilvl="2" w:tentative="1">
+      <w:start w:val="1"/>
+      <w:numFmt w:val="bullet"/>
+      <w:lvlText w:val=""/>
+      <w:lvlJc w:val="left"/>
+      <w:pPr>
+        <w:tabs>
+          <w:tab w:val="num" w:pos="2160"/>
+        </w:tabs>
+        <w:ind w:left="2160" w:hanging="360"/>
+      </w:pPr>
+      <w:rPr>
+        <w:rFonts w:ascii="Wingdings" w:hAnsi="Wingdings" w:hint="default"/>
+        <w:sz w:val="20"/>
+      </w:rPr>
+    </w:lvl>
+    <w:lvl w:ilvl="3" w:tentative="1">
+      <w:start w:val="1"/>
+      <w:numFmt w:val="bullet"/>
+      <w:lvlText w:val=""/>
+      <w:lvlJc w:val="left"/>
+      <w:pPr>
+        <w:tabs>
+          <w:tab w:val="num" w:pos="2880"/>
+        </w:tabs>
+        <w:ind w:left="2880" w:hanging="360"/>
+      </w:pPr>
+      <w:rPr>
+        <w:rFonts w:ascii="Wingdings" w:hAnsi="Wingdings" w:hint="default"/>
+        <w:sz w:val="20"/>
+      </w:rPr>
+    </w:lvl>
+    <w:lvl w:ilvl="4" w:tentative="1">
+      <w:start w:val="1"/>
+      <w:numFmt w:val="bullet"/>
+      <w:lvlText w:val=""/>
+      <w:lvlJc w:val="left"/>
+      <w:pPr>
+        <w:tabs>
+          <w:tab w:val="num" w:pos="3600"/>
+        </w:tabs>
+        <w:ind w:left="3600" w:hanging="360"/>
+      </w:pPr>
+      <w:rPr>
+        <w:rFonts w:ascii="Wingdings" w:hAnsi="Wingdings" w:hint="default"/>
+        <w:sz w:val="20"/>
+      </w:rPr>
+    </w:lvl>
+    <w:lvl w:ilvl="5" w:tentative="1">
+      <w:start w:val="1"/>
+      <w:numFmt w:val="bullet"/>
+      <w:lvlText w:val=""/>
+      <w:lvlJc w:val="left"/>
+      <w:pPr>
+        <w:tabs>
+          <w:tab w:val="num" w:pos="4320"/>
+        </w:tabs>
+        <w:ind w:left="4320" w:hanging="360"/>
+      </w:pPr>
+      <w:rPr>
+        <w:rFonts w:ascii="Wingdings" w:hAnsi="Wingdings" w:hint="default"/>
+        <w:sz w:val="20"/>
+      </w:rPr>
+    </w:lvl>
+    <w:lvl w:ilvl="6" w:tentative="1">
+      <w:start w:val="1"/>
+      <w:numFmt w:val="bullet"/>
+      <w:lvlText w:val=""/>
+      <w:lvlJc w:val="left"/>
+      <w:pPr>
+        <w:tabs>
+          <w:tab w:val="num" w:pos="5040"/>
+        </w:tabs>
+        <w:ind w:left="5040" w:hanging="360"/>
+      </w:pPr>
+      <w:rPr>
+        <w:rFonts w:ascii="Wingdings" w:hAnsi="Wingdings" w:hint="default"/>
+        <w:sz w:val="20"/>
+      </w:rPr>
+    </w:lvl>
+    <w:lvl w:ilvl="7" w:tentative="1">
+      <w:start w:val="1"/>
+      <w:numFmt w:val="bullet"/>
+      <w:lvlText w:val=""/>
+      <w:lvlJc w:val="left"/>
+      <w:pPr>
+        <w:tabs>
+          <w:tab w:val="num" w:pos="5760"/>
+        </w:tabs>
+        <w:ind w:left="5760" w:hanging="360"/>
+      </w:pPr>
+      <w:rPr>
+        <w:rFonts w:ascii="Wingdings" w:hAnsi="Wingdings" w:hint="default"/>
+        <w:sz w:val="20"/>
+      </w:rPr>
+    </w:lvl>
+    <w:lvl w:ilvl="8" w:tentative="1">
+      <w:start w:val="1"/>
+      <w:numFmt w:val="bullet"/>
+      <w:lvlText w:val=""/>
+      <w:lvlJc w:val="left"/>
+      <w:pPr>
+        <w:tabs>
+          <w:tab w:val="num" w:pos="6480"/>
+        </w:tabs>
+        <w:ind w:left="6480" w:hanging="360"/>
+      </w:pPr>
+      <w:rPr>
+        <w:rFonts w:ascii="Wingdings" w:hAnsi="Wingdings" w:hint="default"/>
+        <w:sz w:val="20"/>
+      </w:rPr>
+    </w:lvl>
+  </w:abstractNum>
+  <w:abstractNum w:abstractNumId="5" w15:restartNumberingAfterBreak="0">
+    <w:nsid w:val="0CBC42B1"/>
+    <w:multiLevelType w:val="multilevel"/>
+    <w:tmpl w:val="06508136"/>
+    <w:lvl w:ilvl="0">
+      <w:start w:val="1"/>
+      <w:numFmt w:val="bullet"/>
+      <w:lvlText w:val=""/>
+      <w:lvlJc w:val="left"/>
+      <w:pPr>
+        <w:tabs>
+          <w:tab w:val="num" w:pos="720"/>
+        </w:tabs>
+        <w:ind w:left="720" w:hanging="360"/>
+      </w:pPr>
+      <w:rPr>
+        <w:rFonts w:ascii="Wingdings" w:hAnsi="Wingdings" w:hint="default"/>
+        <w:sz w:val="20"/>
+      </w:rPr>
+    </w:lvl>
+    <w:lvl w:ilvl="1" w:tentative="1">
+      <w:start w:val="1"/>
+      <w:numFmt w:val="bullet"/>
+      <w:lvlText w:val="o"/>
+      <w:lvlJc w:val="left"/>
+      <w:pPr>
+        <w:tabs>
+          <w:tab w:val="num" w:pos="1440"/>
+        </w:tabs>
+        <w:ind w:left="1440" w:hanging="360"/>
+      </w:pPr>
+      <w:rPr>
+        <w:rFonts w:ascii="Courier New" w:hAnsi="Courier New" w:hint="default"/>
+        <w:sz w:val="20"/>
+      </w:rPr>
+    </w:lvl>
+    <w:lvl w:ilvl="2" w:tentative="1">
+      <w:start w:val="1"/>
+      <w:numFmt w:val="bullet"/>
+      <w:lvlText w:val=""/>
+      <w:lvlJc w:val="left"/>
+      <w:pPr>
+        <w:tabs>
+          <w:tab w:val="num" w:pos="2160"/>
+        </w:tabs>
+        <w:ind w:left="2160" w:hanging="360"/>
+      </w:pPr>
+      <w:rPr>
+        <w:rFonts w:ascii="Wingdings" w:hAnsi="Wingdings" w:hint="default"/>
+        <w:sz w:val="20"/>
+      </w:rPr>
+    </w:lvl>
+    <w:lvl w:ilvl="3" w:tentative="1">
+      <w:start w:val="1"/>
+      <w:numFmt w:val="bullet"/>
+      <w:lvlText w:val=""/>
+      <w:lvlJc w:val="left"/>
+      <w:pPr>
+        <w:tabs>
+          <w:tab w:val="num" w:pos="2880"/>
+        </w:tabs>
+        <w:ind w:left="2880" w:hanging="360"/>
+      </w:pPr>
+      <w:rPr>
+        <w:rFonts w:ascii="Wingdings" w:hAnsi="Wingdings" w:hint="default"/>
+        <w:sz w:val="20"/>
+      </w:rPr>
+    </w:lvl>
+    <w:lvl w:ilvl="4" w:tentative="1">
+      <w:start w:val="1"/>
+      <w:numFmt w:val="bullet"/>
+      <w:lvlText w:val=""/>
+      <w:lvlJc w:val="left"/>
+      <w:pPr>
+        <w:tabs>
+          <w:tab w:val="num" w:pos="3600"/>
+        </w:tabs>
+        <w:ind w:left="3600" w:hanging="360"/>
+      </w:pPr>
+      <w:rPr>
+        <w:rFonts w:ascii="Wingdings" w:hAnsi="Wingdings" w:hint="default"/>
+        <w:sz w:val="20"/>
+      </w:rPr>
+    </w:lvl>
+    <w:lvl w:ilvl="5" w:tentative="1">
+      <w:start w:val="1"/>
+      <w:numFmt w:val="bullet"/>
+      <w:lvlText w:val=""/>
+      <w:lvlJc w:val="left"/>
+      <w:pPr>
+        <w:tabs>
+          <w:tab w:val="num" w:pos="4320"/>
+        </w:tabs>
+        <w:ind w:left="4320" w:hanging="360"/>
+      </w:pPr>
+      <w:rPr>
+        <w:rFonts w:ascii="Wingdings" w:hAnsi="Wingdings" w:hint="default"/>
+        <w:sz w:val="20"/>
+      </w:rPr>
+    </w:lvl>
+    <w:lvl w:ilvl="6" w:tentative="1">
+      <w:start w:val="1"/>
+      <w:numFmt w:val="bullet"/>
+      <w:lvlText w:val=""/>
+      <w:lvlJc w:val="left"/>
+      <w:pPr>
+        <w:tabs>
+          <w:tab w:val="num" w:pos="5040"/>
+        </w:tabs>
+        <w:ind w:left="5040" w:hanging="360"/>
+      </w:pPr>
+      <w:rPr>
+        <w:rFonts w:ascii="Wingdings" w:hAnsi="Wingdings" w:hint="default"/>
+        <w:sz w:val="20"/>
+      </w:rPr>
+    </w:lvl>
+    <w:lvl w:ilvl="7" w:tentative="1">
+      <w:start w:val="1"/>
+      <w:numFmt w:val="bullet"/>
+      <w:lvlText w:val=""/>
+      <w:lvlJc w:val="left"/>
+      <w:pPr>
+        <w:tabs>
+          <w:tab w:val="num" w:pos="5760"/>
+        </w:tabs>
+        <w:ind w:left="5760" w:hanging="360"/>
+      </w:pPr>
+      <w:rPr>
+        <w:rFonts w:ascii="Wingdings" w:hAnsi="Wingdings" w:hint="default"/>
+        <w:sz w:val="20"/>
+      </w:rPr>
+    </w:lvl>
+    <w:lvl w:ilvl="8" w:tentative="1">
+      <w:start w:val="1"/>
+      <w:numFmt w:val="bullet"/>
+      <w:lvlText w:val=""/>
+      <w:lvlJc w:val="left"/>
+      <w:pPr>
+        <w:tabs>
+          <w:tab w:val="num" w:pos="6480"/>
+        </w:tabs>
+        <w:ind w:left="6480" w:hanging="360"/>
+      </w:pPr>
+      <w:rPr>
+        <w:rFonts w:ascii="Wingdings" w:hAnsi="Wingdings" w:hint="default"/>
+        <w:sz w:val="20"/>
+      </w:rPr>
+    </w:lvl>
+  </w:abstractNum>
+  <w:abstractNum w:abstractNumId="6" w15:restartNumberingAfterBreak="0">
     <w:nsid w:val="1860473F"/>
     <w:multiLevelType w:val="multilevel"/>
     <w:tmpl w:val="DDCEBBA2"/>
@@ -1690,7 +3521,156 @@
       </w:rPr>
     </w:lvl>
   </w:abstractNum>
-  <w:abstractNum w:abstractNumId="2" w15:restartNumberingAfterBreak="0">
+  <w:abstractNum w:abstractNumId="7" w15:restartNumberingAfterBreak="0">
+    <w:nsid w:val="1E9314C0"/>
+    <w:multiLevelType w:val="multilevel"/>
+    <w:tmpl w:val="81E803EE"/>
+    <w:lvl w:ilvl="0">
+      <w:start w:val="1"/>
+      <w:numFmt w:val="bullet"/>
+      <w:lvlText w:val=""/>
+      <w:lvlJc w:val="left"/>
+      <w:pPr>
+        <w:tabs>
+          <w:tab w:val="num" w:pos="720"/>
+        </w:tabs>
+        <w:ind w:left="720" w:hanging="360"/>
+      </w:pPr>
+      <w:rPr>
+        <w:rFonts w:ascii="Wingdings" w:hAnsi="Wingdings" w:hint="default"/>
+        <w:sz w:val="20"/>
+      </w:rPr>
+    </w:lvl>
+    <w:lvl w:ilvl="1" w:tentative="1">
+      <w:start w:val="1"/>
+      <w:numFmt w:val="bullet"/>
+      <w:lvlText w:val="o"/>
+      <w:lvlJc w:val="left"/>
+      <w:pPr>
+        <w:tabs>
+          <w:tab w:val="num" w:pos="1440"/>
+        </w:tabs>
+        <w:ind w:left="1440" w:hanging="360"/>
+      </w:pPr>
+      <w:rPr>
+        <w:rFonts w:ascii="Courier New" w:hAnsi="Courier New" w:hint="default"/>
+        <w:sz w:val="20"/>
+      </w:rPr>
+    </w:lvl>
+    <w:lvl w:ilvl="2" w:tentative="1">
+      <w:start w:val="1"/>
+      <w:numFmt w:val="bullet"/>
+      <w:lvlText w:val=""/>
+      <w:lvlJc w:val="left"/>
+      <w:pPr>
+        <w:tabs>
+          <w:tab w:val="num" w:pos="2160"/>
+        </w:tabs>
+        <w:ind w:left="2160" w:hanging="360"/>
+      </w:pPr>
+      <w:rPr>
+        <w:rFonts w:ascii="Wingdings" w:hAnsi="Wingdings" w:hint="default"/>
+        <w:sz w:val="20"/>
+      </w:rPr>
+    </w:lvl>
+    <w:lvl w:ilvl="3" w:tentative="1">
+      <w:start w:val="1"/>
+      <w:numFmt w:val="bullet"/>
+      <w:lvlText w:val=""/>
+      <w:lvlJc w:val="left"/>
+      <w:pPr>
+        <w:tabs>
+          <w:tab w:val="num" w:pos="2880"/>
+        </w:tabs>
+        <w:ind w:left="2880" w:hanging="360"/>
+      </w:pPr>
+      <w:rPr>
+        <w:rFonts w:ascii="Wingdings" w:hAnsi="Wingdings" w:hint="default"/>
+        <w:sz w:val="20"/>
+      </w:rPr>
+    </w:lvl>
+    <w:lvl w:ilvl="4" w:tentative="1">
+      <w:start w:val="1"/>
+      <w:numFmt w:val="bullet"/>
+      <w:lvlText w:val=""/>
+      <w:lvlJc w:val="left"/>
+      <w:pPr>
+        <w:tabs>
+          <w:tab w:val="num" w:pos="3600"/>
+        </w:tabs>
+        <w:ind w:left="3600" w:hanging="360"/>
+      </w:pPr>
+      <w:rPr>
+        <w:rFonts w:ascii="Wingdings" w:hAnsi="Wingdings" w:hint="default"/>
+        <w:sz w:val="20"/>
+      </w:rPr>
+    </w:lvl>
+    <w:lvl w:ilvl="5" w:tentative="1">
+      <w:start w:val="1"/>
+      <w:numFmt w:val="bullet"/>
+      <w:lvlText w:val=""/>
+      <w:lvlJc w:val="left"/>
+      <w:pPr>
+        <w:tabs>
+          <w:tab w:val="num" w:pos="4320"/>
+        </w:tabs>
+        <w:ind w:left="4320" w:hanging="360"/>
+      </w:pPr>
+      <w:rPr>
+        <w:rFonts w:ascii="Wingdings" w:hAnsi="Wingdings" w:hint="default"/>
+        <w:sz w:val="20"/>
+      </w:rPr>
+    </w:lvl>
+    <w:lvl w:ilvl="6" w:tentative="1">
+      <w:start w:val="1"/>
+      <w:numFmt w:val="bullet"/>
+      <w:lvlText w:val=""/>
+      <w:lvlJc w:val="left"/>
+      <w:pPr>
+        <w:tabs>
+          <w:tab w:val="num" w:pos="5040"/>
+        </w:tabs>
+        <w:ind w:left="5040" w:hanging="360"/>
+      </w:pPr>
+      <w:rPr>
+        <w:rFonts w:ascii="Wingdings" w:hAnsi="Wingdings" w:hint="default"/>
+        <w:sz w:val="20"/>
+      </w:rPr>
+    </w:lvl>
+    <w:lvl w:ilvl="7" w:tentative="1">
+      <w:start w:val="1"/>
+      <w:numFmt w:val="bullet"/>
+      <w:lvlText w:val=""/>
+      <w:lvlJc w:val="left"/>
+      <w:pPr>
+        <w:tabs>
+          <w:tab w:val="num" w:pos="5760"/>
+        </w:tabs>
+        <w:ind w:left="5760" w:hanging="360"/>
+      </w:pPr>
+      <w:rPr>
+        <w:rFonts w:ascii="Wingdings" w:hAnsi="Wingdings" w:hint="default"/>
+        <w:sz w:val="20"/>
+      </w:rPr>
+    </w:lvl>
+    <w:lvl w:ilvl="8" w:tentative="1">
+      <w:start w:val="1"/>
+      <w:numFmt w:val="bullet"/>
+      <w:lvlText w:val=""/>
+      <w:lvlJc w:val="left"/>
+      <w:pPr>
+        <w:tabs>
+          <w:tab w:val="num" w:pos="6480"/>
+        </w:tabs>
+        <w:ind w:left="6480" w:hanging="360"/>
+      </w:pPr>
+      <w:rPr>
+        <w:rFonts w:ascii="Wingdings" w:hAnsi="Wingdings" w:hint="default"/>
+        <w:sz w:val="20"/>
+      </w:rPr>
+    </w:lvl>
+  </w:abstractNum>
+  <w:abstractNum w:abstractNumId="8" w15:restartNumberingAfterBreak="0">
     <w:nsid w:val="1EDC2858"/>
     <w:multiLevelType w:val="multilevel"/>
     <w:tmpl w:val="FD20381A"/>
@@ -1839,7 +3819,454 @@
       </w:rPr>
     </w:lvl>
   </w:abstractNum>
-  <w:abstractNum w:abstractNumId="3" w15:restartNumberingAfterBreak="0">
+  <w:abstractNum w:abstractNumId="9" w15:restartNumberingAfterBreak="0">
+    <w:nsid w:val="20C568D1"/>
+    <w:multiLevelType w:val="multilevel"/>
+    <w:tmpl w:val="BBD0BAE2"/>
+    <w:lvl w:ilvl="0">
+      <w:start w:val="1"/>
+      <w:numFmt w:val="bullet"/>
+      <w:lvlText w:val=""/>
+      <w:lvlJc w:val="left"/>
+      <w:pPr>
+        <w:tabs>
+          <w:tab w:val="num" w:pos="720"/>
+        </w:tabs>
+        <w:ind w:left="720" w:hanging="360"/>
+      </w:pPr>
+      <w:rPr>
+        <w:rFonts w:ascii="Wingdings" w:hAnsi="Wingdings" w:hint="default"/>
+        <w:sz w:val="20"/>
+      </w:rPr>
+    </w:lvl>
+    <w:lvl w:ilvl="1" w:tentative="1">
+      <w:start w:val="1"/>
+      <w:numFmt w:val="bullet"/>
+      <w:lvlText w:val="o"/>
+      <w:lvlJc w:val="left"/>
+      <w:pPr>
+        <w:tabs>
+          <w:tab w:val="num" w:pos="1440"/>
+        </w:tabs>
+        <w:ind w:left="1440" w:hanging="360"/>
+      </w:pPr>
+      <w:rPr>
+        <w:rFonts w:ascii="Courier New" w:hAnsi="Courier New" w:hint="default"/>
+        <w:sz w:val="20"/>
+      </w:rPr>
+    </w:lvl>
+    <w:lvl w:ilvl="2" w:tentative="1">
+      <w:start w:val="1"/>
+      <w:numFmt w:val="bullet"/>
+      <w:lvlText w:val=""/>
+      <w:lvlJc w:val="left"/>
+      <w:pPr>
+        <w:tabs>
+          <w:tab w:val="num" w:pos="2160"/>
+        </w:tabs>
+        <w:ind w:left="2160" w:hanging="360"/>
+      </w:pPr>
+      <w:rPr>
+        <w:rFonts w:ascii="Wingdings" w:hAnsi="Wingdings" w:hint="default"/>
+        <w:sz w:val="20"/>
+      </w:rPr>
+    </w:lvl>
+    <w:lvl w:ilvl="3" w:tentative="1">
+      <w:start w:val="1"/>
+      <w:numFmt w:val="bullet"/>
+      <w:lvlText w:val=""/>
+      <w:lvlJc w:val="left"/>
+      <w:pPr>
+        <w:tabs>
+          <w:tab w:val="num" w:pos="2880"/>
+        </w:tabs>
+        <w:ind w:left="2880" w:hanging="360"/>
+      </w:pPr>
+      <w:rPr>
+        <w:rFonts w:ascii="Wingdings" w:hAnsi="Wingdings" w:hint="default"/>
+        <w:sz w:val="20"/>
+      </w:rPr>
+    </w:lvl>
+    <w:lvl w:ilvl="4" w:tentative="1">
+      <w:start w:val="1"/>
+      <w:numFmt w:val="bullet"/>
+      <w:lvlText w:val=""/>
+      <w:lvlJc w:val="left"/>
+      <w:pPr>
+        <w:tabs>
+          <w:tab w:val="num" w:pos="3600"/>
+        </w:tabs>
+        <w:ind w:left="3600" w:hanging="360"/>
+      </w:pPr>
+      <w:rPr>
+        <w:rFonts w:ascii="Wingdings" w:hAnsi="Wingdings" w:hint="default"/>
+        <w:sz w:val="20"/>
+      </w:rPr>
+    </w:lvl>
+    <w:lvl w:ilvl="5" w:tentative="1">
+      <w:start w:val="1"/>
+      <w:numFmt w:val="bullet"/>
+      <w:lvlText w:val=""/>
+      <w:lvlJc w:val="left"/>
+      <w:pPr>
+        <w:tabs>
+          <w:tab w:val="num" w:pos="4320"/>
+        </w:tabs>
+        <w:ind w:left="4320" w:hanging="360"/>
+      </w:pPr>
+      <w:rPr>
+        <w:rFonts w:ascii="Wingdings" w:hAnsi="Wingdings" w:hint="default"/>
+        <w:sz w:val="20"/>
+      </w:rPr>
+    </w:lvl>
+    <w:lvl w:ilvl="6" w:tentative="1">
+      <w:start w:val="1"/>
+      <w:numFmt w:val="bullet"/>
+      <w:lvlText w:val=""/>
+      <w:lvlJc w:val="left"/>
+      <w:pPr>
+        <w:tabs>
+          <w:tab w:val="num" w:pos="5040"/>
+        </w:tabs>
+        <w:ind w:left="5040" w:hanging="360"/>
+      </w:pPr>
+      <w:rPr>
+        <w:rFonts w:ascii="Wingdings" w:hAnsi="Wingdings" w:hint="default"/>
+        <w:sz w:val="20"/>
+      </w:rPr>
+    </w:lvl>
+    <w:lvl w:ilvl="7" w:tentative="1">
+      <w:start w:val="1"/>
+      <w:numFmt w:val="bullet"/>
+      <w:lvlText w:val=""/>
+      <w:lvlJc w:val="left"/>
+      <w:pPr>
+        <w:tabs>
+          <w:tab w:val="num" w:pos="5760"/>
+        </w:tabs>
+        <w:ind w:left="5760" w:hanging="360"/>
+      </w:pPr>
+      <w:rPr>
+        <w:rFonts w:ascii="Wingdings" w:hAnsi="Wingdings" w:hint="default"/>
+        <w:sz w:val="20"/>
+      </w:rPr>
+    </w:lvl>
+    <w:lvl w:ilvl="8" w:tentative="1">
+      <w:start w:val="1"/>
+      <w:numFmt w:val="bullet"/>
+      <w:lvlText w:val=""/>
+      <w:lvlJc w:val="left"/>
+      <w:pPr>
+        <w:tabs>
+          <w:tab w:val="num" w:pos="6480"/>
+        </w:tabs>
+        <w:ind w:left="6480" w:hanging="360"/>
+      </w:pPr>
+      <w:rPr>
+        <w:rFonts w:ascii="Wingdings" w:hAnsi="Wingdings" w:hint="default"/>
+        <w:sz w:val="20"/>
+      </w:rPr>
+    </w:lvl>
+  </w:abstractNum>
+  <w:abstractNum w:abstractNumId="10" w15:restartNumberingAfterBreak="0">
+    <w:nsid w:val="2B5760F0"/>
+    <w:multiLevelType w:val="multilevel"/>
+    <w:tmpl w:val="B978A9C8"/>
+    <w:lvl w:ilvl="0">
+      <w:start w:val="1"/>
+      <w:numFmt w:val="bullet"/>
+      <w:lvlText w:val=""/>
+      <w:lvlJc w:val="left"/>
+      <w:pPr>
+        <w:tabs>
+          <w:tab w:val="num" w:pos="720"/>
+        </w:tabs>
+        <w:ind w:left="720" w:hanging="360"/>
+      </w:pPr>
+      <w:rPr>
+        <w:rFonts w:ascii="Wingdings" w:hAnsi="Wingdings" w:hint="default"/>
+        <w:sz w:val="20"/>
+      </w:rPr>
+    </w:lvl>
+    <w:lvl w:ilvl="1" w:tentative="1">
+      <w:start w:val="1"/>
+      <w:numFmt w:val="bullet"/>
+      <w:lvlText w:val="o"/>
+      <w:lvlJc w:val="left"/>
+      <w:pPr>
+        <w:tabs>
+          <w:tab w:val="num" w:pos="1440"/>
+        </w:tabs>
+        <w:ind w:left="1440" w:hanging="360"/>
+      </w:pPr>
+      <w:rPr>
+        <w:rFonts w:ascii="Courier New" w:hAnsi="Courier New" w:hint="default"/>
+        <w:sz w:val="20"/>
+      </w:rPr>
+    </w:lvl>
+    <w:lvl w:ilvl="2" w:tentative="1">
+      <w:start w:val="1"/>
+      <w:numFmt w:val="bullet"/>
+      <w:lvlText w:val=""/>
+      <w:lvlJc w:val="left"/>
+      <w:pPr>
+        <w:tabs>
+          <w:tab w:val="num" w:pos="2160"/>
+        </w:tabs>
+        <w:ind w:left="2160" w:hanging="360"/>
+      </w:pPr>
+      <w:rPr>
+        <w:rFonts w:ascii="Wingdings" w:hAnsi="Wingdings" w:hint="default"/>
+        <w:sz w:val="20"/>
+      </w:rPr>
+    </w:lvl>
+    <w:lvl w:ilvl="3" w:tentative="1">
+      <w:start w:val="1"/>
+      <w:numFmt w:val="bullet"/>
+      <w:lvlText w:val=""/>
+      <w:lvlJc w:val="left"/>
+      <w:pPr>
+        <w:tabs>
+          <w:tab w:val="num" w:pos="2880"/>
+        </w:tabs>
+        <w:ind w:left="2880" w:hanging="360"/>
+      </w:pPr>
+      <w:rPr>
+        <w:rFonts w:ascii="Wingdings" w:hAnsi="Wingdings" w:hint="default"/>
+        <w:sz w:val="20"/>
+      </w:rPr>
+    </w:lvl>
+    <w:lvl w:ilvl="4" w:tentative="1">
+      <w:start w:val="1"/>
+      <w:numFmt w:val="bullet"/>
+      <w:lvlText w:val=""/>
+      <w:lvlJc w:val="left"/>
+      <w:pPr>
+        <w:tabs>
+          <w:tab w:val="num" w:pos="3600"/>
+        </w:tabs>
+        <w:ind w:left="3600" w:hanging="360"/>
+      </w:pPr>
+      <w:rPr>
+        <w:rFonts w:ascii="Wingdings" w:hAnsi="Wingdings" w:hint="default"/>
+        <w:sz w:val="20"/>
+      </w:rPr>
+    </w:lvl>
+    <w:lvl w:ilvl="5" w:tentative="1">
+      <w:start w:val="1"/>
+      <w:numFmt w:val="bullet"/>
+      <w:lvlText w:val=""/>
+      <w:lvlJc w:val="left"/>
+      <w:pPr>
+        <w:tabs>
+          <w:tab w:val="num" w:pos="4320"/>
+        </w:tabs>
+        <w:ind w:left="4320" w:hanging="360"/>
+      </w:pPr>
+      <w:rPr>
+        <w:rFonts w:ascii="Wingdings" w:hAnsi="Wingdings" w:hint="default"/>
+        <w:sz w:val="20"/>
+      </w:rPr>
+    </w:lvl>
+    <w:lvl w:ilvl="6" w:tentative="1">
+      <w:start w:val="1"/>
+      <w:numFmt w:val="bullet"/>
+      <w:lvlText w:val=""/>
+      <w:lvlJc w:val="left"/>
+      <w:pPr>
+        <w:tabs>
+          <w:tab w:val="num" w:pos="5040"/>
+        </w:tabs>
+        <w:ind w:left="5040" w:hanging="360"/>
+      </w:pPr>
+      <w:rPr>
+        <w:rFonts w:ascii="Wingdings" w:hAnsi="Wingdings" w:hint="default"/>
+        <w:sz w:val="20"/>
+      </w:rPr>
+    </w:lvl>
+    <w:lvl w:ilvl="7" w:tentative="1">
+      <w:start w:val="1"/>
+      <w:numFmt w:val="bullet"/>
+      <w:lvlText w:val=""/>
+      <w:lvlJc w:val="left"/>
+      <w:pPr>
+        <w:tabs>
+          <w:tab w:val="num" w:pos="5760"/>
+        </w:tabs>
+        <w:ind w:left="5760" w:hanging="360"/>
+      </w:pPr>
+      <w:rPr>
+        <w:rFonts w:ascii="Wingdings" w:hAnsi="Wingdings" w:hint="default"/>
+        <w:sz w:val="20"/>
+      </w:rPr>
+    </w:lvl>
+    <w:lvl w:ilvl="8" w:tentative="1">
+      <w:start w:val="1"/>
+      <w:numFmt w:val="bullet"/>
+      <w:lvlText w:val=""/>
+      <w:lvlJc w:val="left"/>
+      <w:pPr>
+        <w:tabs>
+          <w:tab w:val="num" w:pos="6480"/>
+        </w:tabs>
+        <w:ind w:left="6480" w:hanging="360"/>
+      </w:pPr>
+      <w:rPr>
+        <w:rFonts w:ascii="Wingdings" w:hAnsi="Wingdings" w:hint="default"/>
+        <w:sz w:val="20"/>
+      </w:rPr>
+    </w:lvl>
+  </w:abstractNum>
+  <w:abstractNum w:abstractNumId="11" w15:restartNumberingAfterBreak="0">
+    <w:nsid w:val="2F3A1121"/>
+    <w:multiLevelType w:val="multilevel"/>
+    <w:tmpl w:val="1DE4FF10"/>
+    <w:lvl w:ilvl="0">
+      <w:start w:val="1"/>
+      <w:numFmt w:val="bullet"/>
+      <w:lvlText w:val=""/>
+      <w:lvlJc w:val="left"/>
+      <w:pPr>
+        <w:tabs>
+          <w:tab w:val="num" w:pos="720"/>
+        </w:tabs>
+        <w:ind w:left="720" w:hanging="360"/>
+      </w:pPr>
+      <w:rPr>
+        <w:rFonts w:ascii="Wingdings" w:hAnsi="Wingdings" w:hint="default"/>
+        <w:sz w:val="20"/>
+      </w:rPr>
+    </w:lvl>
+    <w:lvl w:ilvl="1" w:tentative="1">
+      <w:start w:val="1"/>
+      <w:numFmt w:val="bullet"/>
+      <w:lvlText w:val="o"/>
+      <w:lvlJc w:val="left"/>
+      <w:pPr>
+        <w:tabs>
+          <w:tab w:val="num" w:pos="1440"/>
+        </w:tabs>
+        <w:ind w:left="1440" w:hanging="360"/>
+      </w:pPr>
+      <w:rPr>
+        <w:rFonts w:ascii="Courier New" w:hAnsi="Courier New" w:hint="default"/>
+        <w:sz w:val="20"/>
+      </w:rPr>
+    </w:lvl>
+    <w:lvl w:ilvl="2" w:tentative="1">
+      <w:start w:val="1"/>
+      <w:numFmt w:val="bullet"/>
+      <w:lvlText w:val=""/>
+      <w:lvlJc w:val="left"/>
+      <w:pPr>
+        <w:tabs>
+          <w:tab w:val="num" w:pos="2160"/>
+        </w:tabs>
+        <w:ind w:left="2160" w:hanging="360"/>
+      </w:pPr>
+      <w:rPr>
+        <w:rFonts w:ascii="Wingdings" w:hAnsi="Wingdings" w:hint="default"/>
+        <w:sz w:val="20"/>
+      </w:rPr>
+    </w:lvl>
+    <w:lvl w:ilvl="3" w:tentative="1">
+      <w:start w:val="1"/>
+      <w:numFmt w:val="bullet"/>
+      <w:lvlText w:val=""/>
+      <w:lvlJc w:val="left"/>
+      <w:pPr>
+        <w:tabs>
+          <w:tab w:val="num" w:pos="2880"/>
+        </w:tabs>
+        <w:ind w:left="2880" w:hanging="360"/>
+      </w:pPr>
+      <w:rPr>
+        <w:rFonts w:ascii="Wingdings" w:hAnsi="Wingdings" w:hint="default"/>
+        <w:sz w:val="20"/>
+      </w:rPr>
+    </w:lvl>
+    <w:lvl w:ilvl="4" w:tentative="1">
+      <w:start w:val="1"/>
+      <w:numFmt w:val="bullet"/>
+      <w:lvlText w:val=""/>
+      <w:lvlJc w:val="left"/>
+      <w:pPr>
+        <w:tabs>
+          <w:tab w:val="num" w:pos="3600"/>
+        </w:tabs>
+        <w:ind w:left="3600" w:hanging="360"/>
+      </w:pPr>
+      <w:rPr>
+        <w:rFonts w:ascii="Wingdings" w:hAnsi="Wingdings" w:hint="default"/>
+        <w:sz w:val="20"/>
+      </w:rPr>
+    </w:lvl>
+    <w:lvl w:ilvl="5" w:tentative="1">
+      <w:start w:val="1"/>
+      <w:numFmt w:val="bullet"/>
+      <w:lvlText w:val=""/>
+      <w:lvlJc w:val="left"/>
+      <w:pPr>
+        <w:tabs>
+          <w:tab w:val="num" w:pos="4320"/>
+        </w:tabs>
+        <w:ind w:left="4320" w:hanging="360"/>
+      </w:pPr>
+      <w:rPr>
+        <w:rFonts w:ascii="Wingdings" w:hAnsi="Wingdings" w:hint="default"/>
+        <w:sz w:val="20"/>
+      </w:rPr>
+    </w:lvl>
+    <w:lvl w:ilvl="6" w:tentative="1">
+      <w:start w:val="1"/>
+      <w:numFmt w:val="bullet"/>
+      <w:lvlText w:val=""/>
+      <w:lvlJc w:val="left"/>
+      <w:pPr>
+        <w:tabs>
+          <w:tab w:val="num" w:pos="5040"/>
+        </w:tabs>
+        <w:ind w:left="5040" w:hanging="360"/>
+      </w:pPr>
+      <w:rPr>
+        <w:rFonts w:ascii="Wingdings" w:hAnsi="Wingdings" w:hint="default"/>
+        <w:sz w:val="20"/>
+      </w:rPr>
+    </w:lvl>
+    <w:lvl w:ilvl="7" w:tentative="1">
+      <w:start w:val="1"/>
+      <w:numFmt w:val="bullet"/>
+      <w:lvlText w:val=""/>
+      <w:lvlJc w:val="left"/>
+      <w:pPr>
+        <w:tabs>
+          <w:tab w:val="num" w:pos="5760"/>
+        </w:tabs>
+        <w:ind w:left="5760" w:hanging="360"/>
+      </w:pPr>
+      <w:rPr>
+        <w:rFonts w:ascii="Wingdings" w:hAnsi="Wingdings" w:hint="default"/>
+        <w:sz w:val="20"/>
+      </w:rPr>
+    </w:lvl>
+    <w:lvl w:ilvl="8" w:tentative="1">
+      <w:start w:val="1"/>
+      <w:numFmt w:val="bullet"/>
+      <w:lvlText w:val=""/>
+      <w:lvlJc w:val="left"/>
+      <w:pPr>
+        <w:tabs>
+          <w:tab w:val="num" w:pos="6480"/>
+        </w:tabs>
+        <w:ind w:left="6480" w:hanging="360"/>
+      </w:pPr>
+      <w:rPr>
+        <w:rFonts w:ascii="Wingdings" w:hAnsi="Wingdings" w:hint="default"/>
+        <w:sz w:val="20"/>
+      </w:rPr>
+    </w:lvl>
+  </w:abstractNum>
+  <w:abstractNum w:abstractNumId="12" w15:restartNumberingAfterBreak="0">
     <w:nsid w:val="38903590"/>
     <w:multiLevelType w:val="multilevel"/>
     <w:tmpl w:val="3A8422F4"/>
@@ -1988,7 +4415,156 @@
       </w:rPr>
     </w:lvl>
   </w:abstractNum>
-  <w:abstractNum w:abstractNumId="4" w15:restartNumberingAfterBreak="0">
+  <w:abstractNum w:abstractNumId="13" w15:restartNumberingAfterBreak="0">
+    <w:nsid w:val="3E5F786C"/>
+    <w:multiLevelType w:val="multilevel"/>
+    <w:tmpl w:val="97F40266"/>
+    <w:lvl w:ilvl="0">
+      <w:start w:val="1"/>
+      <w:numFmt w:val="bullet"/>
+      <w:lvlText w:val=""/>
+      <w:lvlJc w:val="left"/>
+      <w:pPr>
+        <w:tabs>
+          <w:tab w:val="num" w:pos="720"/>
+        </w:tabs>
+        <w:ind w:left="720" w:hanging="360"/>
+      </w:pPr>
+      <w:rPr>
+        <w:rFonts w:ascii="Wingdings" w:hAnsi="Wingdings" w:hint="default"/>
+        <w:sz w:val="20"/>
+      </w:rPr>
+    </w:lvl>
+    <w:lvl w:ilvl="1" w:tentative="1">
+      <w:start w:val="1"/>
+      <w:numFmt w:val="bullet"/>
+      <w:lvlText w:val="o"/>
+      <w:lvlJc w:val="left"/>
+      <w:pPr>
+        <w:tabs>
+          <w:tab w:val="num" w:pos="1440"/>
+        </w:tabs>
+        <w:ind w:left="1440" w:hanging="360"/>
+      </w:pPr>
+      <w:rPr>
+        <w:rFonts w:ascii="Courier New" w:hAnsi="Courier New" w:hint="default"/>
+        <w:sz w:val="20"/>
+      </w:rPr>
+    </w:lvl>
+    <w:lvl w:ilvl="2" w:tentative="1">
+      <w:start w:val="1"/>
+      <w:numFmt w:val="bullet"/>
+      <w:lvlText w:val=""/>
+      <w:lvlJc w:val="left"/>
+      <w:pPr>
+        <w:tabs>
+          <w:tab w:val="num" w:pos="2160"/>
+        </w:tabs>
+        <w:ind w:left="2160" w:hanging="360"/>
+      </w:pPr>
+      <w:rPr>
+        <w:rFonts w:ascii="Wingdings" w:hAnsi="Wingdings" w:hint="default"/>
+        <w:sz w:val="20"/>
+      </w:rPr>
+    </w:lvl>
+    <w:lvl w:ilvl="3" w:tentative="1">
+      <w:start w:val="1"/>
+      <w:numFmt w:val="bullet"/>
+      <w:lvlText w:val=""/>
+      <w:lvlJc w:val="left"/>
+      <w:pPr>
+        <w:tabs>
+          <w:tab w:val="num" w:pos="2880"/>
+        </w:tabs>
+        <w:ind w:left="2880" w:hanging="360"/>
+      </w:pPr>
+      <w:rPr>
+        <w:rFonts w:ascii="Wingdings" w:hAnsi="Wingdings" w:hint="default"/>
+        <w:sz w:val="20"/>
+      </w:rPr>
+    </w:lvl>
+    <w:lvl w:ilvl="4" w:tentative="1">
+      <w:start w:val="1"/>
+      <w:numFmt w:val="bullet"/>
+      <w:lvlText w:val=""/>
+      <w:lvlJc w:val="left"/>
+      <w:pPr>
+        <w:tabs>
+          <w:tab w:val="num" w:pos="3600"/>
+        </w:tabs>
+        <w:ind w:left="3600" w:hanging="360"/>
+      </w:pPr>
+      <w:rPr>
+        <w:rFonts w:ascii="Wingdings" w:hAnsi="Wingdings" w:hint="default"/>
+        <w:sz w:val="20"/>
+      </w:rPr>
+    </w:lvl>
+    <w:lvl w:ilvl="5" w:tentative="1">
+      <w:start w:val="1"/>
+      <w:numFmt w:val="bullet"/>
+      <w:lvlText w:val=""/>
+      <w:lvlJc w:val="left"/>
+      <w:pPr>
+        <w:tabs>
+          <w:tab w:val="num" w:pos="4320"/>
+        </w:tabs>
+        <w:ind w:left="4320" w:hanging="360"/>
+      </w:pPr>
+      <w:rPr>
+        <w:rFonts w:ascii="Wingdings" w:hAnsi="Wingdings" w:hint="default"/>
+        <w:sz w:val="20"/>
+      </w:rPr>
+    </w:lvl>
+    <w:lvl w:ilvl="6" w:tentative="1">
+      <w:start w:val="1"/>
+      <w:numFmt w:val="bullet"/>
+      <w:lvlText w:val=""/>
+      <w:lvlJc w:val="left"/>
+      <w:pPr>
+        <w:tabs>
+          <w:tab w:val="num" w:pos="5040"/>
+        </w:tabs>
+        <w:ind w:left="5040" w:hanging="360"/>
+      </w:pPr>
+      <w:rPr>
+        <w:rFonts w:ascii="Wingdings" w:hAnsi="Wingdings" w:hint="default"/>
+        <w:sz w:val="20"/>
+      </w:rPr>
+    </w:lvl>
+    <w:lvl w:ilvl="7" w:tentative="1">
+      <w:start w:val="1"/>
+      <w:numFmt w:val="bullet"/>
+      <w:lvlText w:val=""/>
+      <w:lvlJc w:val="left"/>
+      <w:pPr>
+        <w:tabs>
+          <w:tab w:val="num" w:pos="5760"/>
+        </w:tabs>
+        <w:ind w:left="5760" w:hanging="360"/>
+      </w:pPr>
+      <w:rPr>
+        <w:rFonts w:ascii="Wingdings" w:hAnsi="Wingdings" w:hint="default"/>
+        <w:sz w:val="20"/>
+      </w:rPr>
+    </w:lvl>
+    <w:lvl w:ilvl="8" w:tentative="1">
+      <w:start w:val="1"/>
+      <w:numFmt w:val="bullet"/>
+      <w:lvlText w:val=""/>
+      <w:lvlJc w:val="left"/>
+      <w:pPr>
+        <w:tabs>
+          <w:tab w:val="num" w:pos="6480"/>
+        </w:tabs>
+        <w:ind w:left="6480" w:hanging="360"/>
+      </w:pPr>
+      <w:rPr>
+        <w:rFonts w:ascii="Wingdings" w:hAnsi="Wingdings" w:hint="default"/>
+        <w:sz w:val="20"/>
+      </w:rPr>
+    </w:lvl>
+  </w:abstractNum>
+  <w:abstractNum w:abstractNumId="14" w15:restartNumberingAfterBreak="0">
     <w:nsid w:val="43B83A18"/>
     <w:multiLevelType w:val="multilevel"/>
     <w:tmpl w:val="F608316A"/>
@@ -2137,7 +4713,7 @@
       </w:rPr>
     </w:lvl>
   </w:abstractNum>
-  <w:abstractNum w:abstractNumId="5" w15:restartNumberingAfterBreak="0">
+  <w:abstractNum w:abstractNumId="15" w15:restartNumberingAfterBreak="0">
     <w:nsid w:val="45016A82"/>
     <w:multiLevelType w:val="multilevel"/>
     <w:tmpl w:val="9DC04578"/>
@@ -2286,7 +4862,269 @@
       </w:rPr>
     </w:lvl>
   </w:abstractNum>
-  <w:abstractNum w:abstractNumId="6" w15:restartNumberingAfterBreak="0">
+  <w:abstractNum w:abstractNumId="16" w15:restartNumberingAfterBreak="0">
+    <w:nsid w:val="45CE26FE"/>
+    <w:multiLevelType w:val="hybridMultilevel"/>
+    <w:tmpl w:val="35E28A10"/>
+    <w:lvl w:ilvl="0" w:tplc="4009000B">
+      <w:start w:val="1"/>
+      <w:numFmt w:val="bullet"/>
+      <w:lvlText w:val=""/>
+      <w:lvlJc w:val="left"/>
+      <w:pPr>
+        <w:ind w:left="1440" w:hanging="360"/>
+      </w:pPr>
+      <w:rPr>
+        <w:rFonts w:ascii="Wingdings" w:hAnsi="Wingdings" w:hint="default"/>
+      </w:rPr>
+    </w:lvl>
+    <w:lvl w:ilvl="1" w:tplc="40090003" w:tentative="1">
+      <w:start w:val="1"/>
+      <w:numFmt w:val="bullet"/>
+      <w:lvlText w:val="o"/>
+      <w:lvlJc w:val="left"/>
+      <w:pPr>
+        <w:ind w:left="2160" w:hanging="360"/>
+      </w:pPr>
+      <w:rPr>
+        <w:rFonts w:ascii="Courier New" w:hAnsi="Courier New" w:cs="Courier New" w:hint="default"/>
+      </w:rPr>
+    </w:lvl>
+    <w:lvl w:ilvl="2" w:tplc="40090005" w:tentative="1">
+      <w:start w:val="1"/>
+      <w:numFmt w:val="bullet"/>
+      <w:lvlText w:val=""/>
+      <w:lvlJc w:val="left"/>
+      <w:pPr>
+        <w:ind w:left="2880" w:hanging="360"/>
+      </w:pPr>
+      <w:rPr>
+        <w:rFonts w:ascii="Wingdings" w:hAnsi="Wingdings" w:hint="default"/>
+      </w:rPr>
+    </w:lvl>
+    <w:lvl w:ilvl="3" w:tplc="40090001" w:tentative="1">
+      <w:start w:val="1"/>
+      <w:numFmt w:val="bullet"/>
+      <w:lvlText w:val=""/>
+      <w:lvlJc w:val="left"/>
+      <w:pPr>
+        <w:ind w:left="3600" w:hanging="360"/>
+      </w:pPr>
+      <w:rPr>
+        <w:rFonts w:ascii="Symbol" w:hAnsi="Symbol" w:hint="default"/>
+      </w:rPr>
+    </w:lvl>
+    <w:lvl w:ilvl="4" w:tplc="40090003" w:tentative="1">
+      <w:start w:val="1"/>
+      <w:numFmt w:val="bullet"/>
+      <w:lvlText w:val="o"/>
+      <w:lvlJc w:val="left"/>
+      <w:pPr>
+        <w:ind w:left="4320" w:hanging="360"/>
+      </w:pPr>
+      <w:rPr>
+        <w:rFonts w:ascii="Courier New" w:hAnsi="Courier New" w:cs="Courier New" w:hint="default"/>
+      </w:rPr>
+    </w:lvl>
+    <w:lvl w:ilvl="5" w:tplc="40090005" w:tentative="1">
+      <w:start w:val="1"/>
+      <w:numFmt w:val="bullet"/>
+      <w:lvlText w:val=""/>
+      <w:lvlJc w:val="left"/>
+      <w:pPr>
+        <w:ind w:left="5040" w:hanging="360"/>
+      </w:pPr>
+      <w:rPr>
+        <w:rFonts w:ascii="Wingdings" w:hAnsi="Wingdings" w:hint="default"/>
+      </w:rPr>
+    </w:lvl>
+    <w:lvl w:ilvl="6" w:tplc="40090001" w:tentative="1">
+      <w:start w:val="1"/>
+      <w:numFmt w:val="bullet"/>
+      <w:lvlText w:val=""/>
+      <w:lvlJc w:val="left"/>
+      <w:pPr>
+        <w:ind w:left="5760" w:hanging="360"/>
+      </w:pPr>
+      <w:rPr>
+        <w:rFonts w:ascii="Symbol" w:hAnsi="Symbol" w:hint="default"/>
+      </w:rPr>
+    </w:lvl>
+    <w:lvl w:ilvl="7" w:tplc="40090003" w:tentative="1">
+      <w:start w:val="1"/>
+      <w:numFmt w:val="bullet"/>
+      <w:lvlText w:val="o"/>
+      <w:lvlJc w:val="left"/>
+      <w:pPr>
+        <w:ind w:left="6480" w:hanging="360"/>
+      </w:pPr>
+      <w:rPr>
+        <w:rFonts w:ascii="Courier New" w:hAnsi="Courier New" w:cs="Courier New" w:hint="default"/>
+      </w:rPr>
+    </w:lvl>
+    <w:lvl w:ilvl="8" w:tplc="40090005" w:tentative="1">
+      <w:start w:val="1"/>
+      <w:numFmt w:val="bullet"/>
+      <w:lvlText w:val=""/>
+      <w:lvlJc w:val="left"/>
+      <w:pPr>
+        <w:ind w:left="7200" w:hanging="360"/>
+      </w:pPr>
+      <w:rPr>
+        <w:rFonts w:ascii="Wingdings" w:hAnsi="Wingdings" w:hint="default"/>
+      </w:rPr>
+    </w:lvl>
+  </w:abstractNum>
+  <w:abstractNum w:abstractNumId="17" w15:restartNumberingAfterBreak="0">
+    <w:nsid w:val="460B5E70"/>
+    <w:multiLevelType w:val="multilevel"/>
+    <w:tmpl w:val="68FE5972"/>
+    <w:lvl w:ilvl="0">
+      <w:start w:val="1"/>
+      <w:numFmt w:val="bullet"/>
+      <w:lvlText w:val=""/>
+      <w:lvlJc w:val="left"/>
+      <w:pPr>
+        <w:tabs>
+          <w:tab w:val="num" w:pos="720"/>
+        </w:tabs>
+        <w:ind w:left="720" w:hanging="360"/>
+      </w:pPr>
+      <w:rPr>
+        <w:rFonts w:ascii="Wingdings" w:hAnsi="Wingdings" w:hint="default"/>
+        <w:sz w:val="20"/>
+      </w:rPr>
+    </w:lvl>
+    <w:lvl w:ilvl="1" w:tentative="1">
+      <w:start w:val="1"/>
+      <w:numFmt w:val="bullet"/>
+      <w:lvlText w:val="o"/>
+      <w:lvlJc w:val="left"/>
+      <w:pPr>
+        <w:tabs>
+          <w:tab w:val="num" w:pos="1440"/>
+        </w:tabs>
+        <w:ind w:left="1440" w:hanging="360"/>
+      </w:pPr>
+      <w:rPr>
+        <w:rFonts w:ascii="Courier New" w:hAnsi="Courier New" w:hint="default"/>
+        <w:sz w:val="20"/>
+      </w:rPr>
+    </w:lvl>
+    <w:lvl w:ilvl="2" w:tentative="1">
+      <w:start w:val="1"/>
+      <w:numFmt w:val="bullet"/>
+      <w:lvlText w:val=""/>
+      <w:lvlJc w:val="left"/>
+      <w:pPr>
+        <w:tabs>
+          <w:tab w:val="num" w:pos="2160"/>
+        </w:tabs>
+        <w:ind w:left="2160" w:hanging="360"/>
+      </w:pPr>
+      <w:rPr>
+        <w:rFonts w:ascii="Wingdings" w:hAnsi="Wingdings" w:hint="default"/>
+        <w:sz w:val="20"/>
+      </w:rPr>
+    </w:lvl>
+    <w:lvl w:ilvl="3" w:tentative="1">
+      <w:start w:val="1"/>
+      <w:numFmt w:val="bullet"/>
+      <w:lvlText w:val=""/>
+      <w:lvlJc w:val="left"/>
+      <w:pPr>
+        <w:tabs>
+          <w:tab w:val="num" w:pos="2880"/>
+        </w:tabs>
+        <w:ind w:left="2880" w:hanging="360"/>
+      </w:pPr>
+      <w:rPr>
+        <w:rFonts w:ascii="Wingdings" w:hAnsi="Wingdings" w:hint="default"/>
+        <w:sz w:val="20"/>
+      </w:rPr>
+    </w:lvl>
+    <w:lvl w:ilvl="4" w:tentative="1">
+      <w:start w:val="1"/>
+      <w:numFmt w:val="bullet"/>
+      <w:lvlText w:val=""/>
+      <w:lvlJc w:val="left"/>
+      <w:pPr>
+        <w:tabs>
+          <w:tab w:val="num" w:pos="3600"/>
+        </w:tabs>
+        <w:ind w:left="3600" w:hanging="360"/>
+      </w:pPr>
+      <w:rPr>
+        <w:rFonts w:ascii="Wingdings" w:hAnsi="Wingdings" w:hint="default"/>
+        <w:sz w:val="20"/>
+      </w:rPr>
+    </w:lvl>
+    <w:lvl w:ilvl="5" w:tentative="1">
+      <w:start w:val="1"/>
+      <w:numFmt w:val="bullet"/>
+      <w:lvlText w:val=""/>
+      <w:lvlJc w:val="left"/>
+      <w:pPr>
+        <w:tabs>
+          <w:tab w:val="num" w:pos="4320"/>
+        </w:tabs>
+        <w:ind w:left="4320" w:hanging="360"/>
+      </w:pPr>
+      <w:rPr>
+        <w:rFonts w:ascii="Wingdings" w:hAnsi="Wingdings" w:hint="default"/>
+        <w:sz w:val="20"/>
+      </w:rPr>
+    </w:lvl>
+    <w:lvl w:ilvl="6" w:tentative="1">
+      <w:start w:val="1"/>
+      <w:numFmt w:val="bullet"/>
+      <w:lvlText w:val=""/>
+      <w:lvlJc w:val="left"/>
+      <w:pPr>
+        <w:tabs>
+          <w:tab w:val="num" w:pos="5040"/>
+        </w:tabs>
+        <w:ind w:left="5040" w:hanging="360"/>
+      </w:pPr>
+      <w:rPr>
+        <w:rFonts w:ascii="Wingdings" w:hAnsi="Wingdings" w:hint="default"/>
+        <w:sz w:val="20"/>
+      </w:rPr>
+    </w:lvl>
+    <w:lvl w:ilvl="7" w:tentative="1">
+      <w:start w:val="1"/>
+      <w:numFmt w:val="bullet"/>
+      <w:lvlText w:val=""/>
+      <w:lvlJc w:val="left"/>
+      <w:pPr>
+        <w:tabs>
+          <w:tab w:val="num" w:pos="5760"/>
+        </w:tabs>
+        <w:ind w:left="5760" w:hanging="360"/>
+      </w:pPr>
+      <w:rPr>
+        <w:rFonts w:ascii="Wingdings" w:hAnsi="Wingdings" w:hint="default"/>
+        <w:sz w:val="20"/>
+      </w:rPr>
+    </w:lvl>
+    <w:lvl w:ilvl="8" w:tentative="1">
+      <w:start w:val="1"/>
+      <w:numFmt w:val="bullet"/>
+      <w:lvlText w:val=""/>
+      <w:lvlJc w:val="left"/>
+      <w:pPr>
+        <w:tabs>
+          <w:tab w:val="num" w:pos="6480"/>
+        </w:tabs>
+        <w:ind w:left="6480" w:hanging="360"/>
+      </w:pPr>
+      <w:rPr>
+        <w:rFonts w:ascii="Wingdings" w:hAnsi="Wingdings" w:hint="default"/>
+        <w:sz w:val="20"/>
+      </w:rPr>
+    </w:lvl>
+  </w:abstractNum>
+  <w:abstractNum w:abstractNumId="18" w15:restartNumberingAfterBreak="0">
     <w:nsid w:val="469B7855"/>
     <w:multiLevelType w:val="multilevel"/>
     <w:tmpl w:val="2F00817C"/>
@@ -2435,7 +5273,269 @@
       </w:rPr>
     </w:lvl>
   </w:abstractNum>
-  <w:abstractNum w:abstractNumId="7" w15:restartNumberingAfterBreak="0">
+  <w:abstractNum w:abstractNumId="19" w15:restartNumberingAfterBreak="0">
+    <w:nsid w:val="487F7D11"/>
+    <w:multiLevelType w:val="hybridMultilevel"/>
+    <w:tmpl w:val="A38CA5AE"/>
+    <w:lvl w:ilvl="0" w:tplc="4009000B">
+      <w:start w:val="1"/>
+      <w:numFmt w:val="bullet"/>
+      <w:lvlText w:val=""/>
+      <w:lvlJc w:val="left"/>
+      <w:pPr>
+        <w:ind w:left="720" w:hanging="360"/>
+      </w:pPr>
+      <w:rPr>
+        <w:rFonts w:ascii="Wingdings" w:hAnsi="Wingdings" w:hint="default"/>
+      </w:rPr>
+    </w:lvl>
+    <w:lvl w:ilvl="1" w:tplc="40090003" w:tentative="1">
+      <w:start w:val="1"/>
+      <w:numFmt w:val="bullet"/>
+      <w:lvlText w:val="o"/>
+      <w:lvlJc w:val="left"/>
+      <w:pPr>
+        <w:ind w:left="1440" w:hanging="360"/>
+      </w:pPr>
+      <w:rPr>
+        <w:rFonts w:ascii="Courier New" w:hAnsi="Courier New" w:cs="Courier New" w:hint="default"/>
+      </w:rPr>
+    </w:lvl>
+    <w:lvl w:ilvl="2" w:tplc="40090005" w:tentative="1">
+      <w:start w:val="1"/>
+      <w:numFmt w:val="bullet"/>
+      <w:lvlText w:val=""/>
+      <w:lvlJc w:val="left"/>
+      <w:pPr>
+        <w:ind w:left="2160" w:hanging="360"/>
+      </w:pPr>
+      <w:rPr>
+        <w:rFonts w:ascii="Wingdings" w:hAnsi="Wingdings" w:hint="default"/>
+      </w:rPr>
+    </w:lvl>
+    <w:lvl w:ilvl="3" w:tplc="40090001" w:tentative="1">
+      <w:start w:val="1"/>
+      <w:numFmt w:val="bullet"/>
+      <w:lvlText w:val=""/>
+      <w:lvlJc w:val="left"/>
+      <w:pPr>
+        <w:ind w:left="2880" w:hanging="360"/>
+      </w:pPr>
+      <w:rPr>
+        <w:rFonts w:ascii="Symbol" w:hAnsi="Symbol" w:hint="default"/>
+      </w:rPr>
+    </w:lvl>
+    <w:lvl w:ilvl="4" w:tplc="40090003" w:tentative="1">
+      <w:start w:val="1"/>
+      <w:numFmt w:val="bullet"/>
+      <w:lvlText w:val="o"/>
+      <w:lvlJc w:val="left"/>
+      <w:pPr>
+        <w:ind w:left="3600" w:hanging="360"/>
+      </w:pPr>
+      <w:rPr>
+        <w:rFonts w:ascii="Courier New" w:hAnsi="Courier New" w:cs="Courier New" w:hint="default"/>
+      </w:rPr>
+    </w:lvl>
+    <w:lvl w:ilvl="5" w:tplc="40090005" w:tentative="1">
+      <w:start w:val="1"/>
+      <w:numFmt w:val="bullet"/>
+      <w:lvlText w:val=""/>
+      <w:lvlJc w:val="left"/>
+      <w:pPr>
+        <w:ind w:left="4320" w:hanging="360"/>
+      </w:pPr>
+      <w:rPr>
+        <w:rFonts w:ascii="Wingdings" w:hAnsi="Wingdings" w:hint="default"/>
+      </w:rPr>
+    </w:lvl>
+    <w:lvl w:ilvl="6" w:tplc="40090001" w:tentative="1">
+      <w:start w:val="1"/>
+      <w:numFmt w:val="bullet"/>
+      <w:lvlText w:val=""/>
+      <w:lvlJc w:val="left"/>
+      <w:pPr>
+        <w:ind w:left="5040" w:hanging="360"/>
+      </w:pPr>
+      <w:rPr>
+        <w:rFonts w:ascii="Symbol" w:hAnsi="Symbol" w:hint="default"/>
+      </w:rPr>
+    </w:lvl>
+    <w:lvl w:ilvl="7" w:tplc="40090003" w:tentative="1">
+      <w:start w:val="1"/>
+      <w:numFmt w:val="bullet"/>
+      <w:lvlText w:val="o"/>
+      <w:lvlJc w:val="left"/>
+      <w:pPr>
+        <w:ind w:left="5760" w:hanging="360"/>
+      </w:pPr>
+      <w:rPr>
+        <w:rFonts w:ascii="Courier New" w:hAnsi="Courier New" w:cs="Courier New" w:hint="default"/>
+      </w:rPr>
+    </w:lvl>
+    <w:lvl w:ilvl="8" w:tplc="40090005" w:tentative="1">
+      <w:start w:val="1"/>
+      <w:numFmt w:val="bullet"/>
+      <w:lvlText w:val=""/>
+      <w:lvlJc w:val="left"/>
+      <w:pPr>
+        <w:ind w:left="6480" w:hanging="360"/>
+      </w:pPr>
+      <w:rPr>
+        <w:rFonts w:ascii="Wingdings" w:hAnsi="Wingdings" w:hint="default"/>
+      </w:rPr>
+    </w:lvl>
+  </w:abstractNum>
+  <w:abstractNum w:abstractNumId="20" w15:restartNumberingAfterBreak="0">
+    <w:nsid w:val="5082614A"/>
+    <w:multiLevelType w:val="multilevel"/>
+    <w:tmpl w:val="B7D03D28"/>
+    <w:lvl w:ilvl="0">
+      <w:start w:val="1"/>
+      <w:numFmt w:val="bullet"/>
+      <w:lvlText w:val=""/>
+      <w:lvlJc w:val="left"/>
+      <w:pPr>
+        <w:tabs>
+          <w:tab w:val="num" w:pos="720"/>
+        </w:tabs>
+        <w:ind w:left="720" w:hanging="360"/>
+      </w:pPr>
+      <w:rPr>
+        <w:rFonts w:ascii="Wingdings" w:hAnsi="Wingdings" w:hint="default"/>
+        <w:sz w:val="20"/>
+      </w:rPr>
+    </w:lvl>
+    <w:lvl w:ilvl="1" w:tentative="1">
+      <w:start w:val="1"/>
+      <w:numFmt w:val="bullet"/>
+      <w:lvlText w:val="o"/>
+      <w:lvlJc w:val="left"/>
+      <w:pPr>
+        <w:tabs>
+          <w:tab w:val="num" w:pos="1440"/>
+        </w:tabs>
+        <w:ind w:left="1440" w:hanging="360"/>
+      </w:pPr>
+      <w:rPr>
+        <w:rFonts w:ascii="Courier New" w:hAnsi="Courier New" w:hint="default"/>
+        <w:sz w:val="20"/>
+      </w:rPr>
+    </w:lvl>
+    <w:lvl w:ilvl="2" w:tentative="1">
+      <w:start w:val="1"/>
+      <w:numFmt w:val="bullet"/>
+      <w:lvlText w:val=""/>
+      <w:lvlJc w:val="left"/>
+      <w:pPr>
+        <w:tabs>
+          <w:tab w:val="num" w:pos="2160"/>
+        </w:tabs>
+        <w:ind w:left="2160" w:hanging="360"/>
+      </w:pPr>
+      <w:rPr>
+        <w:rFonts w:ascii="Wingdings" w:hAnsi="Wingdings" w:hint="default"/>
+        <w:sz w:val="20"/>
+      </w:rPr>
+    </w:lvl>
+    <w:lvl w:ilvl="3" w:tentative="1">
+      <w:start w:val="1"/>
+      <w:numFmt w:val="bullet"/>
+      <w:lvlText w:val=""/>
+      <w:lvlJc w:val="left"/>
+      <w:pPr>
+        <w:tabs>
+          <w:tab w:val="num" w:pos="2880"/>
+        </w:tabs>
+        <w:ind w:left="2880" w:hanging="360"/>
+      </w:pPr>
+      <w:rPr>
+        <w:rFonts w:ascii="Wingdings" w:hAnsi="Wingdings" w:hint="default"/>
+        <w:sz w:val="20"/>
+      </w:rPr>
+    </w:lvl>
+    <w:lvl w:ilvl="4" w:tentative="1">
+      <w:start w:val="1"/>
+      <w:numFmt w:val="bullet"/>
+      <w:lvlText w:val=""/>
+      <w:lvlJc w:val="left"/>
+      <w:pPr>
+        <w:tabs>
+          <w:tab w:val="num" w:pos="3600"/>
+        </w:tabs>
+        <w:ind w:left="3600" w:hanging="360"/>
+      </w:pPr>
+      <w:rPr>
+        <w:rFonts w:ascii="Wingdings" w:hAnsi="Wingdings" w:hint="default"/>
+        <w:sz w:val="20"/>
+      </w:rPr>
+    </w:lvl>
+    <w:lvl w:ilvl="5" w:tentative="1">
+      <w:start w:val="1"/>
+      <w:numFmt w:val="bullet"/>
+      <w:lvlText w:val=""/>
+      <w:lvlJc w:val="left"/>
+      <w:pPr>
+        <w:tabs>
+          <w:tab w:val="num" w:pos="4320"/>
+        </w:tabs>
+        <w:ind w:left="4320" w:hanging="360"/>
+      </w:pPr>
+      <w:rPr>
+        <w:rFonts w:ascii="Wingdings" w:hAnsi="Wingdings" w:hint="default"/>
+        <w:sz w:val="20"/>
+      </w:rPr>
+    </w:lvl>
+    <w:lvl w:ilvl="6" w:tentative="1">
+      <w:start w:val="1"/>
+      <w:numFmt w:val="bullet"/>
+      <w:lvlText w:val=""/>
+      <w:lvlJc w:val="left"/>
+      <w:pPr>
+        <w:tabs>
+          <w:tab w:val="num" w:pos="5040"/>
+        </w:tabs>
+        <w:ind w:left="5040" w:hanging="360"/>
+      </w:pPr>
+      <w:rPr>
+        <w:rFonts w:ascii="Wingdings" w:hAnsi="Wingdings" w:hint="default"/>
+        <w:sz w:val="20"/>
+      </w:rPr>
+    </w:lvl>
+    <w:lvl w:ilvl="7" w:tentative="1">
+      <w:start w:val="1"/>
+      <w:numFmt w:val="bullet"/>
+      <w:lvlText w:val=""/>
+      <w:lvlJc w:val="left"/>
+      <w:pPr>
+        <w:tabs>
+          <w:tab w:val="num" w:pos="5760"/>
+        </w:tabs>
+        <w:ind w:left="5760" w:hanging="360"/>
+      </w:pPr>
+      <w:rPr>
+        <w:rFonts w:ascii="Wingdings" w:hAnsi="Wingdings" w:hint="default"/>
+        <w:sz w:val="20"/>
+      </w:rPr>
+    </w:lvl>
+    <w:lvl w:ilvl="8" w:tentative="1">
+      <w:start w:val="1"/>
+      <w:numFmt w:val="bullet"/>
+      <w:lvlText w:val=""/>
+      <w:lvlJc w:val="left"/>
+      <w:pPr>
+        <w:tabs>
+          <w:tab w:val="num" w:pos="6480"/>
+        </w:tabs>
+        <w:ind w:left="6480" w:hanging="360"/>
+      </w:pPr>
+      <w:rPr>
+        <w:rFonts w:ascii="Wingdings" w:hAnsi="Wingdings" w:hint="default"/>
+        <w:sz w:val="20"/>
+      </w:rPr>
+    </w:lvl>
+  </w:abstractNum>
+  <w:abstractNum w:abstractNumId="21" w15:restartNumberingAfterBreak="0">
     <w:nsid w:val="54A750B0"/>
     <w:multiLevelType w:val="multilevel"/>
     <w:tmpl w:val="5D726592"/>
@@ -2584,7 +5684,7 @@
       </w:rPr>
     </w:lvl>
   </w:abstractNum>
-  <w:abstractNum w:abstractNumId="8" w15:restartNumberingAfterBreak="0">
+  <w:abstractNum w:abstractNumId="22" w15:restartNumberingAfterBreak="0">
     <w:nsid w:val="54B27BE1"/>
     <w:multiLevelType w:val="multilevel"/>
     <w:tmpl w:val="7A0A5856"/>
@@ -2733,7 +5833,7 @@
       </w:rPr>
     </w:lvl>
   </w:abstractNum>
-  <w:abstractNum w:abstractNumId="9" w15:restartNumberingAfterBreak="0">
+  <w:abstractNum w:abstractNumId="23" w15:restartNumberingAfterBreak="0">
     <w:nsid w:val="54F1571E"/>
     <w:multiLevelType w:val="multilevel"/>
     <w:tmpl w:val="E81C0414"/>
@@ -2882,7 +5982,7 @@
       </w:rPr>
     </w:lvl>
   </w:abstractNum>
-  <w:abstractNum w:abstractNumId="10" w15:restartNumberingAfterBreak="0">
+  <w:abstractNum w:abstractNumId="24" w15:restartNumberingAfterBreak="0">
     <w:nsid w:val="571452EB"/>
     <w:multiLevelType w:val="multilevel"/>
     <w:tmpl w:val="8A4600C4"/>
@@ -3031,7 +6131,7 @@
       </w:rPr>
     </w:lvl>
   </w:abstractNum>
-  <w:abstractNum w:abstractNumId="11" w15:restartNumberingAfterBreak="0">
+  <w:abstractNum w:abstractNumId="25" w15:restartNumberingAfterBreak="0">
     <w:nsid w:val="57227B67"/>
     <w:multiLevelType w:val="multilevel"/>
     <w:tmpl w:val="EE68D148"/>
@@ -3180,7 +6280,156 @@
       </w:rPr>
     </w:lvl>
   </w:abstractNum>
-  <w:abstractNum w:abstractNumId="12" w15:restartNumberingAfterBreak="0">
+  <w:abstractNum w:abstractNumId="26" w15:restartNumberingAfterBreak="0">
+    <w:nsid w:val="588A7C35"/>
+    <w:multiLevelType w:val="multilevel"/>
+    <w:tmpl w:val="5DC84726"/>
+    <w:lvl w:ilvl="0">
+      <w:start w:val="1"/>
+      <w:numFmt w:val="bullet"/>
+      <w:lvlText w:val=""/>
+      <w:lvlJc w:val="left"/>
+      <w:pPr>
+        <w:tabs>
+          <w:tab w:val="num" w:pos="720"/>
+        </w:tabs>
+        <w:ind w:left="720" w:hanging="360"/>
+      </w:pPr>
+      <w:rPr>
+        <w:rFonts w:ascii="Wingdings" w:hAnsi="Wingdings" w:hint="default"/>
+        <w:sz w:val="20"/>
+      </w:rPr>
+    </w:lvl>
+    <w:lvl w:ilvl="1" w:tentative="1">
+      <w:start w:val="1"/>
+      <w:numFmt w:val="bullet"/>
+      <w:lvlText w:val="o"/>
+      <w:lvlJc w:val="left"/>
+      <w:pPr>
+        <w:tabs>
+          <w:tab w:val="num" w:pos="1440"/>
+        </w:tabs>
+        <w:ind w:left="1440" w:hanging="360"/>
+      </w:pPr>
+      <w:rPr>
+        <w:rFonts w:ascii="Courier New" w:hAnsi="Courier New" w:hint="default"/>
+        <w:sz w:val="20"/>
+      </w:rPr>
+    </w:lvl>
+    <w:lvl w:ilvl="2" w:tentative="1">
+      <w:start w:val="1"/>
+      <w:numFmt w:val="bullet"/>
+      <w:lvlText w:val=""/>
+      <w:lvlJc w:val="left"/>
+      <w:pPr>
+        <w:tabs>
+          <w:tab w:val="num" w:pos="2160"/>
+        </w:tabs>
+        <w:ind w:left="2160" w:hanging="360"/>
+      </w:pPr>
+      <w:rPr>
+        <w:rFonts w:ascii="Wingdings" w:hAnsi="Wingdings" w:hint="default"/>
+        <w:sz w:val="20"/>
+      </w:rPr>
+    </w:lvl>
+    <w:lvl w:ilvl="3" w:tentative="1">
+      <w:start w:val="1"/>
+      <w:numFmt w:val="bullet"/>
+      <w:lvlText w:val=""/>
+      <w:lvlJc w:val="left"/>
+      <w:pPr>
+        <w:tabs>
+          <w:tab w:val="num" w:pos="2880"/>
+        </w:tabs>
+        <w:ind w:left="2880" w:hanging="360"/>
+      </w:pPr>
+      <w:rPr>
+        <w:rFonts w:ascii="Wingdings" w:hAnsi="Wingdings" w:hint="default"/>
+        <w:sz w:val="20"/>
+      </w:rPr>
+    </w:lvl>
+    <w:lvl w:ilvl="4" w:tentative="1">
+      <w:start w:val="1"/>
+      <w:numFmt w:val="bullet"/>
+      <w:lvlText w:val=""/>
+      <w:lvlJc w:val="left"/>
+      <w:pPr>
+        <w:tabs>
+          <w:tab w:val="num" w:pos="3600"/>
+        </w:tabs>
+        <w:ind w:left="3600" w:hanging="360"/>
+      </w:pPr>
+      <w:rPr>
+        <w:rFonts w:ascii="Wingdings" w:hAnsi="Wingdings" w:hint="default"/>
+        <w:sz w:val="20"/>
+      </w:rPr>
+    </w:lvl>
+    <w:lvl w:ilvl="5" w:tentative="1">
+      <w:start w:val="1"/>
+      <w:numFmt w:val="bullet"/>
+      <w:lvlText w:val=""/>
+      <w:lvlJc w:val="left"/>
+      <w:pPr>
+        <w:tabs>
+          <w:tab w:val="num" w:pos="4320"/>
+        </w:tabs>
+        <w:ind w:left="4320" w:hanging="360"/>
+      </w:pPr>
+      <w:rPr>
+        <w:rFonts w:ascii="Wingdings" w:hAnsi="Wingdings" w:hint="default"/>
+        <w:sz w:val="20"/>
+      </w:rPr>
+    </w:lvl>
+    <w:lvl w:ilvl="6" w:tentative="1">
+      <w:start w:val="1"/>
+      <w:numFmt w:val="bullet"/>
+      <w:lvlText w:val=""/>
+      <w:lvlJc w:val="left"/>
+      <w:pPr>
+        <w:tabs>
+          <w:tab w:val="num" w:pos="5040"/>
+        </w:tabs>
+        <w:ind w:left="5040" w:hanging="360"/>
+      </w:pPr>
+      <w:rPr>
+        <w:rFonts w:ascii="Wingdings" w:hAnsi="Wingdings" w:hint="default"/>
+        <w:sz w:val="20"/>
+      </w:rPr>
+    </w:lvl>
+    <w:lvl w:ilvl="7" w:tentative="1">
+      <w:start w:val="1"/>
+      <w:numFmt w:val="bullet"/>
+      <w:lvlText w:val=""/>
+      <w:lvlJc w:val="left"/>
+      <w:pPr>
+        <w:tabs>
+          <w:tab w:val="num" w:pos="5760"/>
+        </w:tabs>
+        <w:ind w:left="5760" w:hanging="360"/>
+      </w:pPr>
+      <w:rPr>
+        <w:rFonts w:ascii="Wingdings" w:hAnsi="Wingdings" w:hint="default"/>
+        <w:sz w:val="20"/>
+      </w:rPr>
+    </w:lvl>
+    <w:lvl w:ilvl="8" w:tentative="1">
+      <w:start w:val="1"/>
+      <w:numFmt w:val="bullet"/>
+      <w:lvlText w:val=""/>
+      <w:lvlJc w:val="left"/>
+      <w:pPr>
+        <w:tabs>
+          <w:tab w:val="num" w:pos="6480"/>
+        </w:tabs>
+        <w:ind w:left="6480" w:hanging="360"/>
+      </w:pPr>
+      <w:rPr>
+        <w:rFonts w:ascii="Wingdings" w:hAnsi="Wingdings" w:hint="default"/>
+        <w:sz w:val="20"/>
+      </w:rPr>
+    </w:lvl>
+  </w:abstractNum>
+  <w:abstractNum w:abstractNumId="27" w15:restartNumberingAfterBreak="0">
     <w:nsid w:val="5C115044"/>
     <w:multiLevelType w:val="multilevel"/>
     <w:tmpl w:val="EACE718A"/>
@@ -3329,7 +6578,418 @@
       </w:rPr>
     </w:lvl>
   </w:abstractNum>
-  <w:abstractNum w:abstractNumId="13" w15:restartNumberingAfterBreak="0">
+  <w:abstractNum w:abstractNumId="28" w15:restartNumberingAfterBreak="0">
+    <w:nsid w:val="5DF419EC"/>
+    <w:multiLevelType w:val="multilevel"/>
+    <w:tmpl w:val="A5FE6F64"/>
+    <w:lvl w:ilvl="0">
+      <w:start w:val="1"/>
+      <w:numFmt w:val="bullet"/>
+      <w:lvlText w:val=""/>
+      <w:lvlJc w:val="left"/>
+      <w:pPr>
+        <w:tabs>
+          <w:tab w:val="num" w:pos="720"/>
+        </w:tabs>
+        <w:ind w:left="720" w:hanging="360"/>
+      </w:pPr>
+      <w:rPr>
+        <w:rFonts w:ascii="Wingdings" w:hAnsi="Wingdings" w:hint="default"/>
+        <w:sz w:val="20"/>
+      </w:rPr>
+    </w:lvl>
+    <w:lvl w:ilvl="1" w:tentative="1">
+      <w:start w:val="1"/>
+      <w:numFmt w:val="bullet"/>
+      <w:lvlText w:val="o"/>
+      <w:lvlJc w:val="left"/>
+      <w:pPr>
+        <w:tabs>
+          <w:tab w:val="num" w:pos="1440"/>
+        </w:tabs>
+        <w:ind w:left="1440" w:hanging="360"/>
+      </w:pPr>
+      <w:rPr>
+        <w:rFonts w:ascii="Courier New" w:hAnsi="Courier New" w:hint="default"/>
+        <w:sz w:val="20"/>
+      </w:rPr>
+    </w:lvl>
+    <w:lvl w:ilvl="2" w:tentative="1">
+      <w:start w:val="1"/>
+      <w:numFmt w:val="bullet"/>
+      <w:lvlText w:val=""/>
+      <w:lvlJc w:val="left"/>
+      <w:pPr>
+        <w:tabs>
+          <w:tab w:val="num" w:pos="2160"/>
+        </w:tabs>
+        <w:ind w:left="2160" w:hanging="360"/>
+      </w:pPr>
+      <w:rPr>
+        <w:rFonts w:ascii="Wingdings" w:hAnsi="Wingdings" w:hint="default"/>
+        <w:sz w:val="20"/>
+      </w:rPr>
+    </w:lvl>
+    <w:lvl w:ilvl="3" w:tentative="1">
+      <w:start w:val="1"/>
+      <w:numFmt w:val="bullet"/>
+      <w:lvlText w:val=""/>
+      <w:lvlJc w:val="left"/>
+      <w:pPr>
+        <w:tabs>
+          <w:tab w:val="num" w:pos="2880"/>
+        </w:tabs>
+        <w:ind w:left="2880" w:hanging="360"/>
+      </w:pPr>
+      <w:rPr>
+        <w:rFonts w:ascii="Wingdings" w:hAnsi="Wingdings" w:hint="default"/>
+        <w:sz w:val="20"/>
+      </w:rPr>
+    </w:lvl>
+    <w:lvl w:ilvl="4" w:tentative="1">
+      <w:start w:val="1"/>
+      <w:numFmt w:val="bullet"/>
+      <w:lvlText w:val=""/>
+      <w:lvlJc w:val="left"/>
+      <w:pPr>
+        <w:tabs>
+          <w:tab w:val="num" w:pos="3600"/>
+        </w:tabs>
+        <w:ind w:left="3600" w:hanging="360"/>
+      </w:pPr>
+      <w:rPr>
+        <w:rFonts w:ascii="Wingdings" w:hAnsi="Wingdings" w:hint="default"/>
+        <w:sz w:val="20"/>
+      </w:rPr>
+    </w:lvl>
+    <w:lvl w:ilvl="5" w:tentative="1">
+      <w:start w:val="1"/>
+      <w:numFmt w:val="bullet"/>
+      <w:lvlText w:val=""/>
+      <w:lvlJc w:val="left"/>
+      <w:pPr>
+        <w:tabs>
+          <w:tab w:val="num" w:pos="4320"/>
+        </w:tabs>
+        <w:ind w:left="4320" w:hanging="360"/>
+      </w:pPr>
+      <w:rPr>
+        <w:rFonts w:ascii="Wingdings" w:hAnsi="Wingdings" w:hint="default"/>
+        <w:sz w:val="20"/>
+      </w:rPr>
+    </w:lvl>
+    <w:lvl w:ilvl="6" w:tentative="1">
+      <w:start w:val="1"/>
+      <w:numFmt w:val="bullet"/>
+      <w:lvlText w:val=""/>
+      <w:lvlJc w:val="left"/>
+      <w:pPr>
+        <w:tabs>
+          <w:tab w:val="num" w:pos="5040"/>
+        </w:tabs>
+        <w:ind w:left="5040" w:hanging="360"/>
+      </w:pPr>
+      <w:rPr>
+        <w:rFonts w:ascii="Wingdings" w:hAnsi="Wingdings" w:hint="default"/>
+        <w:sz w:val="20"/>
+      </w:rPr>
+    </w:lvl>
+    <w:lvl w:ilvl="7" w:tentative="1">
+      <w:start w:val="1"/>
+      <w:numFmt w:val="bullet"/>
+      <w:lvlText w:val=""/>
+      <w:lvlJc w:val="left"/>
+      <w:pPr>
+        <w:tabs>
+          <w:tab w:val="num" w:pos="5760"/>
+        </w:tabs>
+        <w:ind w:left="5760" w:hanging="360"/>
+      </w:pPr>
+      <w:rPr>
+        <w:rFonts w:ascii="Wingdings" w:hAnsi="Wingdings" w:hint="default"/>
+        <w:sz w:val="20"/>
+      </w:rPr>
+    </w:lvl>
+    <w:lvl w:ilvl="8" w:tentative="1">
+      <w:start w:val="1"/>
+      <w:numFmt w:val="bullet"/>
+      <w:lvlText w:val=""/>
+      <w:lvlJc w:val="left"/>
+      <w:pPr>
+        <w:tabs>
+          <w:tab w:val="num" w:pos="6480"/>
+        </w:tabs>
+        <w:ind w:left="6480" w:hanging="360"/>
+      </w:pPr>
+      <w:rPr>
+        <w:rFonts w:ascii="Wingdings" w:hAnsi="Wingdings" w:hint="default"/>
+        <w:sz w:val="20"/>
+      </w:rPr>
+    </w:lvl>
+  </w:abstractNum>
+  <w:abstractNum w:abstractNumId="29" w15:restartNumberingAfterBreak="0">
+    <w:nsid w:val="5E564B33"/>
+    <w:multiLevelType w:val="multilevel"/>
+    <w:tmpl w:val="ED58CD12"/>
+    <w:lvl w:ilvl="0">
+      <w:start w:val="1"/>
+      <w:numFmt w:val="bullet"/>
+      <w:lvlText w:val=""/>
+      <w:lvlJc w:val="left"/>
+      <w:pPr>
+        <w:tabs>
+          <w:tab w:val="num" w:pos="720"/>
+        </w:tabs>
+        <w:ind w:left="720" w:hanging="360"/>
+      </w:pPr>
+      <w:rPr>
+        <w:rFonts w:ascii="Wingdings" w:hAnsi="Wingdings" w:hint="default"/>
+        <w:sz w:val="20"/>
+      </w:rPr>
+    </w:lvl>
+    <w:lvl w:ilvl="1" w:tentative="1">
+      <w:start w:val="1"/>
+      <w:numFmt w:val="bullet"/>
+      <w:lvlText w:val="o"/>
+      <w:lvlJc w:val="left"/>
+      <w:pPr>
+        <w:tabs>
+          <w:tab w:val="num" w:pos="1440"/>
+        </w:tabs>
+        <w:ind w:left="1440" w:hanging="360"/>
+      </w:pPr>
+      <w:rPr>
+        <w:rFonts w:ascii="Courier New" w:hAnsi="Courier New" w:hint="default"/>
+        <w:sz w:val="20"/>
+      </w:rPr>
+    </w:lvl>
+    <w:lvl w:ilvl="2" w:tentative="1">
+      <w:start w:val="1"/>
+      <w:numFmt w:val="bullet"/>
+      <w:lvlText w:val=""/>
+      <w:lvlJc w:val="left"/>
+      <w:pPr>
+        <w:tabs>
+          <w:tab w:val="num" w:pos="2160"/>
+        </w:tabs>
+        <w:ind w:left="2160" w:hanging="360"/>
+      </w:pPr>
+      <w:rPr>
+        <w:rFonts w:ascii="Wingdings" w:hAnsi="Wingdings" w:hint="default"/>
+        <w:sz w:val="20"/>
+      </w:rPr>
+    </w:lvl>
+    <w:lvl w:ilvl="3" w:tentative="1">
+      <w:start w:val="1"/>
+      <w:numFmt w:val="bullet"/>
+      <w:lvlText w:val=""/>
+      <w:lvlJc w:val="left"/>
+      <w:pPr>
+        <w:tabs>
+          <w:tab w:val="num" w:pos="2880"/>
+        </w:tabs>
+        <w:ind w:left="2880" w:hanging="360"/>
+      </w:pPr>
+      <w:rPr>
+        <w:rFonts w:ascii="Wingdings" w:hAnsi="Wingdings" w:hint="default"/>
+        <w:sz w:val="20"/>
+      </w:rPr>
+    </w:lvl>
+    <w:lvl w:ilvl="4" w:tentative="1">
+      <w:start w:val="1"/>
+      <w:numFmt w:val="bullet"/>
+      <w:lvlText w:val=""/>
+      <w:lvlJc w:val="left"/>
+      <w:pPr>
+        <w:tabs>
+          <w:tab w:val="num" w:pos="3600"/>
+        </w:tabs>
+        <w:ind w:left="3600" w:hanging="360"/>
+      </w:pPr>
+      <w:rPr>
+        <w:rFonts w:ascii="Wingdings" w:hAnsi="Wingdings" w:hint="default"/>
+        <w:sz w:val="20"/>
+      </w:rPr>
+    </w:lvl>
+    <w:lvl w:ilvl="5" w:tentative="1">
+      <w:start w:val="1"/>
+      <w:numFmt w:val="bullet"/>
+      <w:lvlText w:val=""/>
+      <w:lvlJc w:val="left"/>
+      <w:pPr>
+        <w:tabs>
+          <w:tab w:val="num" w:pos="4320"/>
+        </w:tabs>
+        <w:ind w:left="4320" w:hanging="360"/>
+      </w:pPr>
+      <w:rPr>
+        <w:rFonts w:ascii="Wingdings" w:hAnsi="Wingdings" w:hint="default"/>
+        <w:sz w:val="20"/>
+      </w:rPr>
+    </w:lvl>
+    <w:lvl w:ilvl="6" w:tentative="1">
+      <w:start w:val="1"/>
+      <w:numFmt w:val="bullet"/>
+      <w:lvlText w:val=""/>
+      <w:lvlJc w:val="left"/>
+      <w:pPr>
+        <w:tabs>
+          <w:tab w:val="num" w:pos="5040"/>
+        </w:tabs>
+        <w:ind w:left="5040" w:hanging="360"/>
+      </w:pPr>
+      <w:rPr>
+        <w:rFonts w:ascii="Wingdings" w:hAnsi="Wingdings" w:hint="default"/>
+        <w:sz w:val="20"/>
+      </w:rPr>
+    </w:lvl>
+    <w:lvl w:ilvl="7" w:tentative="1">
+      <w:start w:val="1"/>
+      <w:numFmt w:val="bullet"/>
+      <w:lvlText w:val=""/>
+      <w:lvlJc w:val="left"/>
+      <w:pPr>
+        <w:tabs>
+          <w:tab w:val="num" w:pos="5760"/>
+        </w:tabs>
+        <w:ind w:left="5760" w:hanging="360"/>
+      </w:pPr>
+      <w:rPr>
+        <w:rFonts w:ascii="Wingdings" w:hAnsi="Wingdings" w:hint="default"/>
+        <w:sz w:val="20"/>
+      </w:rPr>
+    </w:lvl>
+    <w:lvl w:ilvl="8" w:tentative="1">
+      <w:start w:val="1"/>
+      <w:numFmt w:val="bullet"/>
+      <w:lvlText w:val=""/>
+      <w:lvlJc w:val="left"/>
+      <w:pPr>
+        <w:tabs>
+          <w:tab w:val="num" w:pos="6480"/>
+        </w:tabs>
+        <w:ind w:left="6480" w:hanging="360"/>
+      </w:pPr>
+      <w:rPr>
+        <w:rFonts w:ascii="Wingdings" w:hAnsi="Wingdings" w:hint="default"/>
+        <w:sz w:val="20"/>
+      </w:rPr>
+    </w:lvl>
+  </w:abstractNum>
+  <w:abstractNum w:abstractNumId="30" w15:restartNumberingAfterBreak="0">
+    <w:nsid w:val="5EB63C85"/>
+    <w:multiLevelType w:val="hybridMultilevel"/>
+    <w:tmpl w:val="E9CE4406"/>
+    <w:lvl w:ilvl="0" w:tplc="4009000B">
+      <w:start w:val="1"/>
+      <w:numFmt w:val="bullet"/>
+      <w:lvlText w:val=""/>
+      <w:lvlJc w:val="left"/>
+      <w:pPr>
+        <w:ind w:left="1440" w:hanging="360"/>
+      </w:pPr>
+      <w:rPr>
+        <w:rFonts w:ascii="Wingdings" w:hAnsi="Wingdings" w:hint="default"/>
+      </w:rPr>
+    </w:lvl>
+    <w:lvl w:ilvl="1" w:tplc="40090003" w:tentative="1">
+      <w:start w:val="1"/>
+      <w:numFmt w:val="bullet"/>
+      <w:lvlText w:val="o"/>
+      <w:lvlJc w:val="left"/>
+      <w:pPr>
+        <w:ind w:left="2160" w:hanging="360"/>
+      </w:pPr>
+      <w:rPr>
+        <w:rFonts w:ascii="Courier New" w:hAnsi="Courier New" w:cs="Courier New" w:hint="default"/>
+      </w:rPr>
+    </w:lvl>
+    <w:lvl w:ilvl="2" w:tplc="40090005" w:tentative="1">
+      <w:start w:val="1"/>
+      <w:numFmt w:val="bullet"/>
+      <w:lvlText w:val=""/>
+      <w:lvlJc w:val="left"/>
+      <w:pPr>
+        <w:ind w:left="2880" w:hanging="360"/>
+      </w:pPr>
+      <w:rPr>
+        <w:rFonts w:ascii="Wingdings" w:hAnsi="Wingdings" w:hint="default"/>
+      </w:rPr>
+    </w:lvl>
+    <w:lvl w:ilvl="3" w:tplc="40090001" w:tentative="1">
+      <w:start w:val="1"/>
+      <w:numFmt w:val="bullet"/>
+      <w:lvlText w:val=""/>
+      <w:lvlJc w:val="left"/>
+      <w:pPr>
+        <w:ind w:left="3600" w:hanging="360"/>
+      </w:pPr>
+      <w:rPr>
+        <w:rFonts w:ascii="Symbol" w:hAnsi="Symbol" w:hint="default"/>
+      </w:rPr>
+    </w:lvl>
+    <w:lvl w:ilvl="4" w:tplc="40090003" w:tentative="1">
+      <w:start w:val="1"/>
+      <w:numFmt w:val="bullet"/>
+      <w:lvlText w:val="o"/>
+      <w:lvlJc w:val="left"/>
+      <w:pPr>
+        <w:ind w:left="4320" w:hanging="360"/>
+      </w:pPr>
+      <w:rPr>
+        <w:rFonts w:ascii="Courier New" w:hAnsi="Courier New" w:cs="Courier New" w:hint="default"/>
+      </w:rPr>
+    </w:lvl>
+    <w:lvl w:ilvl="5" w:tplc="40090005" w:tentative="1">
+      <w:start w:val="1"/>
+      <w:numFmt w:val="bullet"/>
+      <w:lvlText w:val=""/>
+      <w:lvlJc w:val="left"/>
+      <w:pPr>
+        <w:ind w:left="5040" w:hanging="360"/>
+      </w:pPr>
+      <w:rPr>
+        <w:rFonts w:ascii="Wingdings" w:hAnsi="Wingdings" w:hint="default"/>
+      </w:rPr>
+    </w:lvl>
+    <w:lvl w:ilvl="6" w:tplc="40090001" w:tentative="1">
+      <w:start w:val="1"/>
+      <w:numFmt w:val="bullet"/>
+      <w:lvlText w:val=""/>
+      <w:lvlJc w:val="left"/>
+      <w:pPr>
+        <w:ind w:left="5760" w:hanging="360"/>
+      </w:pPr>
+      <w:rPr>
+        <w:rFonts w:ascii="Symbol" w:hAnsi="Symbol" w:hint="default"/>
+      </w:rPr>
+    </w:lvl>
+    <w:lvl w:ilvl="7" w:tplc="40090003" w:tentative="1">
+      <w:start w:val="1"/>
+      <w:numFmt w:val="bullet"/>
+      <w:lvlText w:val="o"/>
+      <w:lvlJc w:val="left"/>
+      <w:pPr>
+        <w:ind w:left="6480" w:hanging="360"/>
+      </w:pPr>
+      <w:rPr>
+        <w:rFonts w:ascii="Courier New" w:hAnsi="Courier New" w:cs="Courier New" w:hint="default"/>
+      </w:rPr>
+    </w:lvl>
+    <w:lvl w:ilvl="8" w:tplc="40090005" w:tentative="1">
+      <w:start w:val="1"/>
+      <w:numFmt w:val="bullet"/>
+      <w:lvlText w:val=""/>
+      <w:lvlJc w:val="left"/>
+      <w:pPr>
+        <w:ind w:left="7200" w:hanging="360"/>
+      </w:pPr>
+      <w:rPr>
+        <w:rFonts w:ascii="Wingdings" w:hAnsi="Wingdings" w:hint="default"/>
+      </w:rPr>
+    </w:lvl>
+  </w:abstractNum>
+  <w:abstractNum w:abstractNumId="31" w15:restartNumberingAfterBreak="0">
     <w:nsid w:val="60613871"/>
     <w:multiLevelType w:val="multilevel"/>
     <w:tmpl w:val="0BA414CE"/>
@@ -3478,7 +7138,305 @@
       </w:rPr>
     </w:lvl>
   </w:abstractNum>
-  <w:abstractNum w:abstractNumId="14" w15:restartNumberingAfterBreak="0">
+  <w:abstractNum w:abstractNumId="32" w15:restartNumberingAfterBreak="0">
+    <w:nsid w:val="647E0BA8"/>
+    <w:multiLevelType w:val="multilevel"/>
+    <w:tmpl w:val="32F42330"/>
+    <w:lvl w:ilvl="0">
+      <w:start w:val="1"/>
+      <w:numFmt w:val="bullet"/>
+      <w:lvlText w:val=""/>
+      <w:lvlJc w:val="left"/>
+      <w:pPr>
+        <w:tabs>
+          <w:tab w:val="num" w:pos="720"/>
+        </w:tabs>
+        <w:ind w:left="720" w:hanging="360"/>
+      </w:pPr>
+      <w:rPr>
+        <w:rFonts w:ascii="Wingdings" w:hAnsi="Wingdings" w:hint="default"/>
+        <w:sz w:val="20"/>
+      </w:rPr>
+    </w:lvl>
+    <w:lvl w:ilvl="1" w:tentative="1">
+      <w:start w:val="1"/>
+      <w:numFmt w:val="bullet"/>
+      <w:lvlText w:val="o"/>
+      <w:lvlJc w:val="left"/>
+      <w:pPr>
+        <w:tabs>
+          <w:tab w:val="num" w:pos="1440"/>
+        </w:tabs>
+        <w:ind w:left="1440" w:hanging="360"/>
+      </w:pPr>
+      <w:rPr>
+        <w:rFonts w:ascii="Courier New" w:hAnsi="Courier New" w:hint="default"/>
+        <w:sz w:val="20"/>
+      </w:rPr>
+    </w:lvl>
+    <w:lvl w:ilvl="2" w:tentative="1">
+      <w:start w:val="1"/>
+      <w:numFmt w:val="bullet"/>
+      <w:lvlText w:val=""/>
+      <w:lvlJc w:val="left"/>
+      <w:pPr>
+        <w:tabs>
+          <w:tab w:val="num" w:pos="2160"/>
+        </w:tabs>
+        <w:ind w:left="2160" w:hanging="360"/>
+      </w:pPr>
+      <w:rPr>
+        <w:rFonts w:ascii="Wingdings" w:hAnsi="Wingdings" w:hint="default"/>
+        <w:sz w:val="20"/>
+      </w:rPr>
+    </w:lvl>
+    <w:lvl w:ilvl="3" w:tentative="1">
+      <w:start w:val="1"/>
+      <w:numFmt w:val="bullet"/>
+      <w:lvlText w:val=""/>
+      <w:lvlJc w:val="left"/>
+      <w:pPr>
+        <w:tabs>
+          <w:tab w:val="num" w:pos="2880"/>
+        </w:tabs>
+        <w:ind w:left="2880" w:hanging="360"/>
+      </w:pPr>
+      <w:rPr>
+        <w:rFonts w:ascii="Wingdings" w:hAnsi="Wingdings" w:hint="default"/>
+        <w:sz w:val="20"/>
+      </w:rPr>
+    </w:lvl>
+    <w:lvl w:ilvl="4" w:tentative="1">
+      <w:start w:val="1"/>
+      <w:numFmt w:val="bullet"/>
+      <w:lvlText w:val=""/>
+      <w:lvlJc w:val="left"/>
+      <w:pPr>
+        <w:tabs>
+          <w:tab w:val="num" w:pos="3600"/>
+        </w:tabs>
+        <w:ind w:left="3600" w:hanging="360"/>
+      </w:pPr>
+      <w:rPr>
+        <w:rFonts w:ascii="Wingdings" w:hAnsi="Wingdings" w:hint="default"/>
+        <w:sz w:val="20"/>
+      </w:rPr>
+    </w:lvl>
+    <w:lvl w:ilvl="5" w:tentative="1">
+      <w:start w:val="1"/>
+      <w:numFmt w:val="bullet"/>
+      <w:lvlText w:val=""/>
+      <w:lvlJc w:val="left"/>
+      <w:pPr>
+        <w:tabs>
+          <w:tab w:val="num" w:pos="4320"/>
+        </w:tabs>
+        <w:ind w:left="4320" w:hanging="360"/>
+      </w:pPr>
+      <w:rPr>
+        <w:rFonts w:ascii="Wingdings" w:hAnsi="Wingdings" w:hint="default"/>
+        <w:sz w:val="20"/>
+      </w:rPr>
+    </w:lvl>
+    <w:lvl w:ilvl="6" w:tentative="1">
+      <w:start w:val="1"/>
+      <w:numFmt w:val="bullet"/>
+      <w:lvlText w:val=""/>
+      <w:lvlJc w:val="left"/>
+      <w:pPr>
+        <w:tabs>
+          <w:tab w:val="num" w:pos="5040"/>
+        </w:tabs>
+        <w:ind w:left="5040" w:hanging="360"/>
+      </w:pPr>
+      <w:rPr>
+        <w:rFonts w:ascii="Wingdings" w:hAnsi="Wingdings" w:hint="default"/>
+        <w:sz w:val="20"/>
+      </w:rPr>
+    </w:lvl>
+    <w:lvl w:ilvl="7" w:tentative="1">
+      <w:start w:val="1"/>
+      <w:numFmt w:val="bullet"/>
+      <w:lvlText w:val=""/>
+      <w:lvlJc w:val="left"/>
+      <w:pPr>
+        <w:tabs>
+          <w:tab w:val="num" w:pos="5760"/>
+        </w:tabs>
+        <w:ind w:left="5760" w:hanging="360"/>
+      </w:pPr>
+      <w:rPr>
+        <w:rFonts w:ascii="Wingdings" w:hAnsi="Wingdings" w:hint="default"/>
+        <w:sz w:val="20"/>
+      </w:rPr>
+    </w:lvl>
+    <w:lvl w:ilvl="8" w:tentative="1">
+      <w:start w:val="1"/>
+      <w:numFmt w:val="bullet"/>
+      <w:lvlText w:val=""/>
+      <w:lvlJc w:val="left"/>
+      <w:pPr>
+        <w:tabs>
+          <w:tab w:val="num" w:pos="6480"/>
+        </w:tabs>
+        <w:ind w:left="6480" w:hanging="360"/>
+      </w:pPr>
+      <w:rPr>
+        <w:rFonts w:ascii="Wingdings" w:hAnsi="Wingdings" w:hint="default"/>
+        <w:sz w:val="20"/>
+      </w:rPr>
+    </w:lvl>
+  </w:abstractNum>
+  <w:abstractNum w:abstractNumId="33" w15:restartNumberingAfterBreak="0">
+    <w:nsid w:val="64BC5194"/>
+    <w:multiLevelType w:val="multilevel"/>
+    <w:tmpl w:val="9B96778A"/>
+    <w:lvl w:ilvl="0">
+      <w:start w:val="1"/>
+      <w:numFmt w:val="bullet"/>
+      <w:lvlText w:val=""/>
+      <w:lvlJc w:val="left"/>
+      <w:pPr>
+        <w:tabs>
+          <w:tab w:val="num" w:pos="720"/>
+        </w:tabs>
+        <w:ind w:left="720" w:hanging="360"/>
+      </w:pPr>
+      <w:rPr>
+        <w:rFonts w:ascii="Wingdings" w:hAnsi="Wingdings" w:hint="default"/>
+        <w:sz w:val="20"/>
+      </w:rPr>
+    </w:lvl>
+    <w:lvl w:ilvl="1" w:tentative="1">
+      <w:start w:val="1"/>
+      <w:numFmt w:val="bullet"/>
+      <w:lvlText w:val="o"/>
+      <w:lvlJc w:val="left"/>
+      <w:pPr>
+        <w:tabs>
+          <w:tab w:val="num" w:pos="1440"/>
+        </w:tabs>
+        <w:ind w:left="1440" w:hanging="360"/>
+      </w:pPr>
+      <w:rPr>
+        <w:rFonts w:ascii="Courier New" w:hAnsi="Courier New" w:hint="default"/>
+        <w:sz w:val="20"/>
+      </w:rPr>
+    </w:lvl>
+    <w:lvl w:ilvl="2" w:tentative="1">
+      <w:start w:val="1"/>
+      <w:numFmt w:val="bullet"/>
+      <w:lvlText w:val=""/>
+      <w:lvlJc w:val="left"/>
+      <w:pPr>
+        <w:tabs>
+          <w:tab w:val="num" w:pos="2160"/>
+        </w:tabs>
+        <w:ind w:left="2160" w:hanging="360"/>
+      </w:pPr>
+      <w:rPr>
+        <w:rFonts w:ascii="Wingdings" w:hAnsi="Wingdings" w:hint="default"/>
+        <w:sz w:val="20"/>
+      </w:rPr>
+    </w:lvl>
+    <w:lvl w:ilvl="3" w:tentative="1">
+      <w:start w:val="1"/>
+      <w:numFmt w:val="bullet"/>
+      <w:lvlText w:val=""/>
+      <w:lvlJc w:val="left"/>
+      <w:pPr>
+        <w:tabs>
+          <w:tab w:val="num" w:pos="2880"/>
+        </w:tabs>
+        <w:ind w:left="2880" w:hanging="360"/>
+      </w:pPr>
+      <w:rPr>
+        <w:rFonts w:ascii="Wingdings" w:hAnsi="Wingdings" w:hint="default"/>
+        <w:sz w:val="20"/>
+      </w:rPr>
+    </w:lvl>
+    <w:lvl w:ilvl="4" w:tentative="1">
+      <w:start w:val="1"/>
+      <w:numFmt w:val="bullet"/>
+      <w:lvlText w:val=""/>
+      <w:lvlJc w:val="left"/>
+      <w:pPr>
+        <w:tabs>
+          <w:tab w:val="num" w:pos="3600"/>
+        </w:tabs>
+        <w:ind w:left="3600" w:hanging="360"/>
+      </w:pPr>
+      <w:rPr>
+        <w:rFonts w:ascii="Wingdings" w:hAnsi="Wingdings" w:hint="default"/>
+        <w:sz w:val="20"/>
+      </w:rPr>
+    </w:lvl>
+    <w:lvl w:ilvl="5" w:tentative="1">
+      <w:start w:val="1"/>
+      <w:numFmt w:val="bullet"/>
+      <w:lvlText w:val=""/>
+      <w:lvlJc w:val="left"/>
+      <w:pPr>
+        <w:tabs>
+          <w:tab w:val="num" w:pos="4320"/>
+        </w:tabs>
+        <w:ind w:left="4320" w:hanging="360"/>
+      </w:pPr>
+      <w:rPr>
+        <w:rFonts w:ascii="Wingdings" w:hAnsi="Wingdings" w:hint="default"/>
+        <w:sz w:val="20"/>
+      </w:rPr>
+    </w:lvl>
+    <w:lvl w:ilvl="6" w:tentative="1">
+      <w:start w:val="1"/>
+      <w:numFmt w:val="bullet"/>
+      <w:lvlText w:val=""/>
+      <w:lvlJc w:val="left"/>
+      <w:pPr>
+        <w:tabs>
+          <w:tab w:val="num" w:pos="5040"/>
+        </w:tabs>
+        <w:ind w:left="5040" w:hanging="360"/>
+      </w:pPr>
+      <w:rPr>
+        <w:rFonts w:ascii="Wingdings" w:hAnsi="Wingdings" w:hint="default"/>
+        <w:sz w:val="20"/>
+      </w:rPr>
+    </w:lvl>
+    <w:lvl w:ilvl="7" w:tentative="1">
+      <w:start w:val="1"/>
+      <w:numFmt w:val="bullet"/>
+      <w:lvlText w:val=""/>
+      <w:lvlJc w:val="left"/>
+      <w:pPr>
+        <w:tabs>
+          <w:tab w:val="num" w:pos="5760"/>
+        </w:tabs>
+        <w:ind w:left="5760" w:hanging="360"/>
+      </w:pPr>
+      <w:rPr>
+        <w:rFonts w:ascii="Wingdings" w:hAnsi="Wingdings" w:hint="default"/>
+        <w:sz w:val="20"/>
+      </w:rPr>
+    </w:lvl>
+    <w:lvl w:ilvl="8" w:tentative="1">
+      <w:start w:val="1"/>
+      <w:numFmt w:val="bullet"/>
+      <w:lvlText w:val=""/>
+      <w:lvlJc w:val="left"/>
+      <w:pPr>
+        <w:tabs>
+          <w:tab w:val="num" w:pos="6480"/>
+        </w:tabs>
+        <w:ind w:left="6480" w:hanging="360"/>
+      </w:pPr>
+      <w:rPr>
+        <w:rFonts w:ascii="Wingdings" w:hAnsi="Wingdings" w:hint="default"/>
+        <w:sz w:val="20"/>
+      </w:rPr>
+    </w:lvl>
+  </w:abstractNum>
+  <w:abstractNum w:abstractNumId="34" w15:restartNumberingAfterBreak="0">
     <w:nsid w:val="653160C9"/>
     <w:multiLevelType w:val="multilevel"/>
     <w:tmpl w:val="768AE7AA"/>
@@ -3627,7 +7585,156 @@
       </w:rPr>
     </w:lvl>
   </w:abstractNum>
-  <w:abstractNum w:abstractNumId="15" w15:restartNumberingAfterBreak="0">
+  <w:abstractNum w:abstractNumId="35" w15:restartNumberingAfterBreak="0">
+    <w:nsid w:val="689B4160"/>
+    <w:multiLevelType w:val="multilevel"/>
+    <w:tmpl w:val="C40230C8"/>
+    <w:lvl w:ilvl="0">
+      <w:start w:val="1"/>
+      <w:numFmt w:val="bullet"/>
+      <w:lvlText w:val=""/>
+      <w:lvlJc w:val="left"/>
+      <w:pPr>
+        <w:tabs>
+          <w:tab w:val="num" w:pos="720"/>
+        </w:tabs>
+        <w:ind w:left="720" w:hanging="360"/>
+      </w:pPr>
+      <w:rPr>
+        <w:rFonts w:ascii="Wingdings" w:hAnsi="Wingdings" w:hint="default"/>
+        <w:sz w:val="20"/>
+      </w:rPr>
+    </w:lvl>
+    <w:lvl w:ilvl="1" w:tentative="1">
+      <w:start w:val="1"/>
+      <w:numFmt w:val="bullet"/>
+      <w:lvlText w:val="o"/>
+      <w:lvlJc w:val="left"/>
+      <w:pPr>
+        <w:tabs>
+          <w:tab w:val="num" w:pos="1440"/>
+        </w:tabs>
+        <w:ind w:left="1440" w:hanging="360"/>
+      </w:pPr>
+      <w:rPr>
+        <w:rFonts w:ascii="Courier New" w:hAnsi="Courier New" w:hint="default"/>
+        <w:sz w:val="20"/>
+      </w:rPr>
+    </w:lvl>
+    <w:lvl w:ilvl="2" w:tentative="1">
+      <w:start w:val="1"/>
+      <w:numFmt w:val="bullet"/>
+      <w:lvlText w:val=""/>
+      <w:lvlJc w:val="left"/>
+      <w:pPr>
+        <w:tabs>
+          <w:tab w:val="num" w:pos="2160"/>
+        </w:tabs>
+        <w:ind w:left="2160" w:hanging="360"/>
+      </w:pPr>
+      <w:rPr>
+        <w:rFonts w:ascii="Wingdings" w:hAnsi="Wingdings" w:hint="default"/>
+        <w:sz w:val="20"/>
+      </w:rPr>
+    </w:lvl>
+    <w:lvl w:ilvl="3" w:tentative="1">
+      <w:start w:val="1"/>
+      <w:numFmt w:val="bullet"/>
+      <w:lvlText w:val=""/>
+      <w:lvlJc w:val="left"/>
+      <w:pPr>
+        <w:tabs>
+          <w:tab w:val="num" w:pos="2880"/>
+        </w:tabs>
+        <w:ind w:left="2880" w:hanging="360"/>
+      </w:pPr>
+      <w:rPr>
+        <w:rFonts w:ascii="Wingdings" w:hAnsi="Wingdings" w:hint="default"/>
+        <w:sz w:val="20"/>
+      </w:rPr>
+    </w:lvl>
+    <w:lvl w:ilvl="4" w:tentative="1">
+      <w:start w:val="1"/>
+      <w:numFmt w:val="bullet"/>
+      <w:lvlText w:val=""/>
+      <w:lvlJc w:val="left"/>
+      <w:pPr>
+        <w:tabs>
+          <w:tab w:val="num" w:pos="3600"/>
+        </w:tabs>
+        <w:ind w:left="3600" w:hanging="360"/>
+      </w:pPr>
+      <w:rPr>
+        <w:rFonts w:ascii="Wingdings" w:hAnsi="Wingdings" w:hint="default"/>
+        <w:sz w:val="20"/>
+      </w:rPr>
+    </w:lvl>
+    <w:lvl w:ilvl="5" w:tentative="1">
+      <w:start w:val="1"/>
+      <w:numFmt w:val="bullet"/>
+      <w:lvlText w:val=""/>
+      <w:lvlJc w:val="left"/>
+      <w:pPr>
+        <w:tabs>
+          <w:tab w:val="num" w:pos="4320"/>
+        </w:tabs>
+        <w:ind w:left="4320" w:hanging="360"/>
+      </w:pPr>
+      <w:rPr>
+        <w:rFonts w:ascii="Wingdings" w:hAnsi="Wingdings" w:hint="default"/>
+        <w:sz w:val="20"/>
+      </w:rPr>
+    </w:lvl>
+    <w:lvl w:ilvl="6" w:tentative="1">
+      <w:start w:val="1"/>
+      <w:numFmt w:val="bullet"/>
+      <w:lvlText w:val=""/>
+      <w:lvlJc w:val="left"/>
+      <w:pPr>
+        <w:tabs>
+          <w:tab w:val="num" w:pos="5040"/>
+        </w:tabs>
+        <w:ind w:left="5040" w:hanging="360"/>
+      </w:pPr>
+      <w:rPr>
+        <w:rFonts w:ascii="Wingdings" w:hAnsi="Wingdings" w:hint="default"/>
+        <w:sz w:val="20"/>
+      </w:rPr>
+    </w:lvl>
+    <w:lvl w:ilvl="7" w:tentative="1">
+      <w:start w:val="1"/>
+      <w:numFmt w:val="bullet"/>
+      <w:lvlText w:val=""/>
+      <w:lvlJc w:val="left"/>
+      <w:pPr>
+        <w:tabs>
+          <w:tab w:val="num" w:pos="5760"/>
+        </w:tabs>
+        <w:ind w:left="5760" w:hanging="360"/>
+      </w:pPr>
+      <w:rPr>
+        <w:rFonts w:ascii="Wingdings" w:hAnsi="Wingdings" w:hint="default"/>
+        <w:sz w:val="20"/>
+      </w:rPr>
+    </w:lvl>
+    <w:lvl w:ilvl="8" w:tentative="1">
+      <w:start w:val="1"/>
+      <w:numFmt w:val="bullet"/>
+      <w:lvlText w:val=""/>
+      <w:lvlJc w:val="left"/>
+      <w:pPr>
+        <w:tabs>
+          <w:tab w:val="num" w:pos="6480"/>
+        </w:tabs>
+        <w:ind w:left="6480" w:hanging="360"/>
+      </w:pPr>
+      <w:rPr>
+        <w:rFonts w:ascii="Wingdings" w:hAnsi="Wingdings" w:hint="default"/>
+        <w:sz w:val="20"/>
+      </w:rPr>
+    </w:lvl>
+  </w:abstractNum>
+  <w:abstractNum w:abstractNumId="36" w15:restartNumberingAfterBreak="0">
     <w:nsid w:val="69E370D9"/>
     <w:multiLevelType w:val="multilevel"/>
     <w:tmpl w:val="23F86920"/>
@@ -3776,7 +7883,7 @@
       </w:rPr>
     </w:lvl>
   </w:abstractNum>
-  <w:abstractNum w:abstractNumId="16" w15:restartNumberingAfterBreak="0">
+  <w:abstractNum w:abstractNumId="37" w15:restartNumberingAfterBreak="0">
     <w:nsid w:val="6A18794E"/>
     <w:multiLevelType w:val="multilevel"/>
     <w:tmpl w:val="D6C83ED8"/>
@@ -3925,7 +8032,7 @@
       </w:rPr>
     </w:lvl>
   </w:abstractNum>
-  <w:abstractNum w:abstractNumId="17" w15:restartNumberingAfterBreak="0">
+  <w:abstractNum w:abstractNumId="38" w15:restartNumberingAfterBreak="0">
     <w:nsid w:val="6CB82B88"/>
     <w:multiLevelType w:val="multilevel"/>
     <w:tmpl w:val="9842A0A2"/>
@@ -4074,7 +8181,7 @@
       </w:rPr>
     </w:lvl>
   </w:abstractNum>
-  <w:abstractNum w:abstractNumId="18" w15:restartNumberingAfterBreak="0">
+  <w:abstractNum w:abstractNumId="39" w15:restartNumberingAfterBreak="0">
     <w:nsid w:val="70DD1BF6"/>
     <w:multiLevelType w:val="multilevel"/>
     <w:tmpl w:val="EA12607C"/>
@@ -4223,7 +8330,7 @@
       </w:rPr>
     </w:lvl>
   </w:abstractNum>
-  <w:abstractNum w:abstractNumId="19" w15:restartNumberingAfterBreak="0">
+  <w:abstractNum w:abstractNumId="40" w15:restartNumberingAfterBreak="0">
     <w:nsid w:val="72503D25"/>
     <w:multiLevelType w:val="multilevel"/>
     <w:tmpl w:val="0786F412"/>
@@ -4372,65 +8479,432 @@
       </w:rPr>
     </w:lvl>
   </w:abstractNum>
+  <w:abstractNum w:abstractNumId="41" w15:restartNumberingAfterBreak="0">
+    <w:nsid w:val="79480FF5"/>
+    <w:multiLevelType w:val="multilevel"/>
+    <w:tmpl w:val="B56096E8"/>
+    <w:lvl w:ilvl="0">
+      <w:start w:val="1"/>
+      <w:numFmt w:val="bullet"/>
+      <w:lvlText w:val=""/>
+      <w:lvlJc w:val="left"/>
+      <w:pPr>
+        <w:tabs>
+          <w:tab w:val="num" w:pos="720"/>
+        </w:tabs>
+        <w:ind w:left="720" w:hanging="360"/>
+      </w:pPr>
+      <w:rPr>
+        <w:rFonts w:ascii="Wingdings" w:hAnsi="Wingdings" w:hint="default"/>
+        <w:sz w:val="20"/>
+      </w:rPr>
+    </w:lvl>
+    <w:lvl w:ilvl="1" w:tentative="1">
+      <w:start w:val="1"/>
+      <w:numFmt w:val="bullet"/>
+      <w:lvlText w:val="o"/>
+      <w:lvlJc w:val="left"/>
+      <w:pPr>
+        <w:tabs>
+          <w:tab w:val="num" w:pos="1440"/>
+        </w:tabs>
+        <w:ind w:left="1440" w:hanging="360"/>
+      </w:pPr>
+      <w:rPr>
+        <w:rFonts w:ascii="Courier New" w:hAnsi="Courier New" w:hint="default"/>
+        <w:sz w:val="20"/>
+      </w:rPr>
+    </w:lvl>
+    <w:lvl w:ilvl="2" w:tentative="1">
+      <w:start w:val="1"/>
+      <w:numFmt w:val="bullet"/>
+      <w:lvlText w:val=""/>
+      <w:lvlJc w:val="left"/>
+      <w:pPr>
+        <w:tabs>
+          <w:tab w:val="num" w:pos="2160"/>
+        </w:tabs>
+        <w:ind w:left="2160" w:hanging="360"/>
+      </w:pPr>
+      <w:rPr>
+        <w:rFonts w:ascii="Wingdings" w:hAnsi="Wingdings" w:hint="default"/>
+        <w:sz w:val="20"/>
+      </w:rPr>
+    </w:lvl>
+    <w:lvl w:ilvl="3" w:tentative="1">
+      <w:start w:val="1"/>
+      <w:numFmt w:val="bullet"/>
+      <w:lvlText w:val=""/>
+      <w:lvlJc w:val="left"/>
+      <w:pPr>
+        <w:tabs>
+          <w:tab w:val="num" w:pos="2880"/>
+        </w:tabs>
+        <w:ind w:left="2880" w:hanging="360"/>
+      </w:pPr>
+      <w:rPr>
+        <w:rFonts w:ascii="Wingdings" w:hAnsi="Wingdings" w:hint="default"/>
+        <w:sz w:val="20"/>
+      </w:rPr>
+    </w:lvl>
+    <w:lvl w:ilvl="4" w:tentative="1">
+      <w:start w:val="1"/>
+      <w:numFmt w:val="bullet"/>
+      <w:lvlText w:val=""/>
+      <w:lvlJc w:val="left"/>
+      <w:pPr>
+        <w:tabs>
+          <w:tab w:val="num" w:pos="3600"/>
+        </w:tabs>
+        <w:ind w:left="3600" w:hanging="360"/>
+      </w:pPr>
+      <w:rPr>
+        <w:rFonts w:ascii="Wingdings" w:hAnsi="Wingdings" w:hint="default"/>
+        <w:sz w:val="20"/>
+      </w:rPr>
+    </w:lvl>
+    <w:lvl w:ilvl="5" w:tentative="1">
+      <w:start w:val="1"/>
+      <w:numFmt w:val="bullet"/>
+      <w:lvlText w:val=""/>
+      <w:lvlJc w:val="left"/>
+      <w:pPr>
+        <w:tabs>
+          <w:tab w:val="num" w:pos="4320"/>
+        </w:tabs>
+        <w:ind w:left="4320" w:hanging="360"/>
+      </w:pPr>
+      <w:rPr>
+        <w:rFonts w:ascii="Wingdings" w:hAnsi="Wingdings" w:hint="default"/>
+        <w:sz w:val="20"/>
+      </w:rPr>
+    </w:lvl>
+    <w:lvl w:ilvl="6" w:tentative="1">
+      <w:start w:val="1"/>
+      <w:numFmt w:val="bullet"/>
+      <w:lvlText w:val=""/>
+      <w:lvlJc w:val="left"/>
+      <w:pPr>
+        <w:tabs>
+          <w:tab w:val="num" w:pos="5040"/>
+        </w:tabs>
+        <w:ind w:left="5040" w:hanging="360"/>
+      </w:pPr>
+      <w:rPr>
+        <w:rFonts w:ascii="Wingdings" w:hAnsi="Wingdings" w:hint="default"/>
+        <w:sz w:val="20"/>
+      </w:rPr>
+    </w:lvl>
+    <w:lvl w:ilvl="7" w:tentative="1">
+      <w:start w:val="1"/>
+      <w:numFmt w:val="bullet"/>
+      <w:lvlText w:val=""/>
+      <w:lvlJc w:val="left"/>
+      <w:pPr>
+        <w:tabs>
+          <w:tab w:val="num" w:pos="5760"/>
+        </w:tabs>
+        <w:ind w:left="5760" w:hanging="360"/>
+      </w:pPr>
+      <w:rPr>
+        <w:rFonts w:ascii="Wingdings" w:hAnsi="Wingdings" w:hint="default"/>
+        <w:sz w:val="20"/>
+      </w:rPr>
+    </w:lvl>
+    <w:lvl w:ilvl="8" w:tentative="1">
+      <w:start w:val="1"/>
+      <w:numFmt w:val="bullet"/>
+      <w:lvlText w:val=""/>
+      <w:lvlJc w:val="left"/>
+      <w:pPr>
+        <w:tabs>
+          <w:tab w:val="num" w:pos="6480"/>
+        </w:tabs>
+        <w:ind w:left="6480" w:hanging="360"/>
+      </w:pPr>
+      <w:rPr>
+        <w:rFonts w:ascii="Wingdings" w:hAnsi="Wingdings" w:hint="default"/>
+        <w:sz w:val="20"/>
+      </w:rPr>
+    </w:lvl>
+  </w:abstractNum>
+  <w:abstractNum w:abstractNumId="42" w15:restartNumberingAfterBreak="0">
+    <w:nsid w:val="7F3A18F6"/>
+    <w:multiLevelType w:val="multilevel"/>
+    <w:tmpl w:val="B5AE60FA"/>
+    <w:lvl w:ilvl="0">
+      <w:start w:val="1"/>
+      <w:numFmt w:val="bullet"/>
+      <w:lvlText w:val=""/>
+      <w:lvlJc w:val="left"/>
+      <w:pPr>
+        <w:tabs>
+          <w:tab w:val="num" w:pos="720"/>
+        </w:tabs>
+        <w:ind w:left="720" w:hanging="360"/>
+      </w:pPr>
+      <w:rPr>
+        <w:rFonts w:ascii="Wingdings" w:hAnsi="Wingdings" w:hint="default"/>
+        <w:sz w:val="20"/>
+      </w:rPr>
+    </w:lvl>
+    <w:lvl w:ilvl="1" w:tentative="1">
+      <w:start w:val="1"/>
+      <w:numFmt w:val="bullet"/>
+      <w:lvlText w:val="o"/>
+      <w:lvlJc w:val="left"/>
+      <w:pPr>
+        <w:tabs>
+          <w:tab w:val="num" w:pos="1440"/>
+        </w:tabs>
+        <w:ind w:left="1440" w:hanging="360"/>
+      </w:pPr>
+      <w:rPr>
+        <w:rFonts w:ascii="Courier New" w:hAnsi="Courier New" w:hint="default"/>
+        <w:sz w:val="20"/>
+      </w:rPr>
+    </w:lvl>
+    <w:lvl w:ilvl="2" w:tentative="1">
+      <w:start w:val="1"/>
+      <w:numFmt w:val="bullet"/>
+      <w:lvlText w:val=""/>
+      <w:lvlJc w:val="left"/>
+      <w:pPr>
+        <w:tabs>
+          <w:tab w:val="num" w:pos="2160"/>
+        </w:tabs>
+        <w:ind w:left="2160" w:hanging="360"/>
+      </w:pPr>
+      <w:rPr>
+        <w:rFonts w:ascii="Wingdings" w:hAnsi="Wingdings" w:hint="default"/>
+        <w:sz w:val="20"/>
+      </w:rPr>
+    </w:lvl>
+    <w:lvl w:ilvl="3" w:tentative="1">
+      <w:start w:val="1"/>
+      <w:numFmt w:val="bullet"/>
+      <w:lvlText w:val=""/>
+      <w:lvlJc w:val="left"/>
+      <w:pPr>
+        <w:tabs>
+          <w:tab w:val="num" w:pos="2880"/>
+        </w:tabs>
+        <w:ind w:left="2880" w:hanging="360"/>
+      </w:pPr>
+      <w:rPr>
+        <w:rFonts w:ascii="Wingdings" w:hAnsi="Wingdings" w:hint="default"/>
+        <w:sz w:val="20"/>
+      </w:rPr>
+    </w:lvl>
+    <w:lvl w:ilvl="4" w:tentative="1">
+      <w:start w:val="1"/>
+      <w:numFmt w:val="bullet"/>
+      <w:lvlText w:val=""/>
+      <w:lvlJc w:val="left"/>
+      <w:pPr>
+        <w:tabs>
+          <w:tab w:val="num" w:pos="3600"/>
+        </w:tabs>
+        <w:ind w:left="3600" w:hanging="360"/>
+      </w:pPr>
+      <w:rPr>
+        <w:rFonts w:ascii="Wingdings" w:hAnsi="Wingdings" w:hint="default"/>
+        <w:sz w:val="20"/>
+      </w:rPr>
+    </w:lvl>
+    <w:lvl w:ilvl="5" w:tentative="1">
+      <w:start w:val="1"/>
+      <w:numFmt w:val="bullet"/>
+      <w:lvlText w:val=""/>
+      <w:lvlJc w:val="left"/>
+      <w:pPr>
+        <w:tabs>
+          <w:tab w:val="num" w:pos="4320"/>
+        </w:tabs>
+        <w:ind w:left="4320" w:hanging="360"/>
+      </w:pPr>
+      <w:rPr>
+        <w:rFonts w:ascii="Wingdings" w:hAnsi="Wingdings" w:hint="default"/>
+        <w:sz w:val="20"/>
+      </w:rPr>
+    </w:lvl>
+    <w:lvl w:ilvl="6" w:tentative="1">
+      <w:start w:val="1"/>
+      <w:numFmt w:val="bullet"/>
+      <w:lvlText w:val=""/>
+      <w:lvlJc w:val="left"/>
+      <w:pPr>
+        <w:tabs>
+          <w:tab w:val="num" w:pos="5040"/>
+        </w:tabs>
+        <w:ind w:left="5040" w:hanging="360"/>
+      </w:pPr>
+      <w:rPr>
+        <w:rFonts w:ascii="Wingdings" w:hAnsi="Wingdings" w:hint="default"/>
+        <w:sz w:val="20"/>
+      </w:rPr>
+    </w:lvl>
+    <w:lvl w:ilvl="7" w:tentative="1">
+      <w:start w:val="1"/>
+      <w:numFmt w:val="bullet"/>
+      <w:lvlText w:val=""/>
+      <w:lvlJc w:val="left"/>
+      <w:pPr>
+        <w:tabs>
+          <w:tab w:val="num" w:pos="5760"/>
+        </w:tabs>
+        <w:ind w:left="5760" w:hanging="360"/>
+      </w:pPr>
+      <w:rPr>
+        <w:rFonts w:ascii="Wingdings" w:hAnsi="Wingdings" w:hint="default"/>
+        <w:sz w:val="20"/>
+      </w:rPr>
+    </w:lvl>
+    <w:lvl w:ilvl="8" w:tentative="1">
+      <w:start w:val="1"/>
+      <w:numFmt w:val="bullet"/>
+      <w:lvlText w:val=""/>
+      <w:lvlJc w:val="left"/>
+      <w:pPr>
+        <w:tabs>
+          <w:tab w:val="num" w:pos="6480"/>
+        </w:tabs>
+        <w:ind w:left="6480" w:hanging="360"/>
+      </w:pPr>
+      <w:rPr>
+        <w:rFonts w:ascii="Wingdings" w:hAnsi="Wingdings" w:hint="default"/>
+        <w:sz w:val="20"/>
+      </w:rPr>
+    </w:lvl>
+  </w:abstractNum>
   <w:num w:numId="1" w16cid:durableId="247351447">
+    <w:abstractNumId w:val="40"/>
+  </w:num>
+  <w:num w:numId="2" w16cid:durableId="1180003798">
+    <w:abstractNumId w:val="8"/>
+  </w:num>
+  <w:num w:numId="3" w16cid:durableId="566645670">
+    <w:abstractNumId w:val="37"/>
+  </w:num>
+  <w:num w:numId="4" w16cid:durableId="971129713">
+    <w:abstractNumId w:val="22"/>
+  </w:num>
+  <w:num w:numId="5" w16cid:durableId="1484001292">
+    <w:abstractNumId w:val="6"/>
+  </w:num>
+  <w:num w:numId="6" w16cid:durableId="1918324233">
+    <w:abstractNumId w:val="23"/>
+  </w:num>
+  <w:num w:numId="7" w16cid:durableId="1943174995">
+    <w:abstractNumId w:val="39"/>
+  </w:num>
+  <w:num w:numId="8" w16cid:durableId="410810675">
+    <w:abstractNumId w:val="25"/>
+  </w:num>
+  <w:num w:numId="9" w16cid:durableId="1244291668">
+    <w:abstractNumId w:val="31"/>
+  </w:num>
+  <w:num w:numId="10" w16cid:durableId="1302879258">
+    <w:abstractNumId w:val="3"/>
+  </w:num>
+  <w:num w:numId="11" w16cid:durableId="180972586">
+    <w:abstractNumId w:val="21"/>
+  </w:num>
+  <w:num w:numId="12" w16cid:durableId="873156704">
+    <w:abstractNumId w:val="36"/>
+  </w:num>
+  <w:num w:numId="13" w16cid:durableId="885063681">
+    <w:abstractNumId w:val="12"/>
+  </w:num>
+  <w:num w:numId="14" w16cid:durableId="1311055841">
+    <w:abstractNumId w:val="24"/>
+  </w:num>
+  <w:num w:numId="15" w16cid:durableId="992372430">
+    <w:abstractNumId w:val="15"/>
+  </w:num>
+  <w:num w:numId="16" w16cid:durableId="1924071636">
+    <w:abstractNumId w:val="38"/>
+  </w:num>
+  <w:num w:numId="17" w16cid:durableId="220871717">
+    <w:abstractNumId w:val="34"/>
+  </w:num>
+  <w:num w:numId="18" w16cid:durableId="2120443989">
+    <w:abstractNumId w:val="14"/>
+  </w:num>
+  <w:num w:numId="19" w16cid:durableId="480731354">
+    <w:abstractNumId w:val="27"/>
+  </w:num>
+  <w:num w:numId="20" w16cid:durableId="75326568">
+    <w:abstractNumId w:val="18"/>
+  </w:num>
+  <w:num w:numId="21" w16cid:durableId="1116484334">
+    <w:abstractNumId w:val="11"/>
+  </w:num>
+  <w:num w:numId="22" w16cid:durableId="1273322152">
+    <w:abstractNumId w:val="17"/>
+  </w:num>
+  <w:num w:numId="23" w16cid:durableId="1116025311">
+    <w:abstractNumId w:val="1"/>
+  </w:num>
+  <w:num w:numId="24" w16cid:durableId="1261909350">
+    <w:abstractNumId w:val="41"/>
+  </w:num>
+  <w:num w:numId="25" w16cid:durableId="1450053531">
+    <w:abstractNumId w:val="33"/>
+  </w:num>
+  <w:num w:numId="26" w16cid:durableId="1326207141">
+    <w:abstractNumId w:val="32"/>
+  </w:num>
+  <w:num w:numId="27" w16cid:durableId="1246232878">
+    <w:abstractNumId w:val="0"/>
+  </w:num>
+  <w:num w:numId="28" w16cid:durableId="2087024130">
+    <w:abstractNumId w:val="4"/>
+  </w:num>
+  <w:num w:numId="29" w16cid:durableId="776171191">
+    <w:abstractNumId w:val="7"/>
+  </w:num>
+  <w:num w:numId="30" w16cid:durableId="839153374">
+    <w:abstractNumId w:val="29"/>
+  </w:num>
+  <w:num w:numId="31" w16cid:durableId="1134324211">
+    <w:abstractNumId w:val="35"/>
+  </w:num>
+  <w:num w:numId="32" w16cid:durableId="2021737868">
+    <w:abstractNumId w:val="9"/>
+  </w:num>
+  <w:num w:numId="33" w16cid:durableId="1476021358">
+    <w:abstractNumId w:val="42"/>
+  </w:num>
+  <w:num w:numId="34" w16cid:durableId="187717674">
+    <w:abstractNumId w:val="2"/>
+  </w:num>
+  <w:num w:numId="35" w16cid:durableId="1081174292">
+    <w:abstractNumId w:val="5"/>
+  </w:num>
+  <w:num w:numId="36" w16cid:durableId="579363741">
+    <w:abstractNumId w:val="28"/>
+  </w:num>
+  <w:num w:numId="37" w16cid:durableId="574047251">
+    <w:abstractNumId w:val="20"/>
+  </w:num>
+  <w:num w:numId="38" w16cid:durableId="151457821">
+    <w:abstractNumId w:val="13"/>
+  </w:num>
+  <w:num w:numId="39" w16cid:durableId="447547294">
+    <w:abstractNumId w:val="10"/>
+  </w:num>
+  <w:num w:numId="40" w16cid:durableId="1284965497">
     <w:abstractNumId w:val="19"/>
   </w:num>
-  <w:num w:numId="2" w16cid:durableId="1180003798">
-    <w:abstractNumId w:val="2"/>
+  <w:num w:numId="41" w16cid:durableId="1216893110">
+    <w:abstractNumId w:val="26"/>
   </w:num>
-  <w:num w:numId="3" w16cid:durableId="566645670">
+  <w:num w:numId="42" w16cid:durableId="1829250748">
     <w:abstractNumId w:val="16"/>
   </w:num>
-  <w:num w:numId="4" w16cid:durableId="971129713">
-    <w:abstractNumId w:val="8"/>
-  </w:num>
-  <w:num w:numId="5" w16cid:durableId="1484001292">
-    <w:abstractNumId w:val="1"/>
-  </w:num>
-  <w:num w:numId="6" w16cid:durableId="1918324233">
-    <w:abstractNumId w:val="9"/>
-  </w:num>
-  <w:num w:numId="7" w16cid:durableId="1943174995">
-    <w:abstractNumId w:val="18"/>
-  </w:num>
-  <w:num w:numId="8" w16cid:durableId="410810675">
-    <w:abstractNumId w:val="11"/>
-  </w:num>
-  <w:num w:numId="9" w16cid:durableId="1244291668">
-    <w:abstractNumId w:val="13"/>
-  </w:num>
-  <w:num w:numId="10" w16cid:durableId="1302879258">
-    <w:abstractNumId w:val="0"/>
-  </w:num>
-  <w:num w:numId="11" w16cid:durableId="180972586">
-    <w:abstractNumId w:val="7"/>
-  </w:num>
-  <w:num w:numId="12" w16cid:durableId="873156704">
-    <w:abstractNumId w:val="15"/>
-  </w:num>
-  <w:num w:numId="13" w16cid:durableId="885063681">
-    <w:abstractNumId w:val="3"/>
-  </w:num>
-  <w:num w:numId="14" w16cid:durableId="1311055841">
-    <w:abstractNumId w:val="10"/>
-  </w:num>
-  <w:num w:numId="15" w16cid:durableId="992372430">
-    <w:abstractNumId w:val="5"/>
-  </w:num>
-  <w:num w:numId="16" w16cid:durableId="1924071636">
-    <w:abstractNumId w:val="17"/>
-  </w:num>
-  <w:num w:numId="17" w16cid:durableId="220871717">
-    <w:abstractNumId w:val="14"/>
-  </w:num>
-  <w:num w:numId="18" w16cid:durableId="2120443989">
-    <w:abstractNumId w:val="4"/>
-  </w:num>
-  <w:num w:numId="19" w16cid:durableId="480731354">
-    <w:abstractNumId w:val="12"/>
-  </w:num>
-  <w:num w:numId="20" w16cid:durableId="75326568">
-    <w:abstractNumId w:val="6"/>
+  <w:num w:numId="43" w16cid:durableId="641158945">
+    <w:abstractNumId w:val="30"/>
   </w:num>
 </w:numbering>
 </file>
